--- a/Linux/concepts/LPIC-3/security/331.docx
+++ b/Linux/concepts/LPIC-3/security/331.docx
@@ -2,4976 +2,6 @@
 <file path=word/document.xml><?xml version="1.0" encoding="utf-8"?>
 <w:document xmlns:wpc="http://schemas.microsoft.com/office/word/2010/wordprocessingCanvas" xmlns:cx="http://schemas.microsoft.com/office/drawing/2014/chartex" xmlns:cx1="http://schemas.microsoft.com/office/drawing/2015/9/8/chartex" xmlns:cx2="http://schemas.microsoft.com/office/drawing/2015/10/21/chartex" xmlns:cx3="http://schemas.microsoft.com/office/drawing/2016/5/9/chartex" xmlns:cx4="http://schemas.microsoft.com/office/drawing/2016/5/10/chartex" xmlns:cx5="http://schemas.microsoft.com/office/drawing/2016/5/11/chartex" xmlns:cx6="http://schemas.microsoft.com/office/drawing/2016/5/12/chartex" xmlns:cx7="http://schemas.microsoft.com/office/drawing/2016/5/13/chartex" xmlns:cx8="http://schemas.microsoft.com/office/drawing/2016/5/14/chartex" xmlns:mc="http://schemas.openxmlformats.org/markup-compatibility/2006" xmlns:aink="http://schemas.microsoft.com/office/drawing/2016/ink" xmlns:am3d="http://schemas.microsoft.com/office/drawing/2017/model3d" xmlns:o="urn:schemas-microsoft-com:office:office" xmlns:oel="http://schemas.microsoft.com/office/2019/extlst" xmlns:r="http://schemas.openxmlformats.org/officeDocument/2006/relationships" xmlns:m="http://schemas.openxmlformats.org/officeDocument/2006/math" xmlns:v="urn:schemas-microsoft-com:vml" xmlns:wp14="http://schemas.microsoft.com/office/word/2010/wordprocessingDrawing" xmlns:wp="http://schemas.openxmlformats.org/drawingml/2006/wordprocessingDrawing" xmlns:w10="urn:schemas-microsoft-com:office:word" xmlns:w="http://schemas.openxmlformats.org/wordprocessingml/2006/main" xmlns:w14="http://schemas.microsoft.com/office/word/2010/wordml" xmlns:w15="http://schemas.microsoft.com/office/word/2012/wordml" xmlns:w16cex="http://schemas.microsoft.com/office/word/2018/wordml/cex" xmlns:w16cid="http://schemas.microsoft.com/office/word/2016/wordml/cid" xmlns:w16="http://schemas.microsoft.com/office/word/2018/wordml" xmlns:w16du="http://schemas.microsoft.com/office/word/2023/wordml/word16du" xmlns:w16sdtdh="http://schemas.microsoft.com/office/word/2020/wordml/sdtdatahash" xmlns:w16sdtfl="http://schemas.microsoft.com/office/word/2024/wordml/sdtformatlock" xmlns:w16se="http://schemas.microsoft.com/office/word/2015/wordml/symex" xmlns:wpg="http://schemas.microsoft.com/office/word/2010/wordprocessingGroup" xmlns:wpi="http://schemas.microsoft.com/office/word/2010/wordprocessingInk" xmlns:wne="http://schemas.microsoft.com/office/word/2006/wordml" xmlns:wps="http://schemas.microsoft.com/office/word/2010/wordprocessingShape" mc:Ignorable="w14 w15 w16se w16cid w16 w16cex w16sdtdh w16sdtfl w16du wp14">
   <w:body>
-    <w:p>
-      <w:pPr>
-        <w:spacing w:after="100"/>
-        <w:jc w:val="both"/>
-        <w:rPr>
-          <w:rFonts w:asciiTheme="majorBidi" w:hAnsiTheme="majorBidi" w:cstheme="majorBidi"/>
-          <w:b/>
-          <w:bCs/>
-          <w:sz w:val="36"/>
-          <w:szCs w:val="36"/>
-        </w:rPr>
-      </w:pPr>
-      <w:r>
-        <w:rPr>
-          <w:rFonts w:asciiTheme="majorBidi" w:hAnsiTheme="majorBidi" w:cstheme="majorBidi"/>
-          <w:b/>
-          <w:bCs/>
-          <w:sz w:val="36"/>
-          <w:szCs w:val="36"/>
-        </w:rPr>
-        <w:t>Security Triangle (CIA Triad)</w:t>
-      </w:r>
-    </w:p>
-    <w:p>
-      <w:pPr>
-        <w:spacing w:after="80"/>
-        <w:jc w:val="both"/>
-        <w:rPr>
-          <w:rFonts w:asciiTheme="majorBidi" w:hAnsiTheme="majorBidi" w:cstheme="majorBidi"/>
-          <w:sz w:val="28"/>
-          <w:szCs w:val="28"/>
-        </w:rPr>
-      </w:pPr>
-      <w:r>
-        <w:rPr>
-          <w:rFonts w:asciiTheme="majorBidi" w:hAnsiTheme="majorBidi" w:cstheme="majorBidi"/>
-          <w:sz w:val="28"/>
-          <w:szCs w:val="28"/>
-        </w:rPr>
-        <w:t>The CIA Triad is the foundation of information security. Every security control, policy, technology, or practice is designed to protect one or more of these three principles:</w:t>
-      </w:r>
-    </w:p>
-    <w:p>
-      <w:pPr>
-        <w:pStyle w:val="ListParagraph"/>
-        <w:numPr>
-          <w:ilvl w:val="0"/>
-          <w:numId w:val="1"/>
-        </w:numPr>
-        <w:ind w:left="360"/>
-        <w:jc w:val="both"/>
-        <w:rPr>
-          <w:rFonts w:asciiTheme="majorBidi" w:hAnsiTheme="majorBidi" w:cstheme="majorBidi"/>
-          <w:b/>
-          <w:bCs/>
-          <w:sz w:val="28"/>
-          <w:szCs w:val="28"/>
-        </w:rPr>
-      </w:pPr>
-      <w:r>
-        <w:rPr>
-          <w:rFonts w:asciiTheme="majorBidi" w:hAnsiTheme="majorBidi" w:cstheme="majorBidi"/>
-          <w:b/>
-          <w:bCs/>
-          <w:sz w:val="28"/>
-          <w:szCs w:val="28"/>
-        </w:rPr>
-        <w:t>Confidentiality</w:t>
-      </w:r>
-    </w:p>
-    <w:p>
-      <w:pPr>
-        <w:pStyle w:val="ListParagraph"/>
-        <w:numPr>
-          <w:ilvl w:val="0"/>
-          <w:numId w:val="1"/>
-        </w:numPr>
-        <w:ind w:left="360"/>
-        <w:jc w:val="both"/>
-        <w:rPr>
-          <w:rFonts w:asciiTheme="majorBidi" w:hAnsiTheme="majorBidi" w:cstheme="majorBidi"/>
-          <w:b/>
-          <w:bCs/>
-          <w:sz w:val="28"/>
-          <w:szCs w:val="28"/>
-        </w:rPr>
-      </w:pPr>
-      <w:r>
-        <w:rPr>
-          <w:rFonts w:asciiTheme="majorBidi" w:hAnsiTheme="majorBidi" w:cstheme="majorBidi"/>
-          <w:b/>
-          <w:bCs/>
-          <w:sz w:val="28"/>
-          <w:szCs w:val="28"/>
-        </w:rPr>
-        <w:t>Integrity</w:t>
-      </w:r>
-    </w:p>
-    <w:p>
-      <w:pPr>
-        <w:pStyle w:val="ListParagraph"/>
-        <w:numPr>
-          <w:ilvl w:val="0"/>
-          <w:numId w:val="1"/>
-        </w:numPr>
-        <w:spacing w:after="80"/>
-        <w:ind w:left="360"/>
-        <w:jc w:val="both"/>
-        <w:rPr>
-          <w:rFonts w:asciiTheme="majorBidi" w:hAnsiTheme="majorBidi" w:cstheme="majorBidi"/>
-          <w:b/>
-          <w:bCs/>
-          <w:sz w:val="28"/>
-          <w:szCs w:val="28"/>
-        </w:rPr>
-      </w:pPr>
-      <w:r>
-        <w:rPr>
-          <w:rFonts w:asciiTheme="majorBidi" w:hAnsiTheme="majorBidi" w:cstheme="majorBidi"/>
-          <w:b/>
-          <w:bCs/>
-          <w:sz w:val="28"/>
-          <w:szCs w:val="28"/>
-        </w:rPr>
-        <w:t>Availability</w:t>
-      </w:r>
-    </w:p>
-    <w:p>
-      <w:pPr>
-        <w:spacing w:after="80"/>
-        <w:jc w:val="both"/>
-        <w:rPr>
-          <w:rFonts w:asciiTheme="majorBidi" w:hAnsiTheme="majorBidi" w:cstheme="majorBidi"/>
-          <w:sz w:val="28"/>
-          <w:szCs w:val="28"/>
-        </w:rPr>
-      </w:pPr>
-      <w:r>
-        <w:rPr>
-          <w:rFonts w:asciiTheme="majorBidi" w:hAnsiTheme="majorBidi" w:cstheme="majorBidi"/>
-          <w:sz w:val="28"/>
-          <w:szCs w:val="28"/>
-        </w:rPr>
-        <w:t>Whenever you evaluate the security of a system, you should ask three questions:</w:t>
-      </w:r>
-    </w:p>
-    <w:p>
-      <w:pPr>
-        <w:pStyle w:val="ListParagraph"/>
-        <w:numPr>
-          <w:ilvl w:val="0"/>
-          <w:numId w:val="2"/>
-        </w:numPr>
-        <w:ind w:left="360"/>
-        <w:jc w:val="both"/>
-        <w:rPr>
-          <w:rFonts w:asciiTheme="majorBidi" w:hAnsiTheme="majorBidi" w:cstheme="majorBidi"/>
-          <w:sz w:val="28"/>
-          <w:szCs w:val="28"/>
-        </w:rPr>
-      </w:pPr>
-      <w:r>
-        <w:rPr>
-          <w:rFonts w:asciiTheme="majorBidi" w:hAnsiTheme="majorBidi" w:cstheme="majorBidi"/>
-          <w:sz w:val="28"/>
-          <w:szCs w:val="28"/>
-        </w:rPr>
-        <w:t>Can unauthorized people access the data? (</w:t>
-      </w:r>
-      <w:r>
-        <w:rPr>
-          <w:rFonts w:asciiTheme="majorBidi" w:hAnsiTheme="majorBidi" w:cstheme="majorBidi"/>
-          <w:b/>
-          <w:bCs/>
-          <w:sz w:val="28"/>
-          <w:szCs w:val="28"/>
-        </w:rPr>
-        <w:t>Confidentiality</w:t>
-      </w:r>
-      <w:r>
-        <w:rPr>
-          <w:rFonts w:asciiTheme="majorBidi" w:hAnsiTheme="majorBidi" w:cstheme="majorBidi"/>
-          <w:sz w:val="28"/>
-          <w:szCs w:val="28"/>
-        </w:rPr>
-        <w:t>)</w:t>
-      </w:r>
-    </w:p>
-    <w:p>
-      <w:pPr>
-        <w:pStyle w:val="ListParagraph"/>
-        <w:numPr>
-          <w:ilvl w:val="0"/>
-          <w:numId w:val="2"/>
-        </w:numPr>
-        <w:ind w:left="360"/>
-        <w:jc w:val="both"/>
-        <w:rPr>
-          <w:rFonts w:asciiTheme="majorBidi" w:hAnsiTheme="majorBidi" w:cstheme="majorBidi"/>
-          <w:sz w:val="28"/>
-          <w:szCs w:val="28"/>
-        </w:rPr>
-      </w:pPr>
-      <w:r>
-        <w:rPr>
-          <w:rFonts w:asciiTheme="majorBidi" w:hAnsiTheme="majorBidi" w:cstheme="majorBidi"/>
-          <w:sz w:val="28"/>
-          <w:szCs w:val="28"/>
-        </w:rPr>
-        <w:t>Can someone modify the data without permission? (</w:t>
-      </w:r>
-      <w:r>
-        <w:rPr>
-          <w:rFonts w:asciiTheme="majorBidi" w:hAnsiTheme="majorBidi" w:cstheme="majorBidi"/>
-          <w:b/>
-          <w:bCs/>
-          <w:sz w:val="28"/>
-          <w:szCs w:val="28"/>
-        </w:rPr>
-        <w:t>Integrity</w:t>
-      </w:r>
-      <w:r>
-        <w:rPr>
-          <w:rFonts w:asciiTheme="majorBidi" w:hAnsiTheme="majorBidi" w:cstheme="majorBidi"/>
-          <w:sz w:val="28"/>
-          <w:szCs w:val="28"/>
-        </w:rPr>
-        <w:t>)</w:t>
-      </w:r>
-    </w:p>
-    <w:p>
-      <w:pPr>
-        <w:pStyle w:val="ListParagraph"/>
-        <w:numPr>
-          <w:ilvl w:val="0"/>
-          <w:numId w:val="2"/>
-        </w:numPr>
-        <w:spacing w:after="80"/>
-        <w:ind w:left="360"/>
-        <w:jc w:val="both"/>
-        <w:rPr>
-          <w:rFonts w:asciiTheme="majorBidi" w:hAnsiTheme="majorBidi" w:cstheme="majorBidi"/>
-          <w:sz w:val="28"/>
-          <w:szCs w:val="28"/>
-        </w:rPr>
-      </w:pPr>
-      <w:r>
-        <w:rPr>
-          <w:rFonts w:asciiTheme="majorBidi" w:hAnsiTheme="majorBidi" w:cstheme="majorBidi"/>
-          <w:sz w:val="28"/>
-          <w:szCs w:val="28"/>
-        </w:rPr>
-        <w:t>Can authorized users access the data when needed? (</w:t>
-      </w:r>
-      <w:r>
-        <w:rPr>
-          <w:rFonts w:asciiTheme="majorBidi" w:hAnsiTheme="majorBidi" w:cstheme="majorBidi"/>
-          <w:b/>
-          <w:bCs/>
-          <w:sz w:val="28"/>
-          <w:szCs w:val="28"/>
-        </w:rPr>
-        <w:t>Availability</w:t>
-      </w:r>
-      <w:r>
-        <w:rPr>
-          <w:rFonts w:asciiTheme="majorBidi" w:hAnsiTheme="majorBidi" w:cstheme="majorBidi"/>
-          <w:sz w:val="28"/>
-          <w:szCs w:val="28"/>
-        </w:rPr>
-        <w:t>)</w:t>
-      </w:r>
-    </w:p>
-    <w:p>
-      <w:pPr>
-        <w:spacing w:after="120"/>
-        <w:jc w:val="both"/>
-        <w:rPr>
-          <w:rFonts w:asciiTheme="majorBidi" w:hAnsiTheme="majorBidi" w:cstheme="majorBidi"/>
-          <w:sz w:val="28"/>
-          <w:szCs w:val="28"/>
-        </w:rPr>
-      </w:pPr>
-      <w:r>
-        <w:rPr>
-          <w:rFonts w:asciiTheme="majorBidi" w:hAnsiTheme="majorBidi" w:cstheme="majorBidi"/>
-          <w:sz w:val="28"/>
-          <w:szCs w:val="28"/>
-        </w:rPr>
-        <w:t>These three principles often compete with one another. Improving one can sometimes reduce another. A good security design balances all three according to the organization's requirements.</w:t>
-      </w:r>
-    </w:p>
-    <w:p>
-      <w:pPr>
-        <w:spacing w:after="80"/>
-        <w:jc w:val="both"/>
-        <w:rPr>
-          <w:rFonts w:asciiTheme="majorBidi" w:hAnsiTheme="majorBidi" w:cstheme="majorBidi"/>
-          <w:sz w:val="28"/>
-          <w:szCs w:val="28"/>
-        </w:rPr>
-      </w:pPr>
-      <w:r>
-        <w:rPr>
-          <w:rFonts w:asciiTheme="majorBidi" w:hAnsiTheme="majorBidi" w:cstheme="majorBidi"/>
-          <w:sz w:val="28"/>
-          <w:szCs w:val="28"/>
-        </w:rPr>
-        <w:t>The CIA Triad is a security model that defines the three primary objectives of information security. It serves as a framework for designing, evaluating, and maintaining secure systems.</w:t>
-      </w:r>
-      <w:r>
-        <w:rPr>
-          <w:rFonts w:asciiTheme="majorBidi" w:hAnsiTheme="majorBidi" w:cstheme="majorBidi"/>
-          <w:sz w:val="28"/>
-          <w:szCs w:val="28"/>
-        </w:rPr>
-        <w:t xml:space="preserve"> </w:t>
-      </w:r>
-      <w:r>
-        <w:rPr>
-          <w:rFonts w:asciiTheme="majorBidi" w:hAnsiTheme="majorBidi" w:cstheme="majorBidi"/>
-          <w:sz w:val="28"/>
-          <w:szCs w:val="28"/>
-        </w:rPr>
-        <w:t>It is not a technology or protocol; rather, it is a conceptual model used throughout cybersecurity, network security, Linux security, cloud security, DevOps, and compliance frameworks such as ISO 27001, NIST, PCI DSS, and HIPAA.</w:t>
-      </w:r>
-    </w:p>
-    <w:p>
-      <w:pPr>
-        <w:spacing w:after="80"/>
-        <w:jc w:val="both"/>
-        <w:rPr>
-          <w:rFonts w:asciiTheme="majorBidi" w:hAnsiTheme="majorBidi" w:cstheme="majorBidi"/>
-          <w:sz w:val="28"/>
-          <w:szCs w:val="28"/>
-        </w:rPr>
-      </w:pPr>
-      <w:r>
-        <w:rPr>
-          <w:rFonts w:asciiTheme="majorBidi" w:hAnsiTheme="majorBidi" w:cstheme="majorBidi"/>
-          <w:sz w:val="28"/>
-          <w:szCs w:val="28"/>
-        </w:rPr>
-        <w:t>For example, imagine a web server:</w:t>
-      </w:r>
-    </w:p>
-    <w:p>
-      <w:pPr>
-        <w:pStyle w:val="ListParagraph"/>
-        <w:numPr>
-          <w:ilvl w:val="0"/>
-          <w:numId w:val="3"/>
-        </w:numPr>
-        <w:ind w:left="360"/>
-        <w:jc w:val="both"/>
-        <w:rPr>
-          <w:rFonts w:asciiTheme="majorBidi" w:hAnsiTheme="majorBidi" w:cstheme="majorBidi"/>
-          <w:sz w:val="28"/>
-          <w:szCs w:val="28"/>
-        </w:rPr>
-      </w:pPr>
-      <w:r>
-        <w:rPr>
-          <w:rFonts w:asciiTheme="majorBidi" w:hAnsiTheme="majorBidi" w:cstheme="majorBidi"/>
-          <w:sz w:val="28"/>
-          <w:szCs w:val="28"/>
-        </w:rPr>
-        <w:t xml:space="preserve">If everyone on the Internet can read your customer database, the system lacks </w:t>
-      </w:r>
-      <w:r>
-        <w:rPr>
-          <w:rFonts w:asciiTheme="majorBidi" w:hAnsiTheme="majorBidi" w:cstheme="majorBidi"/>
-          <w:b/>
-          <w:bCs/>
-          <w:sz w:val="28"/>
-          <w:szCs w:val="28"/>
-        </w:rPr>
-        <w:t>confidentiality</w:t>
-      </w:r>
-      <w:r>
-        <w:rPr>
-          <w:rFonts w:asciiTheme="majorBidi" w:hAnsiTheme="majorBidi" w:cstheme="majorBidi"/>
-          <w:sz w:val="28"/>
-          <w:szCs w:val="28"/>
-        </w:rPr>
-        <w:t>.</w:t>
-      </w:r>
-    </w:p>
-    <w:p>
-      <w:pPr>
-        <w:pStyle w:val="ListParagraph"/>
-        <w:numPr>
-          <w:ilvl w:val="0"/>
-          <w:numId w:val="3"/>
-        </w:numPr>
-        <w:ind w:left="360"/>
-        <w:jc w:val="both"/>
-        <w:rPr>
-          <w:rFonts w:asciiTheme="majorBidi" w:hAnsiTheme="majorBidi" w:cstheme="majorBidi"/>
-          <w:sz w:val="28"/>
-          <w:szCs w:val="28"/>
-        </w:rPr>
-      </w:pPr>
-      <w:r>
-        <w:rPr>
-          <w:rFonts w:asciiTheme="majorBidi" w:hAnsiTheme="majorBidi" w:cstheme="majorBidi"/>
-          <w:sz w:val="28"/>
-          <w:szCs w:val="28"/>
-        </w:rPr>
-        <w:t xml:space="preserve">If attackers can modify customer balances, the system lacks </w:t>
-      </w:r>
-      <w:r>
-        <w:rPr>
-          <w:rFonts w:asciiTheme="majorBidi" w:hAnsiTheme="majorBidi" w:cstheme="majorBidi"/>
-          <w:b/>
-          <w:bCs/>
-          <w:sz w:val="28"/>
-          <w:szCs w:val="28"/>
-        </w:rPr>
-        <w:t>integrity</w:t>
-      </w:r>
-      <w:r>
-        <w:rPr>
-          <w:rFonts w:asciiTheme="majorBidi" w:hAnsiTheme="majorBidi" w:cstheme="majorBidi"/>
-          <w:sz w:val="28"/>
-          <w:szCs w:val="28"/>
-        </w:rPr>
-        <w:t>.</w:t>
-      </w:r>
-    </w:p>
-    <w:p>
-      <w:pPr>
-        <w:pStyle w:val="ListParagraph"/>
-        <w:numPr>
-          <w:ilvl w:val="0"/>
-          <w:numId w:val="3"/>
-        </w:numPr>
-        <w:spacing w:after="100"/>
-        <w:ind w:left="360"/>
-        <w:jc w:val="both"/>
-        <w:rPr>
-          <w:rFonts w:asciiTheme="majorBidi" w:hAnsiTheme="majorBidi" w:cstheme="majorBidi"/>
-          <w:sz w:val="28"/>
-          <w:szCs w:val="28"/>
-        </w:rPr>
-      </w:pPr>
-      <w:r>
-        <w:rPr>
-          <w:rFonts w:asciiTheme="majorBidi" w:hAnsiTheme="majorBidi" w:cstheme="majorBidi"/>
-          <w:sz w:val="28"/>
-          <w:szCs w:val="28"/>
-        </w:rPr>
-        <w:t xml:space="preserve">If the website is unavailable due to a DDoS attack, the system lacks </w:t>
-      </w:r>
-      <w:r>
-        <w:rPr>
-          <w:rFonts w:asciiTheme="majorBidi" w:hAnsiTheme="majorBidi" w:cstheme="majorBidi"/>
-          <w:b/>
-          <w:bCs/>
-          <w:sz w:val="28"/>
-          <w:szCs w:val="28"/>
-        </w:rPr>
-        <w:t>availability</w:t>
-      </w:r>
-      <w:r>
-        <w:rPr>
-          <w:rFonts w:asciiTheme="majorBidi" w:hAnsiTheme="majorBidi" w:cstheme="majorBidi"/>
-          <w:sz w:val="28"/>
-          <w:szCs w:val="28"/>
-        </w:rPr>
-        <w:t>.</w:t>
-      </w:r>
-    </w:p>
-    <w:p>
-      <w:pPr>
-        <w:spacing w:after="80"/>
-        <w:jc w:val="both"/>
-        <w:rPr>
-          <w:rFonts w:asciiTheme="majorBidi" w:hAnsiTheme="majorBidi" w:cstheme="majorBidi"/>
-          <w:b/>
-          <w:bCs/>
-          <w:sz w:val="28"/>
-          <w:szCs w:val="28"/>
-        </w:rPr>
-      </w:pPr>
-      <w:r>
-        <w:rPr>
-          <w:rFonts w:asciiTheme="majorBidi" w:hAnsiTheme="majorBidi" w:cstheme="majorBidi"/>
-          <w:b/>
-          <w:bCs/>
-          <w:sz w:val="28"/>
-          <w:szCs w:val="28"/>
-        </w:rPr>
-        <w:t>The Three Principles</w:t>
-      </w:r>
-      <w:r>
-        <w:rPr>
-          <w:rFonts w:asciiTheme="majorBidi" w:hAnsiTheme="majorBidi" w:cstheme="majorBidi"/>
-          <w:b/>
-          <w:bCs/>
-          <w:sz w:val="28"/>
-          <w:szCs w:val="28"/>
-        </w:rPr>
-        <w:t>:</w:t>
-      </w:r>
-    </w:p>
-    <w:p>
-      <w:pPr>
-        <w:pStyle w:val="ListParagraph"/>
-        <w:numPr>
-          <w:ilvl w:val="0"/>
-          <w:numId w:val="4"/>
-        </w:numPr>
-        <w:spacing w:after="100"/>
-        <w:ind w:left="360"/>
-        <w:jc w:val="both"/>
-        <w:rPr>
-          <w:rFonts w:asciiTheme="majorBidi" w:hAnsiTheme="majorBidi" w:cstheme="majorBidi"/>
-          <w:b/>
-          <w:bCs/>
-          <w:sz w:val="36"/>
-          <w:szCs w:val="36"/>
-        </w:rPr>
-      </w:pPr>
-      <w:r>
-        <w:rPr>
-          <w:rFonts w:asciiTheme="majorBidi" w:hAnsiTheme="majorBidi" w:cstheme="majorBidi"/>
-          <w:b/>
-          <w:bCs/>
-          <w:sz w:val="36"/>
-          <w:szCs w:val="36"/>
-        </w:rPr>
-        <w:t>Confidentiality</w:t>
-      </w:r>
-    </w:p>
-    <w:p>
-      <w:pPr>
-        <w:spacing w:after="80"/>
-        <w:ind w:left="360"/>
-        <w:jc w:val="both"/>
-        <w:rPr>
-          <w:rFonts w:asciiTheme="majorBidi" w:hAnsiTheme="majorBidi" w:cstheme="majorBidi"/>
-          <w:sz w:val="28"/>
-          <w:szCs w:val="28"/>
-        </w:rPr>
-      </w:pPr>
-      <w:r>
-        <w:rPr>
-          <w:rFonts w:asciiTheme="majorBidi" w:hAnsiTheme="majorBidi" w:cstheme="majorBidi"/>
-          <w:sz w:val="28"/>
-          <w:szCs w:val="28"/>
-        </w:rPr>
-        <w:t>Confidentiality ensures that information is accessible only to authorized users, processes, or systems.</w:t>
-      </w:r>
-      <w:r>
-        <w:rPr>
-          <w:rFonts w:asciiTheme="majorBidi" w:hAnsiTheme="majorBidi" w:cstheme="majorBidi"/>
-          <w:sz w:val="28"/>
-          <w:szCs w:val="28"/>
-        </w:rPr>
-        <w:t xml:space="preserve"> </w:t>
-      </w:r>
-      <w:r>
-        <w:rPr>
-          <w:rFonts w:asciiTheme="majorBidi" w:hAnsiTheme="majorBidi" w:cstheme="majorBidi"/>
-          <w:sz w:val="28"/>
-          <w:szCs w:val="28"/>
-        </w:rPr>
-        <w:t>The goal is to prevent unauthorized disclosure of information.</w:t>
-      </w:r>
-    </w:p>
-    <w:p>
-      <w:pPr>
-        <w:spacing w:after="60"/>
-        <w:ind w:left="360"/>
-        <w:jc w:val="both"/>
-        <w:rPr>
-          <w:rFonts w:asciiTheme="majorBidi" w:hAnsiTheme="majorBidi" w:cstheme="majorBidi"/>
-          <w:b/>
-          <w:bCs/>
-          <w:sz w:val="28"/>
-          <w:szCs w:val="28"/>
-        </w:rPr>
-      </w:pPr>
-      <w:r>
-        <w:rPr>
-          <w:rFonts w:asciiTheme="majorBidi" w:hAnsiTheme="majorBidi" w:cstheme="majorBidi"/>
-          <w:b/>
-          <w:bCs/>
-          <w:sz w:val="28"/>
-          <w:szCs w:val="28"/>
-        </w:rPr>
-        <w:t>Threats to Confidentiality</w:t>
-      </w:r>
-    </w:p>
-    <w:p>
-      <w:pPr>
-        <w:pStyle w:val="ListParagraph"/>
-        <w:numPr>
-          <w:ilvl w:val="0"/>
-          <w:numId w:val="5"/>
-        </w:numPr>
-        <w:ind w:left="720"/>
-        <w:jc w:val="both"/>
-        <w:rPr>
-          <w:rFonts w:asciiTheme="majorBidi" w:hAnsiTheme="majorBidi" w:cstheme="majorBidi"/>
-          <w:sz w:val="28"/>
-          <w:szCs w:val="28"/>
-        </w:rPr>
-      </w:pPr>
-      <w:r>
-        <w:rPr>
-          <w:rFonts w:asciiTheme="majorBidi" w:hAnsiTheme="majorBidi" w:cstheme="majorBidi"/>
-          <w:sz w:val="28"/>
-          <w:szCs w:val="28"/>
-        </w:rPr>
-        <w:t>Stolen passwords</w:t>
-      </w:r>
-    </w:p>
-    <w:p>
-      <w:pPr>
-        <w:pStyle w:val="ListParagraph"/>
-        <w:numPr>
-          <w:ilvl w:val="0"/>
-          <w:numId w:val="5"/>
-        </w:numPr>
-        <w:ind w:left="720"/>
-        <w:jc w:val="both"/>
-        <w:rPr>
-          <w:rFonts w:asciiTheme="majorBidi" w:hAnsiTheme="majorBidi" w:cstheme="majorBidi"/>
-          <w:sz w:val="28"/>
-          <w:szCs w:val="28"/>
-        </w:rPr>
-      </w:pPr>
-      <w:r>
-        <w:rPr>
-          <w:rFonts w:asciiTheme="majorBidi" w:hAnsiTheme="majorBidi" w:cstheme="majorBidi"/>
-          <w:sz w:val="28"/>
-          <w:szCs w:val="28"/>
-        </w:rPr>
-        <w:t>Data breaches</w:t>
-      </w:r>
-    </w:p>
-    <w:p>
-      <w:pPr>
-        <w:pStyle w:val="ListParagraph"/>
-        <w:numPr>
-          <w:ilvl w:val="0"/>
-          <w:numId w:val="5"/>
-        </w:numPr>
-        <w:ind w:left="720"/>
-        <w:jc w:val="both"/>
-        <w:rPr>
-          <w:rFonts w:asciiTheme="majorBidi" w:hAnsiTheme="majorBidi" w:cstheme="majorBidi"/>
-          <w:sz w:val="28"/>
-          <w:szCs w:val="28"/>
-        </w:rPr>
-      </w:pPr>
-      <w:r>
-        <w:rPr>
-          <w:rFonts w:asciiTheme="majorBidi" w:hAnsiTheme="majorBidi" w:cstheme="majorBidi"/>
-          <w:sz w:val="28"/>
-          <w:szCs w:val="28"/>
-        </w:rPr>
-        <w:t>Insider attacks</w:t>
-      </w:r>
-    </w:p>
-    <w:p>
-      <w:pPr>
-        <w:pStyle w:val="ListParagraph"/>
-        <w:numPr>
-          <w:ilvl w:val="0"/>
-          <w:numId w:val="5"/>
-        </w:numPr>
-        <w:ind w:left="720"/>
-        <w:jc w:val="both"/>
-        <w:rPr>
-          <w:rFonts w:asciiTheme="majorBidi" w:hAnsiTheme="majorBidi" w:cstheme="majorBidi"/>
-          <w:sz w:val="28"/>
-          <w:szCs w:val="28"/>
-        </w:rPr>
-      </w:pPr>
-      <w:r>
-        <w:rPr>
-          <w:rFonts w:asciiTheme="majorBidi" w:hAnsiTheme="majorBidi" w:cstheme="majorBidi"/>
-          <w:sz w:val="28"/>
-          <w:szCs w:val="28"/>
-        </w:rPr>
-        <w:t>Misconfigured permissions</w:t>
-      </w:r>
-    </w:p>
-    <w:p>
-      <w:pPr>
-        <w:pStyle w:val="ListParagraph"/>
-        <w:numPr>
-          <w:ilvl w:val="0"/>
-          <w:numId w:val="5"/>
-        </w:numPr>
-        <w:ind w:left="720"/>
-        <w:jc w:val="both"/>
-        <w:rPr>
-          <w:rFonts w:asciiTheme="majorBidi" w:hAnsiTheme="majorBidi" w:cstheme="majorBidi"/>
-          <w:sz w:val="28"/>
-          <w:szCs w:val="28"/>
-        </w:rPr>
-      </w:pPr>
-      <w:r>
-        <w:rPr>
-          <w:rFonts w:asciiTheme="majorBidi" w:hAnsiTheme="majorBidi" w:cstheme="majorBidi"/>
-          <w:sz w:val="28"/>
-          <w:szCs w:val="28"/>
-        </w:rPr>
-        <w:t>Network sniffing</w:t>
-      </w:r>
-    </w:p>
-    <w:p>
-      <w:pPr>
-        <w:pStyle w:val="ListParagraph"/>
-        <w:numPr>
-          <w:ilvl w:val="0"/>
-          <w:numId w:val="5"/>
-        </w:numPr>
-        <w:ind w:left="720"/>
-        <w:jc w:val="both"/>
-        <w:rPr>
-          <w:rFonts w:asciiTheme="majorBidi" w:hAnsiTheme="majorBidi" w:cstheme="majorBidi"/>
-          <w:sz w:val="28"/>
-          <w:szCs w:val="28"/>
-        </w:rPr>
-      </w:pPr>
-      <w:r>
-        <w:rPr>
-          <w:rFonts w:asciiTheme="majorBidi" w:hAnsiTheme="majorBidi" w:cstheme="majorBidi"/>
-          <w:sz w:val="28"/>
-          <w:szCs w:val="28"/>
-        </w:rPr>
-        <w:t>Social engineering</w:t>
-      </w:r>
-    </w:p>
-    <w:p>
-      <w:pPr>
-        <w:pStyle w:val="ListParagraph"/>
-        <w:numPr>
-          <w:ilvl w:val="0"/>
-          <w:numId w:val="5"/>
-        </w:numPr>
-        <w:ind w:left="720"/>
-        <w:jc w:val="both"/>
-        <w:rPr>
-          <w:rFonts w:asciiTheme="majorBidi" w:hAnsiTheme="majorBidi" w:cstheme="majorBidi"/>
-          <w:sz w:val="28"/>
-          <w:szCs w:val="28"/>
-        </w:rPr>
-      </w:pPr>
-      <w:r>
-        <w:rPr>
-          <w:rFonts w:asciiTheme="majorBidi" w:hAnsiTheme="majorBidi" w:cstheme="majorBidi"/>
-          <w:sz w:val="28"/>
-          <w:szCs w:val="28"/>
-        </w:rPr>
-        <w:t>Phishing</w:t>
-      </w:r>
-    </w:p>
-    <w:p>
-      <w:pPr>
-        <w:pStyle w:val="ListParagraph"/>
-        <w:numPr>
-          <w:ilvl w:val="0"/>
-          <w:numId w:val="5"/>
-        </w:numPr>
-        <w:ind w:left="720"/>
-        <w:jc w:val="both"/>
-        <w:rPr>
-          <w:rFonts w:asciiTheme="majorBidi" w:hAnsiTheme="majorBidi" w:cstheme="majorBidi"/>
-          <w:sz w:val="28"/>
-          <w:szCs w:val="28"/>
-        </w:rPr>
-      </w:pPr>
-      <w:r>
-        <w:rPr>
-          <w:rFonts w:asciiTheme="majorBidi" w:hAnsiTheme="majorBidi" w:cstheme="majorBidi"/>
-          <w:sz w:val="28"/>
-          <w:szCs w:val="28"/>
-        </w:rPr>
-        <w:t>Malware</w:t>
-      </w:r>
-    </w:p>
-    <w:p>
-      <w:pPr>
-        <w:pStyle w:val="ListParagraph"/>
-        <w:numPr>
-          <w:ilvl w:val="0"/>
-          <w:numId w:val="5"/>
-        </w:numPr>
-        <w:spacing w:after="80"/>
-        <w:ind w:left="720"/>
-        <w:jc w:val="both"/>
-        <w:rPr>
-          <w:rFonts w:asciiTheme="majorBidi" w:hAnsiTheme="majorBidi" w:cstheme="majorBidi"/>
-          <w:sz w:val="28"/>
-          <w:szCs w:val="28"/>
-        </w:rPr>
-      </w:pPr>
-      <w:r>
-        <w:rPr>
-          <w:rFonts w:asciiTheme="majorBidi" w:hAnsiTheme="majorBidi" w:cstheme="majorBidi"/>
-          <w:sz w:val="28"/>
-          <w:szCs w:val="28"/>
-        </w:rPr>
-        <w:t>Public cloud storage exposed to the Internet</w:t>
-      </w:r>
-    </w:p>
-    <w:p>
-      <w:pPr>
-        <w:spacing w:after="60"/>
-        <w:ind w:left="360"/>
-        <w:jc w:val="both"/>
-        <w:rPr>
-          <w:rFonts w:asciiTheme="majorBidi" w:hAnsiTheme="majorBidi" w:cstheme="majorBidi"/>
-          <w:b/>
-          <w:bCs/>
-          <w:sz w:val="28"/>
-          <w:szCs w:val="28"/>
-        </w:rPr>
-      </w:pPr>
-      <w:r>
-        <w:rPr>
-          <w:rFonts w:asciiTheme="majorBidi" w:hAnsiTheme="majorBidi" w:cstheme="majorBidi"/>
-          <w:b/>
-          <w:bCs/>
-          <w:sz w:val="28"/>
-          <w:szCs w:val="28"/>
-        </w:rPr>
-        <w:t>Protection Mechanisms</w:t>
-      </w:r>
-    </w:p>
-    <w:p>
-      <w:pPr>
-        <w:pStyle w:val="ListParagraph"/>
-        <w:numPr>
-          <w:ilvl w:val="0"/>
-          <w:numId w:val="7"/>
-        </w:numPr>
-        <w:spacing w:after="60"/>
-        <w:ind w:left="720"/>
-        <w:jc w:val="both"/>
-        <w:rPr>
-          <w:rFonts w:asciiTheme="majorBidi" w:hAnsiTheme="majorBidi" w:cstheme="majorBidi"/>
-          <w:sz w:val="28"/>
-          <w:szCs w:val="28"/>
-        </w:rPr>
-      </w:pPr>
-      <w:r>
-        <w:rPr>
-          <w:rFonts w:asciiTheme="majorBidi" w:hAnsiTheme="majorBidi" w:cstheme="majorBidi"/>
-          <w:b/>
-          <w:bCs/>
-          <w:sz w:val="28"/>
-          <w:szCs w:val="28"/>
-        </w:rPr>
-        <w:lastRenderedPageBreak/>
-        <w:t>Authentication</w:t>
-      </w:r>
-      <w:r>
-        <w:rPr>
-          <w:rFonts w:asciiTheme="majorBidi" w:hAnsiTheme="majorBidi" w:cstheme="majorBidi"/>
-          <w:sz w:val="28"/>
-          <w:szCs w:val="28"/>
-        </w:rPr>
-        <w:t xml:space="preserve"> </w:t>
-      </w:r>
-    </w:p>
-    <w:p>
-      <w:pPr>
-        <w:spacing w:after="80"/>
-        <w:ind w:left="720"/>
-        <w:jc w:val="both"/>
-        <w:rPr>
-          <w:rFonts w:asciiTheme="majorBidi" w:hAnsiTheme="majorBidi" w:cstheme="majorBidi"/>
-          <w:sz w:val="28"/>
-          <w:szCs w:val="28"/>
-        </w:rPr>
-      </w:pPr>
-      <w:r>
-        <w:rPr>
-          <w:rFonts w:asciiTheme="majorBidi" w:hAnsiTheme="majorBidi" w:cstheme="majorBidi"/>
-          <w:sz w:val="28"/>
-          <w:szCs w:val="28"/>
-        </w:rPr>
-        <w:t>Verify user identity.</w:t>
-      </w:r>
-    </w:p>
-    <w:p>
-      <w:pPr>
-        <w:spacing w:after="80"/>
-        <w:ind w:left="720"/>
-        <w:jc w:val="both"/>
-        <w:rPr>
-          <w:rFonts w:asciiTheme="majorBidi" w:hAnsiTheme="majorBidi" w:cstheme="majorBidi"/>
-          <w:sz w:val="28"/>
-          <w:szCs w:val="28"/>
-          <w:u w:val="single"/>
-        </w:rPr>
-      </w:pPr>
-      <w:r>
-        <w:rPr>
-          <w:rFonts w:asciiTheme="majorBidi" w:hAnsiTheme="majorBidi" w:cstheme="majorBidi"/>
-          <w:sz w:val="28"/>
-          <w:szCs w:val="28"/>
-          <w:u w:val="single"/>
-        </w:rPr>
-        <w:t>Examples:</w:t>
-      </w:r>
-    </w:p>
-    <w:p>
-      <w:pPr>
-        <w:pStyle w:val="ListParagraph"/>
-        <w:numPr>
-          <w:ilvl w:val="0"/>
-          <w:numId w:val="8"/>
-        </w:numPr>
-        <w:jc w:val="both"/>
-        <w:rPr>
-          <w:rFonts w:asciiTheme="majorBidi" w:hAnsiTheme="majorBidi" w:cstheme="majorBidi"/>
-          <w:sz w:val="28"/>
-          <w:szCs w:val="28"/>
-        </w:rPr>
-      </w:pPr>
-      <w:r>
-        <w:rPr>
-          <w:rFonts w:asciiTheme="majorBidi" w:hAnsiTheme="majorBidi" w:cstheme="majorBidi"/>
-          <w:sz w:val="28"/>
-          <w:szCs w:val="28"/>
-        </w:rPr>
-        <w:t>Passwords</w:t>
-      </w:r>
-    </w:p>
-    <w:p>
-      <w:pPr>
-        <w:pStyle w:val="ListParagraph"/>
-        <w:numPr>
-          <w:ilvl w:val="0"/>
-          <w:numId w:val="8"/>
-        </w:numPr>
-        <w:jc w:val="both"/>
-        <w:rPr>
-          <w:rFonts w:asciiTheme="majorBidi" w:hAnsiTheme="majorBidi" w:cstheme="majorBidi"/>
-          <w:sz w:val="28"/>
-          <w:szCs w:val="28"/>
-        </w:rPr>
-      </w:pPr>
-      <w:r>
-        <w:rPr>
-          <w:rFonts w:asciiTheme="majorBidi" w:hAnsiTheme="majorBidi" w:cstheme="majorBidi"/>
-          <w:sz w:val="28"/>
-          <w:szCs w:val="28"/>
-        </w:rPr>
-        <w:t>SSH keys</w:t>
-      </w:r>
-    </w:p>
-    <w:p>
-      <w:pPr>
-        <w:pStyle w:val="ListParagraph"/>
-        <w:numPr>
-          <w:ilvl w:val="0"/>
-          <w:numId w:val="8"/>
-        </w:numPr>
-        <w:jc w:val="both"/>
-        <w:rPr>
-          <w:rFonts w:asciiTheme="majorBidi" w:hAnsiTheme="majorBidi" w:cstheme="majorBidi"/>
-          <w:sz w:val="28"/>
-          <w:szCs w:val="28"/>
-        </w:rPr>
-      </w:pPr>
-      <w:r>
-        <w:rPr>
-          <w:rFonts w:asciiTheme="majorBidi" w:hAnsiTheme="majorBidi" w:cstheme="majorBidi"/>
-          <w:sz w:val="28"/>
-          <w:szCs w:val="28"/>
-        </w:rPr>
-        <w:t>MFA</w:t>
-      </w:r>
-    </w:p>
-    <w:p>
-      <w:pPr>
-        <w:pStyle w:val="ListParagraph"/>
-        <w:numPr>
-          <w:ilvl w:val="0"/>
-          <w:numId w:val="8"/>
-        </w:numPr>
-        <w:jc w:val="both"/>
-        <w:rPr>
-          <w:rFonts w:asciiTheme="majorBidi" w:hAnsiTheme="majorBidi" w:cstheme="majorBidi"/>
-          <w:sz w:val="28"/>
-          <w:szCs w:val="28"/>
-        </w:rPr>
-      </w:pPr>
-      <w:r>
-        <w:rPr>
-          <w:rFonts w:asciiTheme="majorBidi" w:hAnsiTheme="majorBidi" w:cstheme="majorBidi"/>
-          <w:sz w:val="28"/>
-          <w:szCs w:val="28"/>
-        </w:rPr>
-        <w:t>Biometrics</w:t>
-      </w:r>
-    </w:p>
-    <w:p>
-      <w:pPr>
-        <w:pStyle w:val="ListParagraph"/>
-        <w:ind w:left="1080"/>
-        <w:jc w:val="both"/>
-        <w:rPr>
-          <w:rFonts w:asciiTheme="majorBidi" w:hAnsiTheme="majorBidi" w:cstheme="majorBidi"/>
-          <w:sz w:val="8"/>
-          <w:szCs w:val="8"/>
-        </w:rPr>
-      </w:pPr>
-    </w:p>
-    <w:p>
-      <w:pPr>
-        <w:pStyle w:val="ListParagraph"/>
-        <w:numPr>
-          <w:ilvl w:val="0"/>
-          <w:numId w:val="6"/>
-        </w:numPr>
-        <w:spacing w:after="60"/>
-        <w:ind w:left="720"/>
-        <w:jc w:val="both"/>
-        <w:rPr>
-          <w:rFonts w:asciiTheme="majorBidi" w:hAnsiTheme="majorBidi" w:cstheme="majorBidi"/>
-          <w:b/>
-          <w:bCs/>
-          <w:sz w:val="28"/>
-          <w:szCs w:val="28"/>
-        </w:rPr>
-      </w:pPr>
-      <w:r>
-        <w:rPr>
-          <w:rFonts w:asciiTheme="majorBidi" w:hAnsiTheme="majorBidi" w:cstheme="majorBidi"/>
-          <w:b/>
-          <w:bCs/>
-          <w:sz w:val="28"/>
-          <w:szCs w:val="28"/>
-        </w:rPr>
-        <w:t>Authorization</w:t>
-      </w:r>
-    </w:p>
-    <w:p>
-      <w:pPr>
-        <w:spacing w:after="60"/>
-        <w:ind w:left="720"/>
-        <w:jc w:val="both"/>
-        <w:rPr>
-          <w:rFonts w:asciiTheme="majorBidi" w:hAnsiTheme="majorBidi" w:cstheme="majorBidi"/>
-          <w:sz w:val="28"/>
-          <w:szCs w:val="28"/>
-        </w:rPr>
-      </w:pPr>
-      <w:r>
-        <w:rPr>
-          <w:rFonts w:asciiTheme="majorBidi" w:hAnsiTheme="majorBidi" w:cstheme="majorBidi"/>
-          <w:sz w:val="28"/>
-          <w:szCs w:val="28"/>
-        </w:rPr>
-        <w:t>Determine what authenticated users are allowed to access.</w:t>
-      </w:r>
-    </w:p>
-    <w:p>
-      <w:pPr>
-        <w:spacing w:after="60"/>
-        <w:ind w:left="720"/>
-        <w:jc w:val="both"/>
-        <w:rPr>
-          <w:rFonts w:asciiTheme="majorBidi" w:hAnsiTheme="majorBidi" w:cstheme="majorBidi"/>
-          <w:sz w:val="28"/>
-          <w:szCs w:val="28"/>
-          <w:u w:val="single"/>
-        </w:rPr>
-      </w:pPr>
-      <w:r>
-        <w:rPr>
-          <w:rFonts w:asciiTheme="majorBidi" w:hAnsiTheme="majorBidi" w:cstheme="majorBidi"/>
-          <w:sz w:val="28"/>
-          <w:szCs w:val="28"/>
-          <w:u w:val="single"/>
-        </w:rPr>
-        <w:t>Examples:</w:t>
-      </w:r>
-    </w:p>
-    <w:p>
-      <w:pPr>
-        <w:pStyle w:val="ListParagraph"/>
-        <w:numPr>
-          <w:ilvl w:val="0"/>
-          <w:numId w:val="9"/>
-        </w:numPr>
-        <w:ind w:left="1080"/>
-        <w:jc w:val="both"/>
-        <w:rPr>
-          <w:rFonts w:asciiTheme="majorBidi" w:hAnsiTheme="majorBidi" w:cstheme="majorBidi"/>
-          <w:sz w:val="28"/>
-          <w:szCs w:val="28"/>
-        </w:rPr>
-      </w:pPr>
-      <w:r>
-        <w:rPr>
-          <w:rFonts w:asciiTheme="majorBidi" w:hAnsiTheme="majorBidi" w:cstheme="majorBidi"/>
-          <w:sz w:val="28"/>
-          <w:szCs w:val="28"/>
-        </w:rPr>
-        <w:t>Linux file permissions</w:t>
-      </w:r>
-    </w:p>
-    <w:p>
-      <w:pPr>
-        <w:pStyle w:val="ListParagraph"/>
-        <w:numPr>
-          <w:ilvl w:val="0"/>
-          <w:numId w:val="9"/>
-        </w:numPr>
-        <w:ind w:left="1080"/>
-        <w:jc w:val="both"/>
-        <w:rPr>
-          <w:rFonts w:asciiTheme="majorBidi" w:hAnsiTheme="majorBidi" w:cstheme="majorBidi"/>
-          <w:sz w:val="28"/>
-          <w:szCs w:val="28"/>
-        </w:rPr>
-      </w:pPr>
-      <w:r>
-        <w:rPr>
-          <w:rFonts w:asciiTheme="majorBidi" w:hAnsiTheme="majorBidi" w:cstheme="majorBidi"/>
-          <w:sz w:val="28"/>
-          <w:szCs w:val="28"/>
-        </w:rPr>
-        <w:t>RBAC</w:t>
-      </w:r>
-    </w:p>
-    <w:p>
-      <w:pPr>
-        <w:pStyle w:val="ListParagraph"/>
-        <w:numPr>
-          <w:ilvl w:val="0"/>
-          <w:numId w:val="9"/>
-        </w:numPr>
-        <w:ind w:left="1080"/>
-        <w:jc w:val="both"/>
-        <w:rPr>
-          <w:rFonts w:asciiTheme="majorBidi" w:hAnsiTheme="majorBidi" w:cstheme="majorBidi"/>
-          <w:sz w:val="28"/>
-          <w:szCs w:val="28"/>
-        </w:rPr>
-      </w:pPr>
-      <w:r>
-        <w:rPr>
-          <w:rFonts w:asciiTheme="majorBidi" w:hAnsiTheme="majorBidi" w:cstheme="majorBidi"/>
-          <w:sz w:val="28"/>
-          <w:szCs w:val="28"/>
-        </w:rPr>
-        <w:t>ACLs</w:t>
-      </w:r>
-    </w:p>
-    <w:p>
-      <w:pPr>
-        <w:pStyle w:val="ListParagraph"/>
-        <w:numPr>
-          <w:ilvl w:val="0"/>
-          <w:numId w:val="9"/>
-        </w:numPr>
-        <w:ind w:left="1080"/>
-        <w:jc w:val="both"/>
-        <w:rPr>
-          <w:rFonts w:asciiTheme="majorBidi" w:hAnsiTheme="majorBidi" w:cstheme="majorBidi"/>
-          <w:sz w:val="28"/>
-          <w:szCs w:val="28"/>
-        </w:rPr>
-      </w:pPr>
-      <w:r>
-        <w:rPr>
-          <w:rFonts w:asciiTheme="majorBidi" w:hAnsiTheme="majorBidi" w:cstheme="majorBidi"/>
-          <w:sz w:val="28"/>
-          <w:szCs w:val="28"/>
-        </w:rPr>
-        <w:t>IAM policies</w:t>
-      </w:r>
-    </w:p>
-    <w:p>
-      <w:pPr>
-        <w:pStyle w:val="ListParagraph"/>
-        <w:ind w:left="1080"/>
-        <w:jc w:val="both"/>
-        <w:rPr>
-          <w:rFonts w:asciiTheme="majorBidi" w:hAnsiTheme="majorBidi" w:cstheme="majorBidi"/>
-          <w:sz w:val="8"/>
-          <w:szCs w:val="8"/>
-        </w:rPr>
-      </w:pPr>
-    </w:p>
-    <w:p>
-      <w:pPr>
-        <w:pStyle w:val="ListParagraph"/>
-        <w:numPr>
-          <w:ilvl w:val="0"/>
-          <w:numId w:val="10"/>
-        </w:numPr>
-        <w:spacing w:after="60"/>
-        <w:jc w:val="both"/>
-        <w:rPr>
-          <w:rFonts w:asciiTheme="majorBidi" w:hAnsiTheme="majorBidi" w:cstheme="majorBidi"/>
-          <w:b/>
-          <w:bCs/>
-          <w:sz w:val="28"/>
-          <w:szCs w:val="28"/>
-        </w:rPr>
-      </w:pPr>
-      <w:r>
-        <w:rPr>
-          <w:rFonts w:asciiTheme="majorBidi" w:hAnsiTheme="majorBidi" w:cstheme="majorBidi"/>
-          <w:b/>
-          <w:bCs/>
-          <w:sz w:val="28"/>
-          <w:szCs w:val="28"/>
-        </w:rPr>
-        <w:t>Encryption</w:t>
-      </w:r>
-    </w:p>
-    <w:p>
-      <w:pPr>
-        <w:spacing w:after="80"/>
-        <w:ind w:left="720"/>
-        <w:jc w:val="both"/>
-        <w:rPr>
-          <w:rFonts w:asciiTheme="majorBidi" w:hAnsiTheme="majorBidi" w:cstheme="majorBidi"/>
-          <w:sz w:val="28"/>
-          <w:szCs w:val="28"/>
-        </w:rPr>
-      </w:pPr>
-      <w:r>
-        <w:rPr>
-          <w:rFonts w:asciiTheme="majorBidi" w:hAnsiTheme="majorBidi" w:cstheme="majorBidi"/>
-          <w:sz w:val="28"/>
-          <w:szCs w:val="28"/>
-        </w:rPr>
-        <w:t>Protect data from unauthorized reading.</w:t>
-      </w:r>
-    </w:p>
-    <w:p>
-      <w:pPr>
-        <w:spacing w:after="60"/>
-        <w:ind w:left="720"/>
-        <w:jc w:val="both"/>
-        <w:rPr>
-          <w:rFonts w:asciiTheme="majorBidi" w:hAnsiTheme="majorBidi" w:cstheme="majorBidi"/>
-          <w:sz w:val="28"/>
-          <w:szCs w:val="28"/>
-        </w:rPr>
-      </w:pPr>
-      <w:r>
-        <w:rPr>
-          <w:rFonts w:asciiTheme="majorBidi" w:hAnsiTheme="majorBidi" w:cstheme="majorBidi"/>
-          <w:sz w:val="28"/>
-          <w:szCs w:val="28"/>
-        </w:rPr>
-        <w:t>Data at rest:</w:t>
-      </w:r>
-    </w:p>
-    <w:p>
-      <w:pPr>
-        <w:pStyle w:val="ListParagraph"/>
-        <w:numPr>
-          <w:ilvl w:val="0"/>
-          <w:numId w:val="11"/>
-        </w:numPr>
-        <w:ind w:left="1080"/>
-        <w:jc w:val="both"/>
-        <w:rPr>
-          <w:rFonts w:asciiTheme="majorBidi" w:hAnsiTheme="majorBidi" w:cstheme="majorBidi"/>
-          <w:sz w:val="28"/>
-          <w:szCs w:val="28"/>
-        </w:rPr>
-      </w:pPr>
-      <w:r>
-        <w:rPr>
-          <w:rFonts w:asciiTheme="majorBidi" w:hAnsiTheme="majorBidi" w:cstheme="majorBidi"/>
-          <w:sz w:val="28"/>
-          <w:szCs w:val="28"/>
-        </w:rPr>
-        <w:t>LUKS</w:t>
-      </w:r>
-    </w:p>
-    <w:p>
-      <w:pPr>
-        <w:pStyle w:val="ListParagraph"/>
-        <w:numPr>
-          <w:ilvl w:val="0"/>
-          <w:numId w:val="11"/>
-        </w:numPr>
-        <w:ind w:left="1080"/>
-        <w:jc w:val="both"/>
-        <w:rPr>
-          <w:rFonts w:asciiTheme="majorBidi" w:hAnsiTheme="majorBidi" w:cstheme="majorBidi"/>
-          <w:sz w:val="28"/>
-          <w:szCs w:val="28"/>
-        </w:rPr>
-      </w:pPr>
-      <w:r>
-        <w:rPr>
-          <w:rFonts w:asciiTheme="majorBidi" w:hAnsiTheme="majorBidi" w:cstheme="majorBidi"/>
-          <w:sz w:val="28"/>
-          <w:szCs w:val="28"/>
-        </w:rPr>
-        <w:t>BitLocker</w:t>
-      </w:r>
-    </w:p>
-    <w:p>
-      <w:pPr>
-        <w:pStyle w:val="ListParagraph"/>
-        <w:numPr>
-          <w:ilvl w:val="0"/>
-          <w:numId w:val="11"/>
-        </w:numPr>
-        <w:spacing w:after="80"/>
-        <w:ind w:left="1080"/>
-        <w:jc w:val="both"/>
-        <w:rPr>
-          <w:rFonts w:asciiTheme="majorBidi" w:hAnsiTheme="majorBidi" w:cstheme="majorBidi"/>
-          <w:sz w:val="28"/>
-          <w:szCs w:val="28"/>
-        </w:rPr>
-      </w:pPr>
-      <w:r>
-        <w:rPr>
-          <w:rFonts w:asciiTheme="majorBidi" w:hAnsiTheme="majorBidi" w:cstheme="majorBidi"/>
-          <w:sz w:val="28"/>
-          <w:szCs w:val="28"/>
-        </w:rPr>
-        <w:t>Database encryption</w:t>
-      </w:r>
-    </w:p>
-    <w:p>
-      <w:pPr>
-        <w:spacing w:after="60"/>
-        <w:ind w:left="720"/>
-        <w:jc w:val="both"/>
-        <w:rPr>
-          <w:rFonts w:asciiTheme="majorBidi" w:hAnsiTheme="majorBidi" w:cstheme="majorBidi"/>
-          <w:sz w:val="28"/>
-          <w:szCs w:val="28"/>
-        </w:rPr>
-      </w:pPr>
-      <w:r>
-        <w:rPr>
-          <w:rFonts w:asciiTheme="majorBidi" w:hAnsiTheme="majorBidi" w:cstheme="majorBidi"/>
-          <w:sz w:val="28"/>
-          <w:szCs w:val="28"/>
-        </w:rPr>
-        <w:t>Data in transit:</w:t>
-      </w:r>
-    </w:p>
-    <w:p>
-      <w:pPr>
-        <w:pStyle w:val="ListParagraph"/>
-        <w:numPr>
-          <w:ilvl w:val="0"/>
-          <w:numId w:val="12"/>
-        </w:numPr>
-        <w:ind w:left="1080"/>
-        <w:jc w:val="both"/>
-        <w:rPr>
-          <w:rFonts w:asciiTheme="majorBidi" w:hAnsiTheme="majorBidi" w:cstheme="majorBidi"/>
-          <w:sz w:val="28"/>
-          <w:szCs w:val="28"/>
-        </w:rPr>
-      </w:pPr>
-      <w:r>
-        <w:rPr>
-          <w:rFonts w:asciiTheme="majorBidi" w:hAnsiTheme="majorBidi" w:cstheme="majorBidi"/>
-          <w:sz w:val="28"/>
-          <w:szCs w:val="28"/>
-        </w:rPr>
-        <w:t>TLS</w:t>
-      </w:r>
-    </w:p>
-    <w:p>
-      <w:pPr>
-        <w:pStyle w:val="ListParagraph"/>
-        <w:numPr>
-          <w:ilvl w:val="0"/>
-          <w:numId w:val="12"/>
-        </w:numPr>
-        <w:ind w:left="1080"/>
-        <w:jc w:val="both"/>
-        <w:rPr>
-          <w:rFonts w:asciiTheme="majorBidi" w:hAnsiTheme="majorBidi" w:cstheme="majorBidi"/>
-          <w:sz w:val="28"/>
-          <w:szCs w:val="28"/>
-        </w:rPr>
-      </w:pPr>
-      <w:r>
-        <w:rPr>
-          <w:rFonts w:asciiTheme="majorBidi" w:hAnsiTheme="majorBidi" w:cstheme="majorBidi"/>
-          <w:sz w:val="28"/>
-          <w:szCs w:val="28"/>
-        </w:rPr>
-        <w:t>SSH</w:t>
-      </w:r>
-    </w:p>
-    <w:p>
-      <w:pPr>
-        <w:pStyle w:val="ListParagraph"/>
-        <w:numPr>
-          <w:ilvl w:val="0"/>
-          <w:numId w:val="12"/>
-        </w:numPr>
-        <w:ind w:left="1080"/>
-        <w:jc w:val="both"/>
-        <w:rPr>
-          <w:rFonts w:asciiTheme="majorBidi" w:hAnsiTheme="majorBidi" w:cstheme="majorBidi"/>
-          <w:sz w:val="28"/>
-          <w:szCs w:val="28"/>
-        </w:rPr>
-      </w:pPr>
-      <w:r>
-        <w:rPr>
-          <w:rFonts w:asciiTheme="majorBidi" w:hAnsiTheme="majorBidi" w:cstheme="majorBidi"/>
-          <w:sz w:val="28"/>
-          <w:szCs w:val="28"/>
-        </w:rPr>
-        <w:t>IPSec</w:t>
-      </w:r>
-    </w:p>
-    <w:p>
-      <w:pPr>
-        <w:pStyle w:val="ListParagraph"/>
-        <w:numPr>
-          <w:ilvl w:val="0"/>
-          <w:numId w:val="12"/>
-        </w:numPr>
-        <w:ind w:left="1080"/>
-        <w:jc w:val="both"/>
-        <w:rPr>
-          <w:rFonts w:asciiTheme="majorBidi" w:hAnsiTheme="majorBidi" w:cstheme="majorBidi"/>
-          <w:sz w:val="28"/>
-          <w:szCs w:val="28"/>
-        </w:rPr>
-      </w:pPr>
-      <w:r>
-        <w:rPr>
-          <w:rFonts w:asciiTheme="majorBidi" w:hAnsiTheme="majorBidi" w:cstheme="majorBidi"/>
-          <w:sz w:val="28"/>
-          <w:szCs w:val="28"/>
-        </w:rPr>
-        <w:t>VPNs</w:t>
-      </w:r>
-    </w:p>
-    <w:p>
-      <w:pPr>
-        <w:pStyle w:val="ListParagraph"/>
-        <w:ind w:left="1080"/>
-        <w:jc w:val="both"/>
-        <w:rPr>
-          <w:rFonts w:asciiTheme="majorBidi" w:hAnsiTheme="majorBidi" w:cstheme="majorBidi"/>
-          <w:sz w:val="8"/>
-          <w:szCs w:val="8"/>
-        </w:rPr>
-      </w:pPr>
-    </w:p>
-    <w:p>
-      <w:pPr>
-        <w:pStyle w:val="ListParagraph"/>
-        <w:numPr>
-          <w:ilvl w:val="0"/>
-          <w:numId w:val="13"/>
-        </w:numPr>
-        <w:spacing w:after="60"/>
-        <w:jc w:val="both"/>
-        <w:rPr>
-          <w:rFonts w:asciiTheme="majorBidi" w:hAnsiTheme="majorBidi" w:cstheme="majorBidi"/>
-          <w:b/>
-          <w:bCs/>
-          <w:sz w:val="28"/>
-          <w:szCs w:val="28"/>
-        </w:rPr>
-      </w:pPr>
-      <w:r>
-        <w:rPr>
-          <w:rFonts w:asciiTheme="majorBidi" w:hAnsiTheme="majorBidi" w:cstheme="majorBidi"/>
-          <w:b/>
-          <w:bCs/>
-          <w:sz w:val="28"/>
-          <w:szCs w:val="28"/>
-        </w:rPr>
-        <w:t>Access Control</w:t>
-      </w:r>
-    </w:p>
-    <w:p>
-      <w:pPr>
-        <w:spacing w:after="60"/>
-        <w:ind w:left="720"/>
-        <w:jc w:val="both"/>
-        <w:rPr>
-          <w:rFonts w:asciiTheme="majorBidi" w:hAnsiTheme="majorBidi" w:cstheme="majorBidi"/>
-          <w:sz w:val="28"/>
-          <w:szCs w:val="28"/>
-        </w:rPr>
-      </w:pPr>
-      <w:r>
-        <w:rPr>
-          <w:rFonts w:asciiTheme="majorBidi" w:hAnsiTheme="majorBidi" w:cstheme="majorBidi"/>
-          <w:sz w:val="28"/>
-          <w:szCs w:val="28"/>
-        </w:rPr>
-        <w:t>Limit resource access based on defined policies.</w:t>
-      </w:r>
-    </w:p>
-    <w:p>
-      <w:pPr>
-        <w:spacing w:after="80"/>
-        <w:ind w:left="720"/>
-        <w:jc w:val="both"/>
-        <w:rPr>
-          <w:rFonts w:asciiTheme="majorBidi" w:hAnsiTheme="majorBidi" w:cstheme="majorBidi"/>
-          <w:sz w:val="28"/>
-          <w:szCs w:val="28"/>
-          <w:u w:val="single"/>
-        </w:rPr>
-      </w:pPr>
-      <w:r>
-        <w:rPr>
-          <w:rFonts w:asciiTheme="majorBidi" w:hAnsiTheme="majorBidi" w:cstheme="majorBidi"/>
-          <w:sz w:val="28"/>
-          <w:szCs w:val="28"/>
-          <w:u w:val="single"/>
-        </w:rPr>
-        <w:t>Examples:</w:t>
-      </w:r>
-    </w:p>
-    <w:p>
-      <w:pPr>
-        <w:pStyle w:val="ListParagraph"/>
-        <w:numPr>
-          <w:ilvl w:val="0"/>
-          <w:numId w:val="14"/>
-        </w:numPr>
-        <w:ind w:left="1080"/>
-        <w:jc w:val="both"/>
-        <w:rPr>
-          <w:rFonts w:asciiTheme="majorBidi" w:hAnsiTheme="majorBidi" w:cstheme="majorBidi"/>
-          <w:sz w:val="28"/>
-          <w:szCs w:val="28"/>
-        </w:rPr>
-      </w:pPr>
-      <w:r>
-        <w:rPr>
-          <w:rFonts w:asciiTheme="majorBidi" w:hAnsiTheme="majorBidi" w:cstheme="majorBidi"/>
-          <w:sz w:val="28"/>
-          <w:szCs w:val="28"/>
-        </w:rPr>
-        <w:t>Least privilege</w:t>
-      </w:r>
-    </w:p>
-    <w:p>
-      <w:pPr>
-        <w:pStyle w:val="ListParagraph"/>
-        <w:numPr>
-          <w:ilvl w:val="0"/>
-          <w:numId w:val="14"/>
-        </w:numPr>
-        <w:ind w:left="1080"/>
-        <w:jc w:val="both"/>
-        <w:rPr>
-          <w:rFonts w:asciiTheme="majorBidi" w:hAnsiTheme="majorBidi" w:cstheme="majorBidi"/>
-          <w:sz w:val="28"/>
-          <w:szCs w:val="28"/>
-        </w:rPr>
-      </w:pPr>
-      <w:r>
-        <w:rPr>
-          <w:rFonts w:asciiTheme="majorBidi" w:hAnsiTheme="majorBidi" w:cstheme="majorBidi"/>
-          <w:sz w:val="28"/>
-          <w:szCs w:val="28"/>
-        </w:rPr>
-        <w:t>Need-to-know principle</w:t>
-      </w:r>
-    </w:p>
-    <w:p>
-      <w:pPr>
-        <w:pStyle w:val="ListParagraph"/>
-        <w:numPr>
-          <w:ilvl w:val="0"/>
-          <w:numId w:val="14"/>
-        </w:numPr>
-        <w:ind w:left="1080"/>
-        <w:jc w:val="both"/>
-        <w:rPr>
-          <w:rFonts w:asciiTheme="majorBidi" w:hAnsiTheme="majorBidi" w:cstheme="majorBidi"/>
-          <w:sz w:val="28"/>
-          <w:szCs w:val="28"/>
-        </w:rPr>
-      </w:pPr>
-      <w:r>
-        <w:rPr>
-          <w:rFonts w:asciiTheme="majorBidi" w:hAnsiTheme="majorBidi" w:cstheme="majorBidi"/>
-          <w:sz w:val="28"/>
-          <w:szCs w:val="28"/>
-        </w:rPr>
-        <w:t>Zero Trust</w:t>
-      </w:r>
-    </w:p>
-    <w:p>
-      <w:pPr>
-        <w:pStyle w:val="ListParagraph"/>
-        <w:ind w:left="1080"/>
-        <w:jc w:val="both"/>
-        <w:rPr>
-          <w:rFonts w:asciiTheme="majorBidi" w:hAnsiTheme="majorBidi" w:cstheme="majorBidi"/>
-          <w:sz w:val="8"/>
-          <w:szCs w:val="8"/>
-        </w:rPr>
-      </w:pPr>
-    </w:p>
-    <w:p>
-      <w:pPr>
-        <w:pStyle w:val="ListParagraph"/>
-        <w:numPr>
-          <w:ilvl w:val="0"/>
-          <w:numId w:val="15"/>
-        </w:numPr>
-        <w:spacing w:after="80"/>
-        <w:ind w:left="360"/>
-        <w:jc w:val="both"/>
-        <w:rPr>
-          <w:rFonts w:asciiTheme="majorBidi" w:hAnsiTheme="majorBidi" w:cstheme="majorBidi"/>
-          <w:b/>
-          <w:bCs/>
-          <w:sz w:val="36"/>
-          <w:szCs w:val="36"/>
-        </w:rPr>
-      </w:pPr>
-      <w:r>
-        <w:rPr>
-          <w:rFonts w:asciiTheme="majorBidi" w:hAnsiTheme="majorBidi" w:cstheme="majorBidi"/>
-          <w:b/>
-          <w:bCs/>
-          <w:sz w:val="36"/>
-          <w:szCs w:val="36"/>
-        </w:rPr>
-        <w:t>Integrity</w:t>
-      </w:r>
-    </w:p>
-    <w:p>
-      <w:pPr>
-        <w:ind w:left="360"/>
-        <w:jc w:val="both"/>
-        <w:rPr>
-          <w:rFonts w:asciiTheme="majorBidi" w:hAnsiTheme="majorBidi" w:cstheme="majorBidi"/>
-          <w:sz w:val="28"/>
-          <w:szCs w:val="28"/>
-        </w:rPr>
-      </w:pPr>
-      <w:r>
-        <w:rPr>
-          <w:rFonts w:asciiTheme="majorBidi" w:hAnsiTheme="majorBidi" w:cstheme="majorBidi"/>
-          <w:sz w:val="28"/>
-          <w:szCs w:val="28"/>
-        </w:rPr>
-        <w:t>Integrity ensures that information remains accurate, complete, and unaltered unless modified by an authorized entity through an approved process.</w:t>
-      </w:r>
-      <w:r>
-        <w:rPr>
-          <w:rFonts w:asciiTheme="majorBidi" w:hAnsiTheme="majorBidi" w:cstheme="majorBidi"/>
-          <w:sz w:val="28"/>
-          <w:szCs w:val="28"/>
-        </w:rPr>
-        <w:t xml:space="preserve"> </w:t>
-      </w:r>
-      <w:r>
-        <w:rPr>
-          <w:rFonts w:asciiTheme="majorBidi" w:hAnsiTheme="majorBidi" w:cstheme="majorBidi"/>
-          <w:sz w:val="28"/>
-          <w:szCs w:val="28"/>
-        </w:rPr>
-        <w:t>Integrity is about trustworthiness of data. Authorized changes are acceptable; unauthorized or accidental changes are not.</w:t>
-      </w:r>
-    </w:p>
-    <w:p>
-      <w:pPr>
-        <w:spacing w:after="60"/>
-        <w:ind w:left="360"/>
-        <w:jc w:val="both"/>
-        <w:rPr>
-          <w:rFonts w:asciiTheme="majorBidi" w:hAnsiTheme="majorBidi" w:cstheme="majorBidi"/>
-          <w:b/>
-          <w:bCs/>
-          <w:sz w:val="28"/>
-          <w:szCs w:val="28"/>
-        </w:rPr>
-      </w:pPr>
-      <w:r>
-        <w:rPr>
-          <w:rFonts w:asciiTheme="majorBidi" w:hAnsiTheme="majorBidi" w:cstheme="majorBidi"/>
-          <w:b/>
-          <w:bCs/>
-          <w:sz w:val="28"/>
-          <w:szCs w:val="28"/>
-        </w:rPr>
-        <w:lastRenderedPageBreak/>
-        <w:t>Questions Integrity Answers</w:t>
-      </w:r>
-    </w:p>
-    <w:p>
-      <w:pPr>
-        <w:pStyle w:val="ListParagraph"/>
-        <w:numPr>
-          <w:ilvl w:val="0"/>
-          <w:numId w:val="16"/>
-        </w:numPr>
-        <w:ind w:left="720"/>
-        <w:jc w:val="both"/>
-        <w:rPr>
-          <w:rFonts w:asciiTheme="majorBidi" w:hAnsiTheme="majorBidi" w:cstheme="majorBidi"/>
-          <w:sz w:val="28"/>
-          <w:szCs w:val="28"/>
-        </w:rPr>
-      </w:pPr>
-      <w:r>
-        <w:rPr>
-          <w:rFonts w:asciiTheme="majorBidi" w:hAnsiTheme="majorBidi" w:cstheme="majorBidi"/>
-          <w:sz w:val="28"/>
-          <w:szCs w:val="28"/>
-        </w:rPr>
-        <w:t>Has the data been modified?</w:t>
-      </w:r>
-    </w:p>
-    <w:p>
-      <w:pPr>
-        <w:pStyle w:val="ListParagraph"/>
-        <w:numPr>
-          <w:ilvl w:val="0"/>
-          <w:numId w:val="16"/>
-        </w:numPr>
-        <w:ind w:left="720"/>
-        <w:jc w:val="both"/>
-        <w:rPr>
-          <w:rFonts w:asciiTheme="majorBidi" w:hAnsiTheme="majorBidi" w:cstheme="majorBidi"/>
-          <w:sz w:val="28"/>
-          <w:szCs w:val="28"/>
-        </w:rPr>
-      </w:pPr>
-      <w:r>
-        <w:rPr>
-          <w:rFonts w:asciiTheme="majorBidi" w:hAnsiTheme="majorBidi" w:cstheme="majorBidi"/>
-          <w:sz w:val="28"/>
-          <w:szCs w:val="28"/>
-        </w:rPr>
-        <w:t>Was the modification authorized?</w:t>
-      </w:r>
-    </w:p>
-    <w:p>
-      <w:pPr>
-        <w:pStyle w:val="ListParagraph"/>
-        <w:numPr>
-          <w:ilvl w:val="0"/>
-          <w:numId w:val="16"/>
-        </w:numPr>
-        <w:ind w:left="720"/>
-        <w:jc w:val="both"/>
-        <w:rPr>
-          <w:rFonts w:asciiTheme="majorBidi" w:hAnsiTheme="majorBidi" w:cstheme="majorBidi"/>
-          <w:sz w:val="28"/>
-          <w:szCs w:val="28"/>
-        </w:rPr>
-      </w:pPr>
-      <w:r>
-        <w:rPr>
-          <w:rFonts w:asciiTheme="majorBidi" w:hAnsiTheme="majorBidi" w:cstheme="majorBidi"/>
-          <w:sz w:val="28"/>
-          <w:szCs w:val="28"/>
-        </w:rPr>
-        <w:t>Can we detect tampering?</w:t>
-      </w:r>
-    </w:p>
-    <w:p>
-      <w:pPr>
-        <w:pStyle w:val="ListParagraph"/>
-        <w:numPr>
-          <w:ilvl w:val="0"/>
-          <w:numId w:val="16"/>
-        </w:numPr>
-        <w:spacing w:after="80"/>
-        <w:ind w:left="720"/>
-        <w:jc w:val="both"/>
-        <w:rPr>
-          <w:rFonts w:asciiTheme="majorBidi" w:hAnsiTheme="majorBidi" w:cstheme="majorBidi"/>
-          <w:sz w:val="28"/>
-          <w:szCs w:val="28"/>
-        </w:rPr>
-      </w:pPr>
-      <w:r>
-        <w:rPr>
-          <w:rFonts w:asciiTheme="majorBidi" w:hAnsiTheme="majorBidi" w:cstheme="majorBidi"/>
-          <w:sz w:val="28"/>
-          <w:szCs w:val="28"/>
-        </w:rPr>
-        <w:t>Is the data still accurate?</w:t>
-      </w:r>
-    </w:p>
-    <w:p>
-      <w:pPr>
-        <w:spacing w:after="60"/>
-        <w:ind w:left="360"/>
-        <w:jc w:val="both"/>
-        <w:rPr>
-          <w:rFonts w:asciiTheme="majorBidi" w:hAnsiTheme="majorBidi" w:cstheme="majorBidi"/>
-          <w:b/>
-          <w:bCs/>
-          <w:sz w:val="28"/>
-          <w:szCs w:val="28"/>
-        </w:rPr>
-      </w:pPr>
-      <w:r>
-        <w:rPr>
-          <w:rFonts w:asciiTheme="majorBidi" w:hAnsiTheme="majorBidi" w:cstheme="majorBidi"/>
-          <w:b/>
-          <w:bCs/>
-          <w:sz w:val="28"/>
-          <w:szCs w:val="28"/>
-        </w:rPr>
-        <w:t>Threats to Integrity</w:t>
-      </w:r>
-    </w:p>
-    <w:p>
-      <w:pPr>
-        <w:pStyle w:val="ListParagraph"/>
-        <w:numPr>
-          <w:ilvl w:val="0"/>
-          <w:numId w:val="17"/>
-        </w:numPr>
-        <w:ind w:left="720"/>
-        <w:jc w:val="both"/>
-        <w:rPr>
-          <w:rFonts w:asciiTheme="majorBidi" w:hAnsiTheme="majorBidi" w:cstheme="majorBidi"/>
-          <w:sz w:val="28"/>
-          <w:szCs w:val="28"/>
-        </w:rPr>
-      </w:pPr>
-      <w:r>
-        <w:rPr>
-          <w:rFonts w:asciiTheme="majorBidi" w:hAnsiTheme="majorBidi" w:cstheme="majorBidi"/>
-          <w:sz w:val="28"/>
-          <w:szCs w:val="28"/>
-        </w:rPr>
-        <w:t>Malware</w:t>
-      </w:r>
-    </w:p>
-    <w:p>
-      <w:pPr>
-        <w:pStyle w:val="ListParagraph"/>
-        <w:numPr>
-          <w:ilvl w:val="0"/>
-          <w:numId w:val="17"/>
-        </w:numPr>
-        <w:ind w:left="720"/>
-        <w:jc w:val="both"/>
-        <w:rPr>
-          <w:rFonts w:asciiTheme="majorBidi" w:hAnsiTheme="majorBidi" w:cstheme="majorBidi"/>
-          <w:sz w:val="28"/>
-          <w:szCs w:val="28"/>
-        </w:rPr>
-      </w:pPr>
-      <w:r>
-        <w:rPr>
-          <w:rFonts w:asciiTheme="majorBidi" w:hAnsiTheme="majorBidi" w:cstheme="majorBidi"/>
-          <w:sz w:val="28"/>
-          <w:szCs w:val="28"/>
-        </w:rPr>
-        <w:t>File corruption</w:t>
-      </w:r>
-    </w:p>
-    <w:p>
-      <w:pPr>
-        <w:pStyle w:val="ListParagraph"/>
-        <w:numPr>
-          <w:ilvl w:val="0"/>
-          <w:numId w:val="17"/>
-        </w:numPr>
-        <w:ind w:left="720"/>
-        <w:jc w:val="both"/>
-        <w:rPr>
-          <w:rFonts w:asciiTheme="majorBidi" w:hAnsiTheme="majorBidi" w:cstheme="majorBidi"/>
-          <w:sz w:val="28"/>
-          <w:szCs w:val="28"/>
-        </w:rPr>
-      </w:pPr>
-      <w:r>
-        <w:rPr>
-          <w:rFonts w:asciiTheme="majorBidi" w:hAnsiTheme="majorBidi" w:cstheme="majorBidi"/>
-          <w:sz w:val="28"/>
-          <w:szCs w:val="28"/>
-        </w:rPr>
-        <w:t>Unauthorized modifications</w:t>
-      </w:r>
-    </w:p>
-    <w:p>
-      <w:pPr>
-        <w:pStyle w:val="ListParagraph"/>
-        <w:numPr>
-          <w:ilvl w:val="0"/>
-          <w:numId w:val="17"/>
-        </w:numPr>
-        <w:ind w:left="720"/>
-        <w:jc w:val="both"/>
-        <w:rPr>
-          <w:rFonts w:asciiTheme="majorBidi" w:hAnsiTheme="majorBidi" w:cstheme="majorBidi"/>
-          <w:sz w:val="28"/>
-          <w:szCs w:val="28"/>
-        </w:rPr>
-      </w:pPr>
-      <w:r>
-        <w:rPr>
-          <w:rFonts w:asciiTheme="majorBidi" w:hAnsiTheme="majorBidi" w:cstheme="majorBidi"/>
-          <w:sz w:val="28"/>
-          <w:szCs w:val="28"/>
-        </w:rPr>
-        <w:t>SQL injection</w:t>
-      </w:r>
-    </w:p>
-    <w:p>
-      <w:pPr>
-        <w:pStyle w:val="ListParagraph"/>
-        <w:numPr>
-          <w:ilvl w:val="0"/>
-          <w:numId w:val="17"/>
-        </w:numPr>
-        <w:ind w:left="720"/>
-        <w:jc w:val="both"/>
-        <w:rPr>
-          <w:rFonts w:asciiTheme="majorBidi" w:hAnsiTheme="majorBidi" w:cstheme="majorBidi"/>
-          <w:sz w:val="28"/>
-          <w:szCs w:val="28"/>
-        </w:rPr>
-      </w:pPr>
-      <w:r>
-        <w:rPr>
-          <w:rFonts w:asciiTheme="majorBidi" w:hAnsiTheme="majorBidi" w:cstheme="majorBidi"/>
-          <w:sz w:val="28"/>
-          <w:szCs w:val="28"/>
-        </w:rPr>
-        <w:t>Human error</w:t>
-      </w:r>
-    </w:p>
-    <w:p>
-      <w:pPr>
-        <w:pStyle w:val="ListParagraph"/>
-        <w:numPr>
-          <w:ilvl w:val="0"/>
-          <w:numId w:val="17"/>
-        </w:numPr>
-        <w:ind w:left="720"/>
-        <w:jc w:val="both"/>
-        <w:rPr>
-          <w:rFonts w:asciiTheme="majorBidi" w:hAnsiTheme="majorBidi" w:cstheme="majorBidi"/>
-          <w:sz w:val="28"/>
-          <w:szCs w:val="28"/>
-        </w:rPr>
-      </w:pPr>
-      <w:r>
-        <w:rPr>
-          <w:rFonts w:asciiTheme="majorBidi" w:hAnsiTheme="majorBidi" w:cstheme="majorBidi"/>
-          <w:sz w:val="28"/>
-          <w:szCs w:val="28"/>
-        </w:rPr>
-        <w:t>Disk failures</w:t>
-      </w:r>
-    </w:p>
-    <w:p>
-      <w:pPr>
-        <w:pStyle w:val="ListParagraph"/>
-        <w:numPr>
-          <w:ilvl w:val="0"/>
-          <w:numId w:val="17"/>
-        </w:numPr>
-        <w:ind w:left="720"/>
-        <w:jc w:val="both"/>
-        <w:rPr>
-          <w:rFonts w:asciiTheme="majorBidi" w:hAnsiTheme="majorBidi" w:cstheme="majorBidi"/>
-          <w:sz w:val="28"/>
-          <w:szCs w:val="28"/>
-        </w:rPr>
-      </w:pPr>
-      <w:r>
-        <w:rPr>
-          <w:rFonts w:asciiTheme="majorBidi" w:hAnsiTheme="majorBidi" w:cstheme="majorBidi"/>
-          <w:sz w:val="28"/>
-          <w:szCs w:val="28"/>
-        </w:rPr>
-        <w:t>Man-in-the-middle attacks altering traffic</w:t>
-      </w:r>
-    </w:p>
-    <w:p>
-      <w:pPr>
-        <w:pStyle w:val="ListParagraph"/>
-        <w:numPr>
-          <w:ilvl w:val="0"/>
-          <w:numId w:val="17"/>
-        </w:numPr>
-        <w:spacing w:after="100"/>
-        <w:ind w:left="720"/>
-        <w:jc w:val="both"/>
-        <w:rPr>
-          <w:rFonts w:asciiTheme="majorBidi" w:hAnsiTheme="majorBidi" w:cstheme="majorBidi"/>
-          <w:sz w:val="28"/>
-          <w:szCs w:val="28"/>
-        </w:rPr>
-      </w:pPr>
-      <w:r>
-        <w:rPr>
-          <w:rFonts w:asciiTheme="majorBidi" w:hAnsiTheme="majorBidi" w:cstheme="majorBidi"/>
-          <w:sz w:val="28"/>
-          <w:szCs w:val="28"/>
-        </w:rPr>
-        <w:t>Software bugs</w:t>
-      </w:r>
-    </w:p>
-    <w:p>
-      <w:pPr>
-        <w:spacing w:after="80"/>
-        <w:ind w:left="360"/>
-        <w:jc w:val="both"/>
-        <w:rPr>
-          <w:rFonts w:asciiTheme="majorBidi" w:hAnsiTheme="majorBidi" w:cstheme="majorBidi"/>
-          <w:b/>
-          <w:bCs/>
-          <w:sz w:val="28"/>
-          <w:szCs w:val="28"/>
-        </w:rPr>
-      </w:pPr>
-      <w:r>
-        <w:rPr>
-          <w:rFonts w:asciiTheme="majorBidi" w:hAnsiTheme="majorBidi" w:cstheme="majorBidi"/>
-          <w:b/>
-          <w:bCs/>
-          <w:sz w:val="28"/>
-          <w:szCs w:val="28"/>
-        </w:rPr>
-        <w:t>Protection Mechanisms</w:t>
-      </w:r>
-      <w:r>
-        <w:rPr>
-          <w:rFonts w:asciiTheme="majorBidi" w:hAnsiTheme="majorBidi" w:cstheme="majorBidi"/>
-          <w:b/>
-          <w:bCs/>
-          <w:sz w:val="28"/>
-          <w:szCs w:val="28"/>
-        </w:rPr>
-        <w:t>:</w:t>
-      </w:r>
-    </w:p>
-    <w:p>
-      <w:pPr>
-        <w:pStyle w:val="ListParagraph"/>
-        <w:numPr>
-          <w:ilvl w:val="0"/>
-          <w:numId w:val="18"/>
-        </w:numPr>
-        <w:spacing w:after="80"/>
-        <w:ind w:left="720"/>
-        <w:jc w:val="both"/>
-        <w:rPr>
-          <w:rFonts w:asciiTheme="majorBidi" w:hAnsiTheme="majorBidi" w:cstheme="majorBidi"/>
-          <w:b/>
-          <w:bCs/>
-          <w:sz w:val="28"/>
-          <w:szCs w:val="28"/>
-        </w:rPr>
-      </w:pPr>
-      <w:r>
-        <w:rPr>
-          <w:rFonts w:asciiTheme="majorBidi" w:hAnsiTheme="majorBidi" w:cstheme="majorBidi"/>
-          <w:b/>
-          <w:bCs/>
-          <w:sz w:val="28"/>
-          <w:szCs w:val="28"/>
-        </w:rPr>
-        <w:t>Hash Functions</w:t>
-      </w:r>
-    </w:p>
-    <w:p>
-      <w:pPr>
-        <w:spacing w:after="80"/>
-        <w:ind w:left="720"/>
-        <w:jc w:val="both"/>
-        <w:rPr>
-          <w:rFonts w:asciiTheme="majorBidi" w:hAnsiTheme="majorBidi" w:cstheme="majorBidi"/>
-          <w:sz w:val="28"/>
-          <w:szCs w:val="28"/>
-        </w:rPr>
-      </w:pPr>
-      <w:r>
-        <w:rPr>
-          <w:rFonts w:asciiTheme="majorBidi" w:hAnsiTheme="majorBidi" w:cstheme="majorBidi"/>
-          <w:sz w:val="28"/>
-          <w:szCs w:val="28"/>
-        </w:rPr>
-        <w:t>Verify that data has not changed.</w:t>
-      </w:r>
-    </w:p>
-    <w:p>
-      <w:pPr>
-        <w:spacing w:after="80"/>
-        <w:ind w:left="720"/>
-        <w:jc w:val="both"/>
-        <w:rPr>
-          <w:rFonts w:asciiTheme="majorBidi" w:hAnsiTheme="majorBidi" w:cstheme="majorBidi"/>
-          <w:sz w:val="28"/>
-          <w:szCs w:val="28"/>
-          <w:u w:val="single"/>
-        </w:rPr>
-      </w:pPr>
-      <w:r>
-        <w:rPr>
-          <w:rFonts w:asciiTheme="majorBidi" w:hAnsiTheme="majorBidi" w:cstheme="majorBidi"/>
-          <w:sz w:val="28"/>
-          <w:szCs w:val="28"/>
-          <w:u w:val="single"/>
-        </w:rPr>
-        <w:t>Examples:</w:t>
-      </w:r>
-    </w:p>
-    <w:p>
-      <w:pPr>
-        <w:pStyle w:val="ListParagraph"/>
-        <w:numPr>
-          <w:ilvl w:val="0"/>
-          <w:numId w:val="19"/>
-        </w:numPr>
-        <w:jc w:val="both"/>
-        <w:rPr>
-          <w:rFonts w:asciiTheme="majorBidi" w:hAnsiTheme="majorBidi" w:cstheme="majorBidi"/>
-          <w:sz w:val="28"/>
-          <w:szCs w:val="28"/>
-        </w:rPr>
-      </w:pPr>
-      <w:r>
-        <w:rPr>
-          <w:rFonts w:asciiTheme="majorBidi" w:hAnsiTheme="majorBidi" w:cstheme="majorBidi"/>
-          <w:sz w:val="28"/>
-          <w:szCs w:val="28"/>
-        </w:rPr>
-        <w:t>SHA-256</w:t>
-      </w:r>
-    </w:p>
-    <w:p>
-      <w:pPr>
-        <w:pStyle w:val="ListParagraph"/>
-        <w:numPr>
-          <w:ilvl w:val="0"/>
-          <w:numId w:val="19"/>
-        </w:numPr>
-        <w:jc w:val="both"/>
-        <w:rPr>
-          <w:rFonts w:asciiTheme="majorBidi" w:hAnsiTheme="majorBidi" w:cstheme="majorBidi"/>
-          <w:sz w:val="28"/>
-          <w:szCs w:val="28"/>
-        </w:rPr>
-      </w:pPr>
-      <w:r>
-        <w:rPr>
-          <w:rFonts w:asciiTheme="majorBidi" w:hAnsiTheme="majorBidi" w:cstheme="majorBidi"/>
-          <w:sz w:val="28"/>
-          <w:szCs w:val="28"/>
-        </w:rPr>
-        <w:t>SHA-512</w:t>
-      </w:r>
-    </w:p>
-    <w:p>
-      <w:pPr>
-        <w:pStyle w:val="ListParagraph"/>
-        <w:numPr>
-          <w:ilvl w:val="0"/>
-          <w:numId w:val="19"/>
-        </w:numPr>
-        <w:jc w:val="both"/>
-        <w:rPr>
-          <w:rFonts w:asciiTheme="majorBidi" w:hAnsiTheme="majorBidi" w:cstheme="majorBidi"/>
-          <w:sz w:val="28"/>
-          <w:szCs w:val="28"/>
-        </w:rPr>
-      </w:pPr>
-      <w:r>
-        <w:rPr>
-          <w:rFonts w:asciiTheme="majorBidi" w:hAnsiTheme="majorBidi" w:cstheme="majorBidi"/>
-          <w:sz w:val="28"/>
-          <w:szCs w:val="28"/>
-        </w:rPr>
-        <w:t>BLAKE2</w:t>
-      </w:r>
-    </w:p>
-    <w:p>
-      <w:pPr>
-        <w:pStyle w:val="ListParagraph"/>
-        <w:ind w:left="1080"/>
-        <w:jc w:val="both"/>
-        <w:rPr>
-          <w:rFonts w:asciiTheme="majorBidi" w:hAnsiTheme="majorBidi" w:cstheme="majorBidi"/>
-          <w:sz w:val="8"/>
-          <w:szCs w:val="8"/>
-        </w:rPr>
-      </w:pPr>
-    </w:p>
-    <w:p>
-      <w:pPr>
-        <w:pStyle w:val="ListParagraph"/>
-        <w:numPr>
-          <w:ilvl w:val="0"/>
-          <w:numId w:val="20"/>
-        </w:numPr>
-        <w:ind w:left="720"/>
-        <w:jc w:val="both"/>
-        <w:rPr>
-          <w:rFonts w:asciiTheme="majorBidi" w:hAnsiTheme="majorBidi" w:cstheme="majorBidi"/>
-          <w:b/>
-          <w:bCs/>
-          <w:sz w:val="28"/>
-          <w:szCs w:val="28"/>
-        </w:rPr>
-      </w:pPr>
-      <w:r>
-        <w:rPr>
-          <w:rFonts w:asciiTheme="majorBidi" w:hAnsiTheme="majorBidi" w:cstheme="majorBidi"/>
-          <w:b/>
-          <w:bCs/>
-          <w:sz w:val="28"/>
-          <w:szCs w:val="28"/>
-        </w:rPr>
-        <w:t>Digital Signatures</w:t>
-      </w:r>
-    </w:p>
-    <w:p>
-      <w:pPr>
-        <w:pStyle w:val="ListParagraph"/>
-        <w:jc w:val="both"/>
-        <w:rPr>
-          <w:rFonts w:asciiTheme="majorBidi" w:hAnsiTheme="majorBidi" w:cstheme="majorBidi"/>
-          <w:b/>
-          <w:bCs/>
-          <w:sz w:val="8"/>
-          <w:szCs w:val="8"/>
-        </w:rPr>
-      </w:pPr>
-    </w:p>
-    <w:p>
-      <w:pPr>
-        <w:pStyle w:val="ListParagraph"/>
-        <w:numPr>
-          <w:ilvl w:val="0"/>
-          <w:numId w:val="20"/>
-        </w:numPr>
-        <w:spacing w:after="80"/>
-        <w:ind w:left="720"/>
-        <w:jc w:val="both"/>
-        <w:rPr>
-          <w:rFonts w:asciiTheme="majorBidi" w:hAnsiTheme="majorBidi" w:cstheme="majorBidi"/>
-          <w:b/>
-          <w:bCs/>
-          <w:sz w:val="28"/>
-          <w:szCs w:val="28"/>
-        </w:rPr>
-      </w:pPr>
-      <w:r>
-        <w:rPr>
-          <w:rFonts w:asciiTheme="majorBidi" w:hAnsiTheme="majorBidi" w:cstheme="majorBidi"/>
-          <w:b/>
-          <w:bCs/>
-          <w:sz w:val="28"/>
-          <w:szCs w:val="28"/>
-        </w:rPr>
-        <w:t>Checksums</w:t>
-      </w:r>
-    </w:p>
-    <w:p>
-      <w:pPr>
-        <w:spacing w:after="80"/>
-        <w:ind w:left="720"/>
-        <w:jc w:val="both"/>
-        <w:rPr>
-          <w:rFonts w:asciiTheme="majorBidi" w:hAnsiTheme="majorBidi" w:cstheme="majorBidi"/>
-          <w:sz w:val="28"/>
-          <w:szCs w:val="28"/>
-        </w:rPr>
-      </w:pPr>
-      <w:r>
-        <w:rPr>
-          <w:rFonts w:asciiTheme="majorBidi" w:hAnsiTheme="majorBidi" w:cstheme="majorBidi"/>
-          <w:sz w:val="28"/>
-          <w:szCs w:val="28"/>
-        </w:rPr>
-        <w:t>Detect accidental corruption.</w:t>
-      </w:r>
-    </w:p>
-    <w:p>
-      <w:pPr>
-        <w:spacing w:after="80"/>
-        <w:ind w:left="720"/>
-        <w:jc w:val="both"/>
-        <w:rPr>
-          <w:rFonts w:asciiTheme="majorBidi" w:hAnsiTheme="majorBidi" w:cstheme="majorBidi"/>
-          <w:sz w:val="28"/>
-          <w:szCs w:val="28"/>
-          <w:u w:val="single"/>
-        </w:rPr>
-      </w:pPr>
-      <w:r>
-        <w:rPr>
-          <w:rFonts w:asciiTheme="majorBidi" w:hAnsiTheme="majorBidi" w:cstheme="majorBidi"/>
-          <w:sz w:val="28"/>
-          <w:szCs w:val="28"/>
-          <w:u w:val="single"/>
-        </w:rPr>
-        <w:t>Examples:</w:t>
-      </w:r>
-    </w:p>
-    <w:p>
-      <w:pPr>
-        <w:pStyle w:val="ListParagraph"/>
-        <w:numPr>
-          <w:ilvl w:val="0"/>
-          <w:numId w:val="21"/>
-        </w:numPr>
-        <w:jc w:val="both"/>
-        <w:rPr>
-          <w:rFonts w:asciiTheme="majorBidi" w:hAnsiTheme="majorBidi" w:cstheme="majorBidi"/>
-          <w:sz w:val="28"/>
-          <w:szCs w:val="28"/>
-        </w:rPr>
-      </w:pPr>
-      <w:r>
-        <w:rPr>
-          <w:rFonts w:asciiTheme="majorBidi" w:hAnsiTheme="majorBidi" w:cstheme="majorBidi"/>
-          <w:sz w:val="28"/>
-          <w:szCs w:val="28"/>
-        </w:rPr>
-        <w:t>CRC32</w:t>
-      </w:r>
-    </w:p>
-    <w:p>
-      <w:pPr>
-        <w:pStyle w:val="ListParagraph"/>
-        <w:numPr>
-          <w:ilvl w:val="0"/>
-          <w:numId w:val="21"/>
-        </w:numPr>
-        <w:jc w:val="both"/>
-        <w:rPr>
-          <w:rFonts w:asciiTheme="majorBidi" w:hAnsiTheme="majorBidi" w:cstheme="majorBidi"/>
-          <w:sz w:val="28"/>
-          <w:szCs w:val="28"/>
-        </w:rPr>
-      </w:pPr>
-      <w:r>
-        <w:rPr>
-          <w:rFonts w:asciiTheme="majorBidi" w:hAnsiTheme="majorBidi" w:cstheme="majorBidi"/>
-          <w:sz w:val="28"/>
-          <w:szCs w:val="28"/>
-        </w:rPr>
-        <w:t>MD5 (only for error detection, not security)</w:t>
-      </w:r>
-    </w:p>
-    <w:p>
-      <w:pPr>
-        <w:pStyle w:val="ListParagraph"/>
-        <w:numPr>
-          <w:ilvl w:val="0"/>
-          <w:numId w:val="21"/>
-        </w:numPr>
-        <w:jc w:val="both"/>
-        <w:rPr>
-          <w:rFonts w:asciiTheme="majorBidi" w:hAnsiTheme="majorBidi" w:cstheme="majorBidi"/>
-          <w:sz w:val="28"/>
-          <w:szCs w:val="28"/>
-        </w:rPr>
-      </w:pPr>
-      <w:r>
-        <w:rPr>
-          <w:rFonts w:asciiTheme="majorBidi" w:hAnsiTheme="majorBidi" w:cstheme="majorBidi"/>
-          <w:sz w:val="28"/>
-          <w:szCs w:val="28"/>
-        </w:rPr>
-        <w:t>SHA-256</w:t>
-      </w:r>
-    </w:p>
-    <w:p>
-      <w:pPr>
-        <w:pStyle w:val="ListParagraph"/>
-        <w:ind w:left="1080"/>
-        <w:jc w:val="both"/>
-        <w:rPr>
-          <w:rFonts w:asciiTheme="majorBidi" w:hAnsiTheme="majorBidi" w:cstheme="majorBidi"/>
-          <w:sz w:val="8"/>
-          <w:szCs w:val="8"/>
-        </w:rPr>
-      </w:pPr>
-    </w:p>
-    <w:p>
-      <w:pPr>
-        <w:pStyle w:val="ListParagraph"/>
-        <w:numPr>
-          <w:ilvl w:val="0"/>
-          <w:numId w:val="22"/>
-        </w:numPr>
-        <w:spacing w:after="80"/>
-        <w:ind w:left="720"/>
-        <w:jc w:val="both"/>
-        <w:rPr>
-          <w:rFonts w:asciiTheme="majorBidi" w:hAnsiTheme="majorBidi" w:cstheme="majorBidi"/>
-          <w:b/>
-          <w:bCs/>
-          <w:sz w:val="28"/>
-          <w:szCs w:val="28"/>
-        </w:rPr>
-      </w:pPr>
-      <w:r>
-        <w:rPr>
-          <w:rFonts w:asciiTheme="majorBidi" w:hAnsiTheme="majorBidi" w:cstheme="majorBidi"/>
-          <w:b/>
-          <w:bCs/>
-          <w:sz w:val="28"/>
-          <w:szCs w:val="28"/>
-        </w:rPr>
-        <w:t>File Permissions</w:t>
-      </w:r>
-    </w:p>
-    <w:p>
-      <w:pPr>
-        <w:spacing w:after="100"/>
-        <w:ind w:left="720"/>
-        <w:jc w:val="both"/>
-        <w:rPr>
-          <w:rFonts w:asciiTheme="majorBidi" w:hAnsiTheme="majorBidi" w:cstheme="majorBidi"/>
-          <w:sz w:val="28"/>
-          <w:szCs w:val="28"/>
-        </w:rPr>
-      </w:pPr>
-      <w:r>
-        <w:rPr>
-          <w:rFonts w:asciiTheme="majorBidi" w:hAnsiTheme="majorBidi" w:cstheme="majorBidi"/>
-          <w:sz w:val="28"/>
-          <w:szCs w:val="28"/>
-        </w:rPr>
-        <w:t>Prevent unauthorized modifications.</w:t>
-      </w:r>
-    </w:p>
-    <w:p>
-      <w:pPr>
-        <w:pStyle w:val="ListParagraph"/>
-        <w:numPr>
-          <w:ilvl w:val="0"/>
-          <w:numId w:val="22"/>
-        </w:numPr>
-        <w:spacing w:after="80"/>
-        <w:ind w:left="720"/>
-        <w:jc w:val="both"/>
-        <w:rPr>
-          <w:rFonts w:asciiTheme="majorBidi" w:hAnsiTheme="majorBidi" w:cstheme="majorBidi"/>
-          <w:b/>
-          <w:bCs/>
-          <w:sz w:val="28"/>
-          <w:szCs w:val="28"/>
-        </w:rPr>
-      </w:pPr>
-      <w:r>
-        <w:rPr>
-          <w:rFonts w:asciiTheme="majorBidi" w:hAnsiTheme="majorBidi" w:cstheme="majorBidi"/>
-          <w:b/>
-          <w:bCs/>
-          <w:sz w:val="28"/>
-          <w:szCs w:val="28"/>
-        </w:rPr>
-        <w:t>Version Control</w:t>
-      </w:r>
-    </w:p>
-    <w:p>
-      <w:pPr>
-        <w:ind w:left="720"/>
-        <w:jc w:val="both"/>
-        <w:rPr>
-          <w:rFonts w:asciiTheme="majorBidi" w:hAnsiTheme="majorBidi" w:cstheme="majorBidi"/>
-          <w:sz w:val="28"/>
-          <w:szCs w:val="28"/>
-        </w:rPr>
-      </w:pPr>
-      <w:r>
-        <w:rPr>
-          <w:rFonts w:asciiTheme="majorBidi" w:hAnsiTheme="majorBidi" w:cstheme="majorBidi"/>
-          <w:sz w:val="28"/>
-          <w:szCs w:val="28"/>
-        </w:rPr>
-        <w:t>Git maintains a complete history of changes, making unauthorized or accidental modifications easier to detect and recover from.</w:t>
-      </w:r>
-    </w:p>
-    <w:p>
-      <w:pPr>
-        <w:pStyle w:val="ListParagraph"/>
-        <w:numPr>
-          <w:ilvl w:val="0"/>
-          <w:numId w:val="23"/>
-        </w:numPr>
-        <w:spacing w:after="80"/>
-        <w:ind w:left="360"/>
-        <w:jc w:val="both"/>
-        <w:rPr>
-          <w:rFonts w:asciiTheme="majorBidi" w:hAnsiTheme="majorBidi" w:cstheme="majorBidi"/>
-          <w:b/>
-          <w:bCs/>
-          <w:sz w:val="36"/>
-          <w:szCs w:val="36"/>
-        </w:rPr>
-      </w:pPr>
-      <w:r>
-        <w:rPr>
-          <w:rFonts w:asciiTheme="majorBidi" w:hAnsiTheme="majorBidi" w:cstheme="majorBidi"/>
-          <w:b/>
-          <w:bCs/>
-          <w:sz w:val="36"/>
-          <w:szCs w:val="36"/>
-        </w:rPr>
-        <w:t>Availability</w:t>
-      </w:r>
-    </w:p>
-    <w:p>
-      <w:pPr>
-        <w:spacing w:after="60"/>
-        <w:ind w:left="360"/>
-        <w:jc w:val="both"/>
-        <w:rPr>
-          <w:rFonts w:asciiTheme="majorBidi" w:hAnsiTheme="majorBidi" w:cstheme="majorBidi"/>
-          <w:sz w:val="28"/>
-          <w:szCs w:val="28"/>
-        </w:rPr>
-      </w:pPr>
-      <w:r>
-        <w:rPr>
-          <w:rFonts w:asciiTheme="majorBidi" w:hAnsiTheme="majorBidi" w:cstheme="majorBidi"/>
-          <w:sz w:val="28"/>
-          <w:szCs w:val="28"/>
-        </w:rPr>
-        <w:t>Availability ensures that systems, services, and data are accessible to authorized users whenever needed.</w:t>
-      </w:r>
-      <w:r>
-        <w:rPr>
-          <w:rFonts w:asciiTheme="majorBidi" w:hAnsiTheme="majorBidi" w:cstheme="majorBidi"/>
-          <w:sz w:val="28"/>
-          <w:szCs w:val="28"/>
-        </w:rPr>
-        <w:t xml:space="preserve"> </w:t>
-      </w:r>
-    </w:p>
-    <w:p>
-      <w:pPr>
-        <w:ind w:left="360"/>
-        <w:jc w:val="both"/>
-        <w:rPr>
-          <w:rFonts w:asciiTheme="majorBidi" w:hAnsiTheme="majorBidi" w:cstheme="majorBidi"/>
-          <w:sz w:val="28"/>
-          <w:szCs w:val="28"/>
-        </w:rPr>
-      </w:pPr>
-      <w:r>
-        <w:rPr>
-          <w:rFonts w:asciiTheme="majorBidi" w:hAnsiTheme="majorBidi" w:cstheme="majorBidi"/>
-          <w:sz w:val="28"/>
-          <w:szCs w:val="28"/>
-        </w:rPr>
-        <w:lastRenderedPageBreak/>
-        <w:t>A perfectly confidential and accurate system is still a failure if legitimate users cannot access it.</w:t>
-      </w:r>
-    </w:p>
-    <w:p>
-      <w:pPr>
-        <w:spacing w:after="80"/>
-        <w:ind w:left="360"/>
-        <w:rPr>
-          <w:rFonts w:asciiTheme="majorBidi" w:hAnsiTheme="majorBidi" w:cstheme="majorBidi"/>
-          <w:b/>
-          <w:bCs/>
-          <w:sz w:val="28"/>
-          <w:szCs w:val="28"/>
-        </w:rPr>
-      </w:pPr>
-      <w:r>
-        <w:rPr>
-          <w:rFonts w:asciiTheme="majorBidi" w:hAnsiTheme="majorBidi" w:cstheme="majorBidi"/>
-          <w:b/>
-          <w:bCs/>
-          <w:sz w:val="28"/>
-          <w:szCs w:val="28"/>
-        </w:rPr>
-        <w:t>Threats to Availability</w:t>
-      </w:r>
-      <w:r>
-        <w:rPr>
-          <w:rFonts w:asciiTheme="majorBidi" w:hAnsiTheme="majorBidi" w:cstheme="majorBidi"/>
-          <w:b/>
-          <w:bCs/>
-          <w:sz w:val="28"/>
-          <w:szCs w:val="28"/>
-        </w:rPr>
-        <w:t>:</w:t>
-      </w:r>
-    </w:p>
-    <w:p>
-      <w:pPr>
-        <w:pStyle w:val="ListParagraph"/>
-        <w:numPr>
-          <w:ilvl w:val="0"/>
-          <w:numId w:val="24"/>
-        </w:numPr>
-        <w:ind w:left="720"/>
-        <w:rPr>
-          <w:rFonts w:asciiTheme="majorBidi" w:hAnsiTheme="majorBidi" w:cstheme="majorBidi"/>
-          <w:sz w:val="28"/>
-          <w:szCs w:val="28"/>
-        </w:rPr>
-      </w:pPr>
-      <w:r>
-        <w:rPr>
-          <w:rFonts w:asciiTheme="majorBidi" w:hAnsiTheme="majorBidi" w:cstheme="majorBidi"/>
-          <w:sz w:val="28"/>
-          <w:szCs w:val="28"/>
-        </w:rPr>
-        <w:t>DDoS attacks</w:t>
-      </w:r>
-    </w:p>
-    <w:p>
-      <w:pPr>
-        <w:pStyle w:val="ListParagraph"/>
-        <w:numPr>
-          <w:ilvl w:val="0"/>
-          <w:numId w:val="24"/>
-        </w:numPr>
-        <w:ind w:left="720"/>
-        <w:rPr>
-          <w:rFonts w:asciiTheme="majorBidi" w:hAnsiTheme="majorBidi" w:cstheme="majorBidi"/>
-          <w:sz w:val="28"/>
-          <w:szCs w:val="28"/>
-        </w:rPr>
-      </w:pPr>
-      <w:r>
-        <w:rPr>
-          <w:rFonts w:asciiTheme="majorBidi" w:hAnsiTheme="majorBidi" w:cstheme="majorBidi"/>
-          <w:sz w:val="28"/>
-          <w:szCs w:val="28"/>
-        </w:rPr>
-        <w:t>Hardware failures</w:t>
-      </w:r>
-    </w:p>
-    <w:p>
-      <w:pPr>
-        <w:pStyle w:val="ListParagraph"/>
-        <w:numPr>
-          <w:ilvl w:val="0"/>
-          <w:numId w:val="24"/>
-        </w:numPr>
-        <w:ind w:left="720"/>
-        <w:rPr>
-          <w:rFonts w:asciiTheme="majorBidi" w:hAnsiTheme="majorBidi" w:cstheme="majorBidi"/>
-          <w:sz w:val="28"/>
-          <w:szCs w:val="28"/>
-        </w:rPr>
-      </w:pPr>
-      <w:r>
-        <w:rPr>
-          <w:rFonts w:asciiTheme="majorBidi" w:hAnsiTheme="majorBidi" w:cstheme="majorBidi"/>
-          <w:sz w:val="28"/>
-          <w:szCs w:val="28"/>
-        </w:rPr>
-        <w:t>Power outages</w:t>
-      </w:r>
-    </w:p>
-    <w:p>
-      <w:pPr>
-        <w:pStyle w:val="ListParagraph"/>
-        <w:numPr>
-          <w:ilvl w:val="0"/>
-          <w:numId w:val="24"/>
-        </w:numPr>
-        <w:ind w:left="720"/>
-        <w:rPr>
-          <w:rFonts w:asciiTheme="majorBidi" w:hAnsiTheme="majorBidi" w:cstheme="majorBidi"/>
-          <w:sz w:val="28"/>
-          <w:szCs w:val="28"/>
-        </w:rPr>
-      </w:pPr>
-      <w:r>
-        <w:rPr>
-          <w:rFonts w:asciiTheme="majorBidi" w:hAnsiTheme="majorBidi" w:cstheme="majorBidi"/>
-          <w:sz w:val="28"/>
-          <w:szCs w:val="28"/>
-        </w:rPr>
-        <w:t>Disk failures</w:t>
-      </w:r>
-    </w:p>
-    <w:p>
-      <w:pPr>
-        <w:pStyle w:val="ListParagraph"/>
-        <w:numPr>
-          <w:ilvl w:val="0"/>
-          <w:numId w:val="24"/>
-        </w:numPr>
-        <w:ind w:left="720"/>
-        <w:rPr>
-          <w:rFonts w:asciiTheme="majorBidi" w:hAnsiTheme="majorBidi" w:cstheme="majorBidi"/>
-          <w:sz w:val="28"/>
-          <w:szCs w:val="28"/>
-        </w:rPr>
-      </w:pPr>
-      <w:r>
-        <w:rPr>
-          <w:rFonts w:asciiTheme="majorBidi" w:hAnsiTheme="majorBidi" w:cstheme="majorBidi"/>
-          <w:sz w:val="28"/>
-          <w:szCs w:val="28"/>
-        </w:rPr>
-        <w:t>Ransomware</w:t>
-      </w:r>
-    </w:p>
-    <w:p>
-      <w:pPr>
-        <w:pStyle w:val="ListParagraph"/>
-        <w:numPr>
-          <w:ilvl w:val="0"/>
-          <w:numId w:val="24"/>
-        </w:numPr>
-        <w:ind w:left="720"/>
-        <w:rPr>
-          <w:rFonts w:asciiTheme="majorBidi" w:hAnsiTheme="majorBidi" w:cstheme="majorBidi"/>
-          <w:sz w:val="28"/>
-          <w:szCs w:val="28"/>
-        </w:rPr>
-      </w:pPr>
-      <w:r>
-        <w:rPr>
-          <w:rFonts w:asciiTheme="majorBidi" w:hAnsiTheme="majorBidi" w:cstheme="majorBidi"/>
-          <w:sz w:val="28"/>
-          <w:szCs w:val="28"/>
-        </w:rPr>
-        <w:t>Natural disasters</w:t>
-      </w:r>
-    </w:p>
-    <w:p>
-      <w:pPr>
-        <w:pStyle w:val="ListParagraph"/>
-        <w:numPr>
-          <w:ilvl w:val="0"/>
-          <w:numId w:val="24"/>
-        </w:numPr>
-        <w:ind w:left="720"/>
-        <w:rPr>
-          <w:rFonts w:asciiTheme="majorBidi" w:hAnsiTheme="majorBidi" w:cstheme="majorBidi"/>
-          <w:sz w:val="28"/>
-          <w:szCs w:val="28"/>
-        </w:rPr>
-      </w:pPr>
-      <w:r>
-        <w:rPr>
-          <w:rFonts w:asciiTheme="majorBidi" w:hAnsiTheme="majorBidi" w:cstheme="majorBidi"/>
-          <w:sz w:val="28"/>
-          <w:szCs w:val="28"/>
-        </w:rPr>
-        <w:t>Network failures</w:t>
-      </w:r>
-    </w:p>
-    <w:p>
-      <w:pPr>
-        <w:pStyle w:val="ListParagraph"/>
-        <w:numPr>
-          <w:ilvl w:val="0"/>
-          <w:numId w:val="24"/>
-        </w:numPr>
-        <w:ind w:left="720"/>
-        <w:rPr>
-          <w:rFonts w:asciiTheme="majorBidi" w:hAnsiTheme="majorBidi" w:cstheme="majorBidi"/>
-          <w:sz w:val="28"/>
-          <w:szCs w:val="28"/>
-        </w:rPr>
-      </w:pPr>
-      <w:r>
-        <w:rPr>
-          <w:rFonts w:asciiTheme="majorBidi" w:hAnsiTheme="majorBidi" w:cstheme="majorBidi"/>
-          <w:sz w:val="28"/>
-          <w:szCs w:val="28"/>
-        </w:rPr>
-        <w:t>Misconfigurations</w:t>
-      </w:r>
-    </w:p>
-    <w:p>
-      <w:pPr>
-        <w:pStyle w:val="ListParagraph"/>
-        <w:numPr>
-          <w:ilvl w:val="0"/>
-          <w:numId w:val="24"/>
-        </w:numPr>
-        <w:spacing w:after="100"/>
-        <w:ind w:left="720"/>
-        <w:jc w:val="both"/>
-        <w:rPr>
-          <w:rFonts w:asciiTheme="majorBidi" w:hAnsiTheme="majorBidi" w:cstheme="majorBidi"/>
-          <w:sz w:val="28"/>
-          <w:szCs w:val="28"/>
-        </w:rPr>
-      </w:pPr>
-      <w:r>
-        <w:rPr>
-          <w:rFonts w:asciiTheme="majorBidi" w:hAnsiTheme="majorBidi" w:cstheme="majorBidi"/>
-          <w:sz w:val="28"/>
-          <w:szCs w:val="28"/>
-        </w:rPr>
-        <w:t>Resource exhaustion</w:t>
-      </w:r>
-    </w:p>
-    <w:p>
-      <w:pPr>
-        <w:spacing w:after="80"/>
-        <w:ind w:left="360"/>
-        <w:rPr>
-          <w:rFonts w:asciiTheme="majorBidi" w:hAnsiTheme="majorBidi" w:cstheme="majorBidi"/>
-          <w:b/>
-          <w:bCs/>
-          <w:sz w:val="28"/>
-          <w:szCs w:val="28"/>
-        </w:rPr>
-      </w:pPr>
-      <w:r>
-        <w:rPr>
-          <w:rFonts w:asciiTheme="majorBidi" w:hAnsiTheme="majorBidi" w:cstheme="majorBidi"/>
-          <w:b/>
-          <w:bCs/>
-          <w:sz w:val="28"/>
-          <w:szCs w:val="28"/>
-        </w:rPr>
-        <w:t>Protection Mechanisms</w:t>
-      </w:r>
-      <w:r>
-        <w:rPr>
-          <w:rFonts w:asciiTheme="majorBidi" w:hAnsiTheme="majorBidi" w:cstheme="majorBidi"/>
-          <w:b/>
-          <w:bCs/>
-          <w:sz w:val="28"/>
-          <w:szCs w:val="28"/>
-        </w:rPr>
-        <w:t>:</w:t>
-      </w:r>
-    </w:p>
-    <w:p>
-      <w:pPr>
-        <w:pStyle w:val="ListParagraph"/>
-        <w:numPr>
-          <w:ilvl w:val="0"/>
-          <w:numId w:val="25"/>
-        </w:numPr>
-        <w:spacing w:after="80"/>
-        <w:ind w:left="720"/>
-        <w:rPr>
-          <w:rFonts w:asciiTheme="majorBidi" w:hAnsiTheme="majorBidi" w:cstheme="majorBidi"/>
-          <w:b/>
-          <w:bCs/>
-          <w:sz w:val="28"/>
-          <w:szCs w:val="28"/>
-        </w:rPr>
-      </w:pPr>
-      <w:r>
-        <w:rPr>
-          <w:rFonts w:asciiTheme="majorBidi" w:hAnsiTheme="majorBidi" w:cstheme="majorBidi"/>
-          <w:b/>
-          <w:bCs/>
-          <w:sz w:val="28"/>
-          <w:szCs w:val="28"/>
-        </w:rPr>
-        <w:t>Redundancy</w:t>
-      </w:r>
-    </w:p>
-    <w:p>
-      <w:pPr>
-        <w:spacing w:after="80"/>
-        <w:ind w:left="720"/>
-        <w:rPr>
-          <w:rFonts w:asciiTheme="majorBidi" w:hAnsiTheme="majorBidi" w:cstheme="majorBidi"/>
-          <w:sz w:val="28"/>
-          <w:szCs w:val="28"/>
-        </w:rPr>
-      </w:pPr>
-      <w:r>
-        <w:rPr>
-          <w:rFonts w:asciiTheme="majorBidi" w:hAnsiTheme="majorBidi" w:cstheme="majorBidi"/>
-          <w:sz w:val="28"/>
-          <w:szCs w:val="28"/>
-        </w:rPr>
-        <w:t>Avoid single points of failure.</w:t>
-      </w:r>
-    </w:p>
-    <w:p>
-      <w:pPr>
-        <w:spacing w:after="80"/>
-        <w:ind w:left="720"/>
-        <w:rPr>
-          <w:rFonts w:asciiTheme="majorBidi" w:hAnsiTheme="majorBidi" w:cstheme="majorBidi"/>
-          <w:sz w:val="28"/>
-          <w:szCs w:val="28"/>
-          <w:u w:val="single"/>
-        </w:rPr>
-      </w:pPr>
-      <w:r>
-        <w:rPr>
-          <w:rFonts w:asciiTheme="majorBidi" w:hAnsiTheme="majorBidi" w:cstheme="majorBidi"/>
-          <w:sz w:val="28"/>
-          <w:szCs w:val="28"/>
-          <w:u w:val="single"/>
-        </w:rPr>
-        <w:t>Examples:</w:t>
-      </w:r>
-    </w:p>
-    <w:p>
-      <w:pPr>
-        <w:pStyle w:val="ListParagraph"/>
-        <w:numPr>
-          <w:ilvl w:val="0"/>
-          <w:numId w:val="26"/>
-        </w:numPr>
-        <w:rPr>
-          <w:rFonts w:asciiTheme="majorBidi" w:hAnsiTheme="majorBidi" w:cstheme="majorBidi"/>
-          <w:sz w:val="28"/>
-          <w:szCs w:val="28"/>
-        </w:rPr>
-      </w:pPr>
-      <w:r>
-        <w:rPr>
-          <w:rFonts w:asciiTheme="majorBidi" w:hAnsiTheme="majorBidi" w:cstheme="majorBidi"/>
-          <w:sz w:val="28"/>
-          <w:szCs w:val="28"/>
-        </w:rPr>
-        <w:t>Multiple servers</w:t>
-      </w:r>
-    </w:p>
-    <w:p>
-      <w:pPr>
-        <w:pStyle w:val="ListParagraph"/>
-        <w:numPr>
-          <w:ilvl w:val="0"/>
-          <w:numId w:val="26"/>
-        </w:numPr>
-        <w:rPr>
-          <w:rFonts w:asciiTheme="majorBidi" w:hAnsiTheme="majorBidi" w:cstheme="majorBidi"/>
-          <w:sz w:val="28"/>
-          <w:szCs w:val="28"/>
-        </w:rPr>
-      </w:pPr>
-      <w:r>
-        <w:rPr>
-          <w:rFonts w:asciiTheme="majorBidi" w:hAnsiTheme="majorBidi" w:cstheme="majorBidi"/>
-          <w:sz w:val="28"/>
-          <w:szCs w:val="28"/>
-        </w:rPr>
-        <w:t>RAID</w:t>
-      </w:r>
-    </w:p>
-    <w:p>
-      <w:pPr>
-        <w:pStyle w:val="ListParagraph"/>
-        <w:numPr>
-          <w:ilvl w:val="0"/>
-          <w:numId w:val="26"/>
-        </w:numPr>
-        <w:rPr>
-          <w:rFonts w:asciiTheme="majorBidi" w:hAnsiTheme="majorBidi" w:cstheme="majorBidi"/>
-          <w:sz w:val="28"/>
-          <w:szCs w:val="28"/>
-        </w:rPr>
-      </w:pPr>
-      <w:r>
-        <w:rPr>
-          <w:rFonts w:asciiTheme="majorBidi" w:hAnsiTheme="majorBidi" w:cstheme="majorBidi"/>
-          <w:sz w:val="28"/>
-          <w:szCs w:val="28"/>
-        </w:rPr>
-        <w:t>Multiple ISPs</w:t>
-      </w:r>
-    </w:p>
-    <w:p>
-      <w:pPr>
-        <w:pStyle w:val="ListParagraph"/>
-        <w:ind w:left="1080"/>
-        <w:rPr>
-          <w:rFonts w:asciiTheme="majorBidi" w:hAnsiTheme="majorBidi" w:cstheme="majorBidi"/>
-          <w:sz w:val="8"/>
-          <w:szCs w:val="8"/>
-        </w:rPr>
-      </w:pPr>
-    </w:p>
-    <w:p>
-      <w:pPr>
-        <w:pStyle w:val="ListParagraph"/>
-        <w:numPr>
-          <w:ilvl w:val="0"/>
-          <w:numId w:val="27"/>
-        </w:numPr>
-        <w:spacing w:after="80"/>
-        <w:ind w:left="720"/>
-        <w:rPr>
-          <w:rFonts w:asciiTheme="majorBidi" w:hAnsiTheme="majorBidi" w:cstheme="majorBidi"/>
-          <w:b/>
-          <w:bCs/>
-          <w:sz w:val="28"/>
-          <w:szCs w:val="28"/>
-        </w:rPr>
-      </w:pPr>
-      <w:r>
-        <w:rPr>
-          <w:rFonts w:asciiTheme="majorBidi" w:hAnsiTheme="majorBidi" w:cstheme="majorBidi"/>
-          <w:b/>
-          <w:bCs/>
-          <w:sz w:val="28"/>
-          <w:szCs w:val="28"/>
-        </w:rPr>
-        <w:t>Backups</w:t>
-      </w:r>
-    </w:p>
-    <w:p>
-      <w:pPr>
-        <w:spacing w:after="80"/>
-        <w:ind w:left="720"/>
-        <w:rPr>
-          <w:rFonts w:asciiTheme="majorBidi" w:hAnsiTheme="majorBidi" w:cstheme="majorBidi"/>
-          <w:sz w:val="28"/>
-          <w:szCs w:val="28"/>
-        </w:rPr>
-      </w:pPr>
-      <w:r>
-        <w:rPr>
-          <w:rFonts w:asciiTheme="majorBidi" w:hAnsiTheme="majorBidi" w:cstheme="majorBidi"/>
-          <w:sz w:val="28"/>
-          <w:szCs w:val="28"/>
-        </w:rPr>
-        <w:t>Recover lost or corrupted data.</w:t>
-      </w:r>
-    </w:p>
-    <w:p>
-      <w:pPr>
-        <w:pStyle w:val="ListParagraph"/>
-        <w:numPr>
-          <w:ilvl w:val="0"/>
-          <w:numId w:val="27"/>
-        </w:numPr>
-        <w:spacing w:after="80"/>
-        <w:ind w:left="720"/>
-        <w:rPr>
-          <w:rFonts w:asciiTheme="majorBidi" w:hAnsiTheme="majorBidi" w:cstheme="majorBidi"/>
-          <w:b/>
-          <w:bCs/>
-          <w:sz w:val="28"/>
-          <w:szCs w:val="28"/>
-        </w:rPr>
-      </w:pPr>
-      <w:r>
-        <w:rPr>
-          <w:rFonts w:asciiTheme="majorBidi" w:hAnsiTheme="majorBidi" w:cstheme="majorBidi"/>
-          <w:b/>
-          <w:bCs/>
-          <w:sz w:val="28"/>
-          <w:szCs w:val="28"/>
-        </w:rPr>
-        <w:t>Load Balancers</w:t>
-      </w:r>
-    </w:p>
-    <w:p>
-      <w:pPr>
-        <w:spacing w:after="80"/>
-        <w:ind w:left="720"/>
-        <w:rPr>
-          <w:rFonts w:asciiTheme="majorBidi" w:hAnsiTheme="majorBidi" w:cstheme="majorBidi"/>
-          <w:sz w:val="28"/>
-          <w:szCs w:val="28"/>
-        </w:rPr>
-      </w:pPr>
-      <w:r>
-        <w:rPr>
-          <w:rFonts w:asciiTheme="majorBidi" w:hAnsiTheme="majorBidi" w:cstheme="majorBidi"/>
-          <w:sz w:val="28"/>
-          <w:szCs w:val="28"/>
-        </w:rPr>
-        <w:t>Distribute traffic across multiple servers.</w:t>
-      </w:r>
-    </w:p>
-    <w:p>
-      <w:pPr>
-        <w:pStyle w:val="ListParagraph"/>
-        <w:numPr>
-          <w:ilvl w:val="0"/>
-          <w:numId w:val="27"/>
-        </w:numPr>
-        <w:spacing w:after="80"/>
-        <w:ind w:left="720"/>
-        <w:rPr>
-          <w:rFonts w:asciiTheme="majorBidi" w:hAnsiTheme="majorBidi" w:cstheme="majorBidi"/>
-          <w:b/>
-          <w:bCs/>
-          <w:sz w:val="28"/>
-          <w:szCs w:val="28"/>
-        </w:rPr>
-      </w:pPr>
-      <w:r>
-        <w:rPr>
-          <w:rFonts w:asciiTheme="majorBidi" w:hAnsiTheme="majorBidi" w:cstheme="majorBidi"/>
-          <w:b/>
-          <w:bCs/>
-          <w:sz w:val="28"/>
-          <w:szCs w:val="28"/>
-        </w:rPr>
-        <w:t>High Availability (HA)</w:t>
-      </w:r>
-    </w:p>
-    <w:p>
-      <w:pPr>
-        <w:spacing w:after="80"/>
-        <w:ind w:left="720"/>
-        <w:rPr>
-          <w:rFonts w:asciiTheme="majorBidi" w:hAnsiTheme="majorBidi" w:cstheme="majorBidi"/>
-          <w:sz w:val="28"/>
-          <w:szCs w:val="28"/>
-        </w:rPr>
-      </w:pPr>
-      <w:r>
-        <w:rPr>
-          <w:rFonts w:asciiTheme="majorBidi" w:hAnsiTheme="majorBidi" w:cstheme="majorBidi"/>
-          <w:sz w:val="28"/>
-          <w:szCs w:val="28"/>
-        </w:rPr>
-        <w:t>Keep services running even when components fail.</w:t>
-      </w:r>
-    </w:p>
-    <w:p>
-      <w:pPr>
-        <w:spacing w:after="80"/>
-        <w:ind w:left="720"/>
-        <w:rPr>
-          <w:rFonts w:asciiTheme="majorBidi" w:hAnsiTheme="majorBidi" w:cstheme="majorBidi"/>
-          <w:sz w:val="28"/>
-          <w:szCs w:val="28"/>
-          <w:u w:val="single"/>
-        </w:rPr>
-      </w:pPr>
-      <w:r>
-        <w:rPr>
-          <w:rFonts w:asciiTheme="majorBidi" w:hAnsiTheme="majorBidi" w:cstheme="majorBidi"/>
-          <w:sz w:val="28"/>
-          <w:szCs w:val="28"/>
-          <w:u w:val="single"/>
-        </w:rPr>
-        <w:t>Examples:</w:t>
-      </w:r>
-    </w:p>
-    <w:p>
-      <w:pPr>
-        <w:pStyle w:val="ListParagraph"/>
-        <w:numPr>
-          <w:ilvl w:val="0"/>
-          <w:numId w:val="28"/>
-        </w:numPr>
-        <w:rPr>
-          <w:rFonts w:asciiTheme="majorBidi" w:hAnsiTheme="majorBidi" w:cstheme="majorBidi"/>
-          <w:sz w:val="28"/>
-          <w:szCs w:val="28"/>
-        </w:rPr>
-      </w:pPr>
-      <w:r>
-        <w:rPr>
-          <w:rFonts w:asciiTheme="majorBidi" w:hAnsiTheme="majorBidi" w:cstheme="majorBidi"/>
-          <w:sz w:val="28"/>
-          <w:szCs w:val="28"/>
-        </w:rPr>
-        <w:t>Active-passive clusters</w:t>
-      </w:r>
-    </w:p>
-    <w:p>
-      <w:pPr>
-        <w:pStyle w:val="ListParagraph"/>
-        <w:numPr>
-          <w:ilvl w:val="0"/>
-          <w:numId w:val="28"/>
-        </w:numPr>
-        <w:rPr>
-          <w:rFonts w:asciiTheme="majorBidi" w:hAnsiTheme="majorBidi" w:cstheme="majorBidi"/>
-          <w:sz w:val="28"/>
-          <w:szCs w:val="28"/>
-        </w:rPr>
-      </w:pPr>
-      <w:r>
-        <w:rPr>
-          <w:rFonts w:asciiTheme="majorBidi" w:hAnsiTheme="majorBidi" w:cstheme="majorBidi"/>
-          <w:sz w:val="28"/>
-          <w:szCs w:val="28"/>
-        </w:rPr>
-        <w:t>Active-active clusters</w:t>
-      </w:r>
-    </w:p>
-    <w:p>
-      <w:pPr>
-        <w:pStyle w:val="ListParagraph"/>
-        <w:ind w:left="1080"/>
-        <w:rPr>
-          <w:rFonts w:asciiTheme="majorBidi" w:hAnsiTheme="majorBidi" w:cstheme="majorBidi"/>
-          <w:sz w:val="8"/>
-          <w:szCs w:val="8"/>
-        </w:rPr>
-      </w:pPr>
-    </w:p>
-    <w:p>
-      <w:pPr>
-        <w:pStyle w:val="ListParagraph"/>
-        <w:numPr>
-          <w:ilvl w:val="0"/>
-          <w:numId w:val="29"/>
-        </w:numPr>
-        <w:spacing w:after="80"/>
-        <w:ind w:left="720"/>
-        <w:rPr>
-          <w:rFonts w:asciiTheme="majorBidi" w:hAnsiTheme="majorBidi" w:cstheme="majorBidi"/>
-          <w:b/>
-          <w:bCs/>
-          <w:sz w:val="28"/>
-          <w:szCs w:val="28"/>
-        </w:rPr>
-      </w:pPr>
-      <w:r>
-        <w:rPr>
-          <w:rFonts w:asciiTheme="majorBidi" w:hAnsiTheme="majorBidi" w:cstheme="majorBidi"/>
-          <w:b/>
-          <w:bCs/>
-          <w:sz w:val="28"/>
-          <w:szCs w:val="28"/>
-        </w:rPr>
-        <w:t>Monitoring</w:t>
-      </w:r>
-    </w:p>
-    <w:p>
-      <w:pPr>
-        <w:spacing w:after="80"/>
-        <w:ind w:left="720"/>
-        <w:rPr>
-          <w:rFonts w:asciiTheme="majorBidi" w:hAnsiTheme="majorBidi" w:cstheme="majorBidi"/>
-          <w:sz w:val="28"/>
-          <w:szCs w:val="28"/>
-        </w:rPr>
-      </w:pPr>
-      <w:r>
-        <w:rPr>
-          <w:rFonts w:asciiTheme="majorBidi" w:hAnsiTheme="majorBidi" w:cstheme="majorBidi"/>
-          <w:sz w:val="28"/>
-          <w:szCs w:val="28"/>
-        </w:rPr>
-        <w:t>Detect failures quickly.</w:t>
-      </w:r>
-    </w:p>
-    <w:p>
-      <w:pPr>
-        <w:spacing w:after="80"/>
-        <w:ind w:left="720"/>
-        <w:rPr>
-          <w:rFonts w:asciiTheme="majorBidi" w:hAnsiTheme="majorBidi" w:cstheme="majorBidi"/>
-          <w:sz w:val="28"/>
-          <w:szCs w:val="28"/>
-        </w:rPr>
-      </w:pPr>
-      <w:r>
-        <w:rPr>
-          <w:rFonts w:asciiTheme="majorBidi" w:hAnsiTheme="majorBidi" w:cstheme="majorBidi"/>
-          <w:sz w:val="28"/>
-          <w:szCs w:val="28"/>
-        </w:rPr>
-        <w:t>Examples:</w:t>
-      </w:r>
-    </w:p>
-    <w:p>
-      <w:pPr>
-        <w:pStyle w:val="ListParagraph"/>
-        <w:numPr>
-          <w:ilvl w:val="0"/>
-          <w:numId w:val="30"/>
-        </w:numPr>
-        <w:rPr>
-          <w:rFonts w:asciiTheme="majorBidi" w:hAnsiTheme="majorBidi" w:cstheme="majorBidi"/>
-          <w:sz w:val="28"/>
-          <w:szCs w:val="28"/>
-        </w:rPr>
-      </w:pPr>
-      <w:r>
-        <w:rPr>
-          <w:rFonts w:asciiTheme="majorBidi" w:hAnsiTheme="majorBidi" w:cstheme="majorBidi"/>
-          <w:sz w:val="28"/>
-          <w:szCs w:val="28"/>
-        </w:rPr>
-        <w:t>Prometheus</w:t>
-      </w:r>
-    </w:p>
-    <w:p>
-      <w:pPr>
-        <w:pStyle w:val="ListParagraph"/>
-        <w:numPr>
-          <w:ilvl w:val="0"/>
-          <w:numId w:val="30"/>
-        </w:numPr>
-        <w:rPr>
-          <w:rFonts w:asciiTheme="majorBidi" w:hAnsiTheme="majorBidi" w:cstheme="majorBidi"/>
-          <w:sz w:val="28"/>
-          <w:szCs w:val="28"/>
-        </w:rPr>
-      </w:pPr>
-      <w:r>
-        <w:rPr>
-          <w:rFonts w:asciiTheme="majorBidi" w:hAnsiTheme="majorBidi" w:cstheme="majorBidi"/>
-          <w:sz w:val="28"/>
-          <w:szCs w:val="28"/>
-        </w:rPr>
-        <w:t>Grafana</w:t>
-      </w:r>
-    </w:p>
-    <w:p>
-      <w:pPr>
-        <w:pStyle w:val="ListParagraph"/>
-        <w:numPr>
-          <w:ilvl w:val="0"/>
-          <w:numId w:val="30"/>
-        </w:numPr>
-        <w:rPr>
-          <w:rFonts w:asciiTheme="majorBidi" w:hAnsiTheme="majorBidi" w:cstheme="majorBidi"/>
-          <w:sz w:val="28"/>
-          <w:szCs w:val="28"/>
-        </w:rPr>
-      </w:pPr>
-      <w:r>
-        <w:rPr>
-          <w:rFonts w:asciiTheme="majorBidi" w:hAnsiTheme="majorBidi" w:cstheme="majorBidi"/>
-          <w:sz w:val="28"/>
-          <w:szCs w:val="28"/>
-        </w:rPr>
-        <w:t>Nagios</w:t>
-      </w:r>
-    </w:p>
-    <w:p>
-      <w:pPr>
-        <w:pStyle w:val="ListParagraph"/>
-        <w:numPr>
-          <w:ilvl w:val="0"/>
-          <w:numId w:val="30"/>
-        </w:numPr>
-        <w:rPr>
-          <w:rFonts w:asciiTheme="majorBidi" w:hAnsiTheme="majorBidi" w:cstheme="majorBidi"/>
-          <w:sz w:val="28"/>
-          <w:szCs w:val="28"/>
-        </w:rPr>
-      </w:pPr>
-      <w:r>
-        <w:rPr>
-          <w:rFonts w:asciiTheme="majorBidi" w:hAnsiTheme="majorBidi" w:cstheme="majorBidi"/>
-          <w:sz w:val="28"/>
-          <w:szCs w:val="28"/>
-        </w:rPr>
-        <w:t>Zabbix</w:t>
-      </w:r>
-    </w:p>
-    <w:p>
-      <w:pPr>
-        <w:pStyle w:val="ListParagraph"/>
-        <w:ind w:left="1080"/>
-        <w:rPr>
-          <w:rFonts w:asciiTheme="majorBidi" w:hAnsiTheme="majorBidi" w:cstheme="majorBidi"/>
-          <w:sz w:val="8"/>
-          <w:szCs w:val="8"/>
-        </w:rPr>
-      </w:pPr>
-    </w:p>
-    <w:p>
-      <w:pPr>
-        <w:pStyle w:val="ListParagraph"/>
-        <w:numPr>
-          <w:ilvl w:val="0"/>
-          <w:numId w:val="31"/>
-        </w:numPr>
-        <w:spacing w:after="80"/>
-        <w:ind w:left="720"/>
-        <w:rPr>
-          <w:rFonts w:asciiTheme="majorBidi" w:hAnsiTheme="majorBidi" w:cstheme="majorBidi"/>
-          <w:sz w:val="28"/>
-          <w:szCs w:val="28"/>
-        </w:rPr>
-      </w:pPr>
-      <w:r>
-        <w:rPr>
-          <w:rFonts w:asciiTheme="majorBidi" w:hAnsiTheme="majorBidi" w:cstheme="majorBidi"/>
-          <w:sz w:val="28"/>
-          <w:szCs w:val="28"/>
-        </w:rPr>
-        <w:t>Disaster Recovery</w:t>
-      </w:r>
-    </w:p>
-    <w:p>
-      <w:pPr>
-        <w:spacing w:after="80"/>
-        <w:ind w:left="720"/>
-        <w:rPr>
-          <w:rFonts w:asciiTheme="majorBidi" w:hAnsiTheme="majorBidi" w:cstheme="majorBidi"/>
-          <w:sz w:val="28"/>
-          <w:szCs w:val="28"/>
-        </w:rPr>
-      </w:pPr>
-      <w:r>
-        <w:rPr>
-          <w:rFonts w:asciiTheme="majorBidi" w:hAnsiTheme="majorBidi" w:cstheme="majorBidi"/>
-          <w:sz w:val="28"/>
-          <w:szCs w:val="28"/>
-        </w:rPr>
-        <w:lastRenderedPageBreak/>
-        <w:t>Plan for catastrophic failures.</w:t>
-      </w:r>
-    </w:p>
-    <w:p>
-      <w:pPr>
-        <w:spacing w:after="80"/>
-        <w:ind w:left="720"/>
-        <w:rPr>
-          <w:rFonts w:asciiTheme="majorBidi" w:hAnsiTheme="majorBidi" w:cstheme="majorBidi"/>
-          <w:sz w:val="28"/>
-          <w:szCs w:val="28"/>
-          <w:u w:val="single"/>
-        </w:rPr>
-      </w:pPr>
-      <w:r>
-        <w:rPr>
-          <w:rFonts w:asciiTheme="majorBidi" w:hAnsiTheme="majorBidi" w:cstheme="majorBidi"/>
-          <w:sz w:val="28"/>
-          <w:szCs w:val="28"/>
-          <w:u w:val="single"/>
-        </w:rPr>
-        <w:t>Examples:</w:t>
-      </w:r>
-    </w:p>
-    <w:p>
-      <w:pPr>
-        <w:pStyle w:val="ListParagraph"/>
-        <w:numPr>
-          <w:ilvl w:val="0"/>
-          <w:numId w:val="32"/>
-        </w:numPr>
-        <w:rPr>
-          <w:rFonts w:asciiTheme="majorBidi" w:hAnsiTheme="majorBidi" w:cstheme="majorBidi"/>
-          <w:sz w:val="28"/>
-          <w:szCs w:val="28"/>
-        </w:rPr>
-      </w:pPr>
-      <w:r>
-        <w:rPr>
-          <w:rFonts w:asciiTheme="majorBidi" w:hAnsiTheme="majorBidi" w:cstheme="majorBidi"/>
-          <w:sz w:val="28"/>
-          <w:szCs w:val="28"/>
-        </w:rPr>
-        <w:t>Off-site backups</w:t>
-      </w:r>
-    </w:p>
-    <w:p>
-      <w:pPr>
-        <w:pStyle w:val="ListParagraph"/>
-        <w:numPr>
-          <w:ilvl w:val="0"/>
-          <w:numId w:val="32"/>
-        </w:numPr>
-        <w:rPr>
-          <w:rFonts w:asciiTheme="majorBidi" w:hAnsiTheme="majorBidi" w:cstheme="majorBidi"/>
-          <w:sz w:val="28"/>
-          <w:szCs w:val="28"/>
-        </w:rPr>
-      </w:pPr>
-      <w:r>
-        <w:rPr>
-          <w:rFonts w:asciiTheme="majorBidi" w:hAnsiTheme="majorBidi" w:cstheme="majorBidi"/>
-          <w:sz w:val="28"/>
-          <w:szCs w:val="28"/>
-        </w:rPr>
-        <w:t>Replication</w:t>
-      </w:r>
-    </w:p>
-    <w:p>
-      <w:pPr>
-        <w:pStyle w:val="ListParagraph"/>
-        <w:numPr>
-          <w:ilvl w:val="0"/>
-          <w:numId w:val="32"/>
-        </w:numPr>
-        <w:rPr>
-          <w:rFonts w:asciiTheme="majorBidi" w:hAnsiTheme="majorBidi" w:cstheme="majorBidi"/>
-          <w:sz w:val="28"/>
-          <w:szCs w:val="28"/>
-        </w:rPr>
-      </w:pPr>
-      <w:r>
-        <w:rPr>
-          <w:rFonts w:asciiTheme="majorBidi" w:hAnsiTheme="majorBidi" w:cstheme="majorBidi"/>
-          <w:sz w:val="28"/>
-          <w:szCs w:val="28"/>
-        </w:rPr>
-        <w:t>Recovery procedures</w:t>
-      </w:r>
-    </w:p>
-    <w:p>
-      <w:pPr>
-        <w:pStyle w:val="ListParagraph"/>
-        <w:numPr>
-          <w:ilvl w:val="0"/>
-          <w:numId w:val="32"/>
-        </w:numPr>
-        <w:jc w:val="both"/>
-        <w:rPr>
-          <w:rFonts w:asciiTheme="majorBidi" w:hAnsiTheme="majorBidi" w:cstheme="majorBidi"/>
-          <w:sz w:val="28"/>
-          <w:szCs w:val="28"/>
-        </w:rPr>
-      </w:pPr>
-      <w:r>
-        <w:rPr>
-          <w:rFonts w:asciiTheme="majorBidi" w:hAnsiTheme="majorBidi" w:cstheme="majorBidi"/>
-          <w:sz w:val="28"/>
-          <w:szCs w:val="28"/>
-        </w:rPr>
-        <w:t>Regular recovery testing</w:t>
-      </w:r>
-    </w:p>
-    <w:p>
-      <w:pPr>
-        <w:spacing w:after="80"/>
-        <w:rPr>
-          <w:rFonts w:asciiTheme="majorBidi" w:hAnsiTheme="majorBidi" w:cstheme="majorBidi"/>
-          <w:b/>
-          <w:bCs/>
-          <w:sz w:val="32"/>
-          <w:szCs w:val="32"/>
-        </w:rPr>
-      </w:pPr>
-      <w:r>
-        <w:rPr>
-          <w:rFonts w:asciiTheme="majorBidi" w:hAnsiTheme="majorBidi" w:cstheme="majorBidi"/>
-          <w:b/>
-          <w:bCs/>
-          <w:sz w:val="32"/>
-          <w:szCs w:val="32"/>
-        </w:rPr>
-        <w:t>Real-World DevOps Examples</w:t>
-      </w:r>
-      <w:r>
-        <w:rPr>
-          <w:rFonts w:asciiTheme="majorBidi" w:hAnsiTheme="majorBidi" w:cstheme="majorBidi"/>
-          <w:b/>
-          <w:bCs/>
-          <w:sz w:val="32"/>
-          <w:szCs w:val="32"/>
-        </w:rPr>
-        <w:t>:</w:t>
-      </w:r>
-    </w:p>
-    <w:p>
-      <w:pPr>
-        <w:pStyle w:val="ListParagraph"/>
-        <w:numPr>
-          <w:ilvl w:val="0"/>
-          <w:numId w:val="33"/>
-        </w:numPr>
-        <w:ind w:left="360"/>
-        <w:rPr>
-          <w:rFonts w:asciiTheme="majorBidi" w:hAnsiTheme="majorBidi" w:cstheme="majorBidi"/>
-          <w:sz w:val="28"/>
-          <w:szCs w:val="28"/>
-        </w:rPr>
-      </w:pPr>
-      <w:r>
-        <w:rPr>
-          <w:rFonts w:asciiTheme="majorBidi" w:hAnsiTheme="majorBidi" w:cstheme="majorBidi"/>
-          <w:sz w:val="28"/>
-          <w:szCs w:val="28"/>
-        </w:rPr>
-        <w:t xml:space="preserve">TLS encrypts HTTPS traffic → </w:t>
-      </w:r>
-      <w:r>
-        <w:rPr>
-          <w:rFonts w:asciiTheme="majorBidi" w:hAnsiTheme="majorBidi" w:cstheme="majorBidi"/>
-          <w:b/>
-          <w:bCs/>
-          <w:sz w:val="28"/>
-          <w:szCs w:val="28"/>
-        </w:rPr>
-        <w:t>Confidentiality</w:t>
-      </w:r>
-    </w:p>
-    <w:p>
-      <w:pPr>
-        <w:pStyle w:val="ListParagraph"/>
-        <w:numPr>
-          <w:ilvl w:val="0"/>
-          <w:numId w:val="33"/>
-        </w:numPr>
-        <w:ind w:left="360"/>
-        <w:rPr>
-          <w:rFonts w:asciiTheme="majorBidi" w:hAnsiTheme="majorBidi" w:cstheme="majorBidi"/>
-          <w:sz w:val="28"/>
-          <w:szCs w:val="28"/>
-        </w:rPr>
-      </w:pPr>
-      <w:r>
-        <w:rPr>
-          <w:rFonts w:asciiTheme="majorBidi" w:hAnsiTheme="majorBidi" w:cstheme="majorBidi"/>
-          <w:sz w:val="28"/>
-          <w:szCs w:val="28"/>
-        </w:rPr>
-        <w:t xml:space="preserve">Kubernetes RBAC limits API access → </w:t>
-      </w:r>
-      <w:r>
-        <w:rPr>
-          <w:rFonts w:asciiTheme="majorBidi" w:hAnsiTheme="majorBidi" w:cstheme="majorBidi"/>
-          <w:b/>
-          <w:bCs/>
-          <w:sz w:val="28"/>
-          <w:szCs w:val="28"/>
-        </w:rPr>
-        <w:t>Confidentiality</w:t>
-      </w:r>
-    </w:p>
-    <w:p>
-      <w:pPr>
-        <w:pStyle w:val="ListParagraph"/>
-        <w:numPr>
-          <w:ilvl w:val="0"/>
-          <w:numId w:val="33"/>
-        </w:numPr>
-        <w:ind w:left="360"/>
-        <w:rPr>
-          <w:rFonts w:asciiTheme="majorBidi" w:hAnsiTheme="majorBidi" w:cstheme="majorBidi"/>
-          <w:sz w:val="28"/>
-          <w:szCs w:val="28"/>
-        </w:rPr>
-      </w:pPr>
-      <w:r>
-        <w:rPr>
-          <w:rFonts w:asciiTheme="majorBidi" w:hAnsiTheme="majorBidi" w:cstheme="majorBidi"/>
-          <w:sz w:val="28"/>
-          <w:szCs w:val="28"/>
-        </w:rPr>
-        <w:t xml:space="preserve">Git commit signatures verify code authorship → </w:t>
-      </w:r>
-      <w:r>
-        <w:rPr>
-          <w:rFonts w:asciiTheme="majorBidi" w:hAnsiTheme="majorBidi" w:cstheme="majorBidi"/>
-          <w:b/>
-          <w:bCs/>
-          <w:sz w:val="28"/>
-          <w:szCs w:val="28"/>
-        </w:rPr>
-        <w:t>Integrity</w:t>
-      </w:r>
-    </w:p>
-    <w:p>
-      <w:pPr>
-        <w:pStyle w:val="ListParagraph"/>
-        <w:numPr>
-          <w:ilvl w:val="0"/>
-          <w:numId w:val="33"/>
-        </w:numPr>
-        <w:ind w:left="360"/>
-        <w:rPr>
-          <w:rFonts w:asciiTheme="majorBidi" w:hAnsiTheme="majorBidi" w:cstheme="majorBidi"/>
-          <w:sz w:val="28"/>
-          <w:szCs w:val="28"/>
-        </w:rPr>
-      </w:pPr>
-      <w:r>
-        <w:rPr>
-          <w:rFonts w:asciiTheme="majorBidi" w:hAnsiTheme="majorBidi" w:cstheme="majorBidi"/>
-          <w:sz w:val="28"/>
-          <w:szCs w:val="28"/>
-        </w:rPr>
-        <w:t xml:space="preserve">SHA-256 verifies downloaded software → </w:t>
-      </w:r>
-      <w:r>
-        <w:rPr>
-          <w:rFonts w:asciiTheme="majorBidi" w:hAnsiTheme="majorBidi" w:cstheme="majorBidi"/>
-          <w:b/>
-          <w:bCs/>
-          <w:sz w:val="28"/>
-          <w:szCs w:val="28"/>
-        </w:rPr>
-        <w:t>Integrity</w:t>
-      </w:r>
-    </w:p>
-    <w:p>
-      <w:pPr>
-        <w:pStyle w:val="ListParagraph"/>
-        <w:numPr>
-          <w:ilvl w:val="0"/>
-          <w:numId w:val="33"/>
-        </w:numPr>
-        <w:ind w:left="360"/>
-        <w:rPr>
-          <w:rFonts w:asciiTheme="majorBidi" w:hAnsiTheme="majorBidi" w:cstheme="majorBidi"/>
-          <w:sz w:val="28"/>
-          <w:szCs w:val="28"/>
-        </w:rPr>
-      </w:pPr>
-      <w:r>
-        <w:rPr>
-          <w:rFonts w:asciiTheme="majorBidi" w:hAnsiTheme="majorBidi" w:cstheme="majorBidi"/>
-          <w:sz w:val="28"/>
-          <w:szCs w:val="28"/>
-        </w:rPr>
-        <w:t xml:space="preserve">Database replication → </w:t>
-      </w:r>
-      <w:r>
-        <w:rPr>
-          <w:rFonts w:asciiTheme="majorBidi" w:hAnsiTheme="majorBidi" w:cstheme="majorBidi"/>
-          <w:b/>
-          <w:bCs/>
-          <w:sz w:val="28"/>
-          <w:szCs w:val="28"/>
-        </w:rPr>
-        <w:t>Availability</w:t>
-      </w:r>
-    </w:p>
-    <w:p>
-      <w:pPr>
-        <w:pStyle w:val="ListParagraph"/>
-        <w:numPr>
-          <w:ilvl w:val="0"/>
-          <w:numId w:val="33"/>
-        </w:numPr>
-        <w:ind w:left="360"/>
-        <w:rPr>
-          <w:rFonts w:asciiTheme="majorBidi" w:hAnsiTheme="majorBidi" w:cstheme="majorBidi"/>
-          <w:sz w:val="28"/>
-          <w:szCs w:val="28"/>
-        </w:rPr>
-      </w:pPr>
-      <w:r>
-        <w:rPr>
-          <w:rFonts w:asciiTheme="majorBidi" w:hAnsiTheme="majorBidi" w:cstheme="majorBidi"/>
-          <w:sz w:val="28"/>
-          <w:szCs w:val="28"/>
-        </w:rPr>
-        <w:t xml:space="preserve">Kubernetes automatically restarts failed Pods → </w:t>
-      </w:r>
-      <w:r>
-        <w:rPr>
-          <w:rFonts w:asciiTheme="majorBidi" w:hAnsiTheme="majorBidi" w:cstheme="majorBidi"/>
-          <w:b/>
-          <w:bCs/>
-          <w:sz w:val="28"/>
-          <w:szCs w:val="28"/>
-        </w:rPr>
-        <w:t>Availability</w:t>
-      </w:r>
-    </w:p>
-    <w:p>
-      <w:pPr>
-        <w:pStyle w:val="ListParagraph"/>
-        <w:numPr>
-          <w:ilvl w:val="0"/>
-          <w:numId w:val="33"/>
-        </w:numPr>
-        <w:ind w:left="360"/>
-        <w:rPr>
-          <w:rFonts w:asciiTheme="majorBidi" w:hAnsiTheme="majorBidi" w:cstheme="majorBidi"/>
-          <w:sz w:val="28"/>
-          <w:szCs w:val="28"/>
-        </w:rPr>
-      </w:pPr>
-      <w:r>
-        <w:rPr>
-          <w:rFonts w:asciiTheme="majorBidi" w:hAnsiTheme="majorBidi" w:cstheme="majorBidi"/>
-          <w:sz w:val="28"/>
-          <w:szCs w:val="28"/>
-        </w:rPr>
-        <w:t xml:space="preserve">Load balancer distributes traffic → </w:t>
-      </w:r>
-      <w:r>
-        <w:rPr>
-          <w:rFonts w:asciiTheme="majorBidi" w:hAnsiTheme="majorBidi" w:cstheme="majorBidi"/>
-          <w:b/>
-          <w:bCs/>
-          <w:sz w:val="28"/>
-          <w:szCs w:val="28"/>
-        </w:rPr>
-        <w:t>Availability</w:t>
-      </w:r>
-    </w:p>
-    <w:p>
-      <w:pPr>
-        <w:pStyle w:val="ListParagraph"/>
-        <w:numPr>
-          <w:ilvl w:val="0"/>
-          <w:numId w:val="33"/>
-        </w:numPr>
-        <w:ind w:left="360"/>
-        <w:jc w:val="both"/>
-        <w:rPr>
-          <w:rFonts w:asciiTheme="majorBidi" w:hAnsiTheme="majorBidi" w:cstheme="majorBidi"/>
-          <w:sz w:val="28"/>
-          <w:szCs w:val="28"/>
-        </w:rPr>
-      </w:pPr>
-      <w:r>
-        <w:rPr>
-          <w:rFonts w:asciiTheme="majorBidi" w:hAnsiTheme="majorBidi" w:cstheme="majorBidi"/>
-          <w:sz w:val="28"/>
-          <w:szCs w:val="28"/>
-        </w:rPr>
-        <w:t xml:space="preserve">Daily backups enable recovery after ransomware → </w:t>
-      </w:r>
-      <w:r>
-        <w:rPr>
-          <w:rFonts w:asciiTheme="majorBidi" w:hAnsiTheme="majorBidi" w:cstheme="majorBidi"/>
-          <w:b/>
-          <w:bCs/>
-          <w:sz w:val="28"/>
-          <w:szCs w:val="28"/>
-        </w:rPr>
-        <w:t>Availability</w:t>
-      </w:r>
-      <w:r>
-        <w:rPr>
-          <w:rFonts w:asciiTheme="majorBidi" w:hAnsiTheme="majorBidi" w:cstheme="majorBidi"/>
-          <w:sz w:val="28"/>
-          <w:szCs w:val="28"/>
-        </w:rPr>
-        <w:t xml:space="preserve"> + </w:t>
-      </w:r>
-      <w:r>
-        <w:rPr>
-          <w:rFonts w:asciiTheme="majorBidi" w:hAnsiTheme="majorBidi" w:cstheme="majorBidi"/>
-          <w:b/>
-          <w:bCs/>
-          <w:sz w:val="28"/>
-          <w:szCs w:val="28"/>
-        </w:rPr>
-        <w:t>Integrity</w:t>
-      </w:r>
-    </w:p>
-    <w:p>
-      <w:pPr>
-        <w:jc w:val="both"/>
-        <w:rPr>
-          <w:rFonts w:asciiTheme="majorBidi" w:hAnsiTheme="majorBidi" w:cstheme="majorBidi"/>
-          <w:b/>
-          <w:bCs/>
-          <w:sz w:val="36"/>
-          <w:szCs w:val="36"/>
-        </w:rPr>
-      </w:pPr>
-      <w:r>
-        <w:rPr>
-          <w:rFonts w:asciiTheme="majorBidi" w:hAnsiTheme="majorBidi" w:cstheme="majorBidi"/>
-          <w:b/>
-          <w:bCs/>
-          <w:sz w:val="36"/>
-          <w:szCs w:val="36"/>
-        </w:rPr>
-        <w:t>Summery:</w:t>
-      </w:r>
-    </w:p>
-    <w:tbl>
-      <w:tblPr>
-        <w:tblStyle w:val="GridTable3"/>
-        <w:tblW w:w="0" w:type="auto"/>
-        <w:tblLook w:val="04A0" w:firstRow="1" w:lastRow="0" w:firstColumn="1" w:lastColumn="0" w:noHBand="0" w:noVBand="1"/>
-      </w:tblPr>
-      <w:tblGrid>
-        <w:gridCol w:w="2021"/>
-        <w:gridCol w:w="2299"/>
-        <w:gridCol w:w="2700"/>
-        <w:gridCol w:w="3436"/>
-      </w:tblGrid>
-      <w:tr>
-        <w:trPr>
-          <w:cnfStyle w:val="100000000000" w:firstRow="1" w:lastRow="0" w:firstColumn="0" w:lastColumn="0" w:oddVBand="0" w:evenVBand="0" w:oddHBand="0" w:evenHBand="0" w:firstRowFirstColumn="0" w:firstRowLastColumn="0" w:lastRowFirstColumn="0" w:lastRowLastColumn="0"/>
-        </w:trPr>
-        <w:tc>
-          <w:tcPr>
-            <w:cnfStyle w:val="001000000100" w:firstRow="0" w:lastRow="0" w:firstColumn="1" w:lastColumn="0" w:oddVBand="0" w:evenVBand="0" w:oddHBand="0" w:evenHBand="0" w:firstRowFirstColumn="1" w:firstRowLastColumn="0" w:lastRowFirstColumn="0" w:lastRowLastColumn="0"/>
-            <w:tcW w:w="2021" w:type="dxa"/>
-            <w:tcBorders>
-              <w:top w:val="single" w:sz="12" w:space="0" w:color="000000"/>
-            </w:tcBorders>
-            <w:vAlign w:val="center"/>
-          </w:tcPr>
-          <w:p>
-            <w:pPr>
-              <w:spacing w:before="120" w:after="120"/>
-              <w:jc w:val="center"/>
-              <w:rPr>
-                <w:rFonts w:asciiTheme="majorBidi" w:hAnsiTheme="majorBidi" w:cstheme="majorBidi"/>
-                <w:b w:val="0"/>
-                <w:bCs w:val="0"/>
-                <w:sz w:val="28"/>
-                <w:szCs w:val="28"/>
-              </w:rPr>
-            </w:pPr>
-            <w:r>
-              <w:rPr>
-                <w:rFonts w:asciiTheme="majorBidi" w:hAnsiTheme="majorBidi" w:cstheme="majorBidi"/>
-                <w:b w:val="0"/>
-                <w:bCs w:val="0"/>
-                <w:sz w:val="28"/>
-                <w:szCs w:val="28"/>
-              </w:rPr>
-              <w:t>Principle</w:t>
-            </w:r>
-          </w:p>
-        </w:tc>
-        <w:tc>
-          <w:tcPr>
-            <w:tcW w:w="2299" w:type="dxa"/>
-            <w:tcBorders>
-              <w:top w:val="single" w:sz="12" w:space="0" w:color="000000"/>
-            </w:tcBorders>
-            <w:vAlign w:val="center"/>
-          </w:tcPr>
-          <w:p>
-            <w:pPr>
-              <w:spacing w:before="120" w:after="120"/>
-              <w:jc w:val="center"/>
-              <w:cnfStyle w:val="100000000000" w:firstRow="1" w:lastRow="0" w:firstColumn="0" w:lastColumn="0" w:oddVBand="0" w:evenVBand="0" w:oddHBand="0" w:evenHBand="0" w:firstRowFirstColumn="0" w:firstRowLastColumn="0" w:lastRowFirstColumn="0" w:lastRowLastColumn="0"/>
-              <w:rPr>
-                <w:rFonts w:asciiTheme="majorBidi" w:hAnsiTheme="majorBidi" w:cstheme="majorBidi"/>
-                <w:b w:val="0"/>
-                <w:bCs w:val="0"/>
-                <w:sz w:val="28"/>
-                <w:szCs w:val="28"/>
-              </w:rPr>
-            </w:pPr>
-            <w:r>
-              <w:rPr>
-                <w:rFonts w:asciiTheme="majorBidi" w:hAnsiTheme="majorBidi" w:cstheme="majorBidi"/>
-                <w:b w:val="0"/>
-                <w:bCs w:val="0"/>
-                <w:sz w:val="28"/>
-                <w:szCs w:val="28"/>
-              </w:rPr>
-              <w:t>Goal</w:t>
-            </w:r>
-          </w:p>
-        </w:tc>
-        <w:tc>
-          <w:tcPr>
-            <w:tcW w:w="2700" w:type="dxa"/>
-            <w:tcBorders>
-              <w:top w:val="single" w:sz="12" w:space="0" w:color="000000"/>
-            </w:tcBorders>
-            <w:vAlign w:val="center"/>
-          </w:tcPr>
-          <w:p>
-            <w:pPr>
-              <w:spacing w:before="120" w:after="120"/>
-              <w:jc w:val="center"/>
-              <w:cnfStyle w:val="100000000000" w:firstRow="1" w:lastRow="0" w:firstColumn="0" w:lastColumn="0" w:oddVBand="0" w:evenVBand="0" w:oddHBand="0" w:evenHBand="0" w:firstRowFirstColumn="0" w:firstRowLastColumn="0" w:lastRowFirstColumn="0" w:lastRowLastColumn="0"/>
-              <w:rPr>
-                <w:rFonts w:asciiTheme="majorBidi" w:hAnsiTheme="majorBidi" w:cstheme="majorBidi"/>
-                <w:b w:val="0"/>
-                <w:bCs w:val="0"/>
-                <w:sz w:val="28"/>
-                <w:szCs w:val="28"/>
-              </w:rPr>
-            </w:pPr>
-            <w:r>
-              <w:rPr>
-                <w:rFonts w:asciiTheme="majorBidi" w:hAnsiTheme="majorBidi" w:cstheme="majorBidi"/>
-                <w:b w:val="0"/>
-                <w:bCs w:val="0"/>
-                <w:sz w:val="28"/>
-                <w:szCs w:val="28"/>
-              </w:rPr>
-              <w:t>Typical Threats</w:t>
-            </w:r>
-          </w:p>
-        </w:tc>
-        <w:tc>
-          <w:tcPr>
-            <w:tcW w:w="3436" w:type="dxa"/>
-            <w:tcBorders>
-              <w:top w:val="single" w:sz="12" w:space="0" w:color="000000"/>
-            </w:tcBorders>
-            <w:vAlign w:val="center"/>
-          </w:tcPr>
-          <w:p>
-            <w:pPr>
-              <w:spacing w:before="120" w:after="120"/>
-              <w:jc w:val="center"/>
-              <w:cnfStyle w:val="100000000000" w:firstRow="1" w:lastRow="0" w:firstColumn="0" w:lastColumn="0" w:oddVBand="0" w:evenVBand="0" w:oddHBand="0" w:evenHBand="0" w:firstRowFirstColumn="0" w:firstRowLastColumn="0" w:lastRowFirstColumn="0" w:lastRowLastColumn="0"/>
-              <w:rPr>
-                <w:rFonts w:asciiTheme="majorBidi" w:hAnsiTheme="majorBidi" w:cstheme="majorBidi"/>
-                <w:b w:val="0"/>
-                <w:bCs w:val="0"/>
-                <w:sz w:val="28"/>
-                <w:szCs w:val="28"/>
-              </w:rPr>
-            </w:pPr>
-            <w:r>
-              <w:rPr>
-                <w:rFonts w:asciiTheme="majorBidi" w:hAnsiTheme="majorBidi" w:cstheme="majorBidi"/>
-                <w:b w:val="0"/>
-                <w:bCs w:val="0"/>
-                <w:sz w:val="28"/>
-                <w:szCs w:val="28"/>
-              </w:rPr>
-              <w:t>Common Controls</w:t>
-            </w:r>
-          </w:p>
-        </w:tc>
-      </w:tr>
-      <w:tr>
-        <w:trPr>
-          <w:cnfStyle w:val="000000100000" w:firstRow="0" w:lastRow="0" w:firstColumn="0" w:lastColumn="0" w:oddVBand="0" w:evenVBand="0" w:oddHBand="1" w:evenHBand="0" w:firstRowFirstColumn="0" w:firstRowLastColumn="0" w:lastRowFirstColumn="0" w:lastRowLastColumn="0"/>
-        </w:trPr>
-        <w:tc>
-          <w:tcPr>
-            <w:cnfStyle w:val="001000000000" w:firstRow="0" w:lastRow="0" w:firstColumn="1" w:lastColumn="0" w:oddVBand="0" w:evenVBand="0" w:oddHBand="0" w:evenHBand="0" w:firstRowFirstColumn="0" w:firstRowLastColumn="0" w:lastRowFirstColumn="0" w:lastRowLastColumn="0"/>
-            <w:tcW w:w="2021" w:type="dxa"/>
-            <w:vAlign w:val="center"/>
-          </w:tcPr>
-          <w:p>
-            <w:pPr>
-              <w:spacing w:before="120" w:after="120"/>
-              <w:jc w:val="center"/>
-              <w:rPr>
-                <w:rFonts w:asciiTheme="majorBidi" w:hAnsiTheme="majorBidi" w:cstheme="majorBidi"/>
-                <w:b/>
-                <w:bCs/>
-                <w:sz w:val="28"/>
-                <w:szCs w:val="28"/>
-              </w:rPr>
-            </w:pPr>
-            <w:r>
-              <w:rPr>
-                <w:rStyle w:val="Strong"/>
-                <w:rFonts w:asciiTheme="majorBidi" w:hAnsiTheme="majorBidi" w:cstheme="majorBidi"/>
-                <w:sz w:val="28"/>
-                <w:szCs w:val="28"/>
-              </w:rPr>
-              <w:t>Confidentiality</w:t>
-            </w:r>
-          </w:p>
-        </w:tc>
-        <w:tc>
-          <w:tcPr>
-            <w:tcW w:w="2299" w:type="dxa"/>
-            <w:vAlign w:val="center"/>
-          </w:tcPr>
-          <w:p>
-            <w:pPr>
-              <w:spacing w:before="120" w:after="120"/>
-              <w:jc w:val="center"/>
-              <w:cnfStyle w:val="000000100000" w:firstRow="0" w:lastRow="0" w:firstColumn="0" w:lastColumn="0" w:oddVBand="0" w:evenVBand="0" w:oddHBand="1" w:evenHBand="0" w:firstRowFirstColumn="0" w:firstRowLastColumn="0" w:lastRowFirstColumn="0" w:lastRowLastColumn="0"/>
-              <w:rPr>
-                <w:rFonts w:asciiTheme="majorBidi" w:hAnsiTheme="majorBidi" w:cstheme="majorBidi"/>
-                <w:b/>
-                <w:bCs/>
-                <w:sz w:val="28"/>
-                <w:szCs w:val="28"/>
-              </w:rPr>
-            </w:pPr>
-            <w:r>
-              <w:rPr>
-                <w:rFonts w:asciiTheme="majorBidi" w:hAnsiTheme="majorBidi" w:cstheme="majorBidi"/>
-                <w:sz w:val="28"/>
-                <w:szCs w:val="28"/>
-              </w:rPr>
-              <w:t>Prevent unauthorized disclosure</w:t>
-            </w:r>
-          </w:p>
-        </w:tc>
-        <w:tc>
-          <w:tcPr>
-            <w:tcW w:w="2700" w:type="dxa"/>
-            <w:vAlign w:val="center"/>
-          </w:tcPr>
-          <w:p>
-            <w:pPr>
-              <w:spacing w:before="120" w:after="120"/>
-              <w:jc w:val="center"/>
-              <w:cnfStyle w:val="000000100000" w:firstRow="0" w:lastRow="0" w:firstColumn="0" w:lastColumn="0" w:oddVBand="0" w:evenVBand="0" w:oddHBand="1" w:evenHBand="0" w:firstRowFirstColumn="0" w:firstRowLastColumn="0" w:lastRowFirstColumn="0" w:lastRowLastColumn="0"/>
-              <w:rPr>
-                <w:rFonts w:asciiTheme="majorBidi" w:hAnsiTheme="majorBidi" w:cstheme="majorBidi"/>
-                <w:b/>
-                <w:bCs/>
-                <w:sz w:val="28"/>
-                <w:szCs w:val="28"/>
-              </w:rPr>
-            </w:pPr>
-            <w:r>
-              <w:rPr>
-                <w:rFonts w:asciiTheme="majorBidi" w:hAnsiTheme="majorBidi" w:cstheme="majorBidi"/>
-                <w:sz w:val="28"/>
-                <w:szCs w:val="28"/>
-              </w:rPr>
-              <w:t>Data breaches, phishing, stolen credentials</w:t>
-            </w:r>
-          </w:p>
-        </w:tc>
-        <w:tc>
-          <w:tcPr>
-            <w:tcW w:w="3436" w:type="dxa"/>
-            <w:vAlign w:val="center"/>
-          </w:tcPr>
-          <w:p>
-            <w:pPr>
-              <w:spacing w:before="120" w:after="120"/>
-              <w:jc w:val="center"/>
-              <w:cnfStyle w:val="000000100000" w:firstRow="0" w:lastRow="0" w:firstColumn="0" w:lastColumn="0" w:oddVBand="0" w:evenVBand="0" w:oddHBand="1" w:evenHBand="0" w:firstRowFirstColumn="0" w:firstRowLastColumn="0" w:lastRowFirstColumn="0" w:lastRowLastColumn="0"/>
-              <w:rPr>
-                <w:rFonts w:asciiTheme="majorBidi" w:hAnsiTheme="majorBidi" w:cstheme="majorBidi"/>
-                <w:b/>
-                <w:bCs/>
-                <w:sz w:val="28"/>
-                <w:szCs w:val="28"/>
-              </w:rPr>
-            </w:pPr>
-            <w:r>
-              <w:rPr>
-                <w:rFonts w:asciiTheme="majorBidi" w:hAnsiTheme="majorBidi" w:cstheme="majorBidi"/>
-                <w:sz w:val="28"/>
-                <w:szCs w:val="28"/>
-              </w:rPr>
-              <w:t>Encryption, authentication, authorization, RBAC, ACLs</w:t>
-            </w:r>
-          </w:p>
-        </w:tc>
-      </w:tr>
-      <w:tr>
-        <w:tc>
-          <w:tcPr>
-            <w:cnfStyle w:val="001000000000" w:firstRow="0" w:lastRow="0" w:firstColumn="1" w:lastColumn="0" w:oddVBand="0" w:evenVBand="0" w:oddHBand="0" w:evenHBand="0" w:firstRowFirstColumn="0" w:firstRowLastColumn="0" w:lastRowFirstColumn="0" w:lastRowLastColumn="0"/>
-            <w:tcW w:w="2021" w:type="dxa"/>
-            <w:vAlign w:val="center"/>
-          </w:tcPr>
-          <w:p>
-            <w:pPr>
-              <w:spacing w:before="120" w:after="120"/>
-              <w:jc w:val="center"/>
-              <w:rPr>
-                <w:rFonts w:asciiTheme="majorBidi" w:hAnsiTheme="majorBidi" w:cstheme="majorBidi"/>
-                <w:b/>
-                <w:bCs/>
-                <w:sz w:val="28"/>
-                <w:szCs w:val="28"/>
-              </w:rPr>
-            </w:pPr>
-            <w:r>
-              <w:rPr>
-                <w:rStyle w:val="Strong"/>
-                <w:rFonts w:asciiTheme="majorBidi" w:hAnsiTheme="majorBidi" w:cstheme="majorBidi"/>
-                <w:sz w:val="28"/>
-                <w:szCs w:val="28"/>
-              </w:rPr>
-              <w:t>Integrity</w:t>
-            </w:r>
-          </w:p>
-        </w:tc>
-        <w:tc>
-          <w:tcPr>
-            <w:tcW w:w="2299" w:type="dxa"/>
-            <w:vAlign w:val="center"/>
-          </w:tcPr>
-          <w:p>
-            <w:pPr>
-              <w:spacing w:before="120" w:after="120"/>
-              <w:jc w:val="center"/>
-              <w:cnfStyle w:val="000000000000" w:firstRow="0" w:lastRow="0" w:firstColumn="0" w:lastColumn="0" w:oddVBand="0" w:evenVBand="0" w:oddHBand="0" w:evenHBand="0" w:firstRowFirstColumn="0" w:firstRowLastColumn="0" w:lastRowFirstColumn="0" w:lastRowLastColumn="0"/>
-              <w:rPr>
-                <w:rFonts w:asciiTheme="majorBidi" w:hAnsiTheme="majorBidi" w:cstheme="majorBidi"/>
-                <w:b/>
-                <w:bCs/>
-                <w:sz w:val="28"/>
-                <w:szCs w:val="28"/>
-              </w:rPr>
-            </w:pPr>
-            <w:r>
-              <w:rPr>
-                <w:rFonts w:asciiTheme="majorBidi" w:hAnsiTheme="majorBidi" w:cstheme="majorBidi"/>
-                <w:sz w:val="28"/>
-                <w:szCs w:val="28"/>
-              </w:rPr>
-              <w:t>Prevent unauthorized or accidental modification</w:t>
-            </w:r>
-          </w:p>
-        </w:tc>
-        <w:tc>
-          <w:tcPr>
-            <w:tcW w:w="2700" w:type="dxa"/>
-            <w:vAlign w:val="center"/>
-          </w:tcPr>
-          <w:p>
-            <w:pPr>
-              <w:spacing w:before="120" w:after="120"/>
-              <w:jc w:val="center"/>
-              <w:cnfStyle w:val="000000000000" w:firstRow="0" w:lastRow="0" w:firstColumn="0" w:lastColumn="0" w:oddVBand="0" w:evenVBand="0" w:oddHBand="0" w:evenHBand="0" w:firstRowFirstColumn="0" w:firstRowLastColumn="0" w:lastRowFirstColumn="0" w:lastRowLastColumn="0"/>
-              <w:rPr>
-                <w:rFonts w:asciiTheme="majorBidi" w:hAnsiTheme="majorBidi" w:cstheme="majorBidi"/>
-                <w:b/>
-                <w:bCs/>
-                <w:sz w:val="28"/>
-                <w:szCs w:val="28"/>
-              </w:rPr>
-            </w:pPr>
-            <w:r>
-              <w:rPr>
-                <w:rFonts w:asciiTheme="majorBidi" w:hAnsiTheme="majorBidi" w:cstheme="majorBidi"/>
-                <w:sz w:val="28"/>
-                <w:szCs w:val="28"/>
-              </w:rPr>
-              <w:t>Malware, tampering, corruption, SQL injection</w:t>
-            </w:r>
-          </w:p>
-        </w:tc>
-        <w:tc>
-          <w:tcPr>
-            <w:tcW w:w="3436" w:type="dxa"/>
-            <w:vAlign w:val="center"/>
-          </w:tcPr>
-          <w:p>
-            <w:pPr>
-              <w:spacing w:before="120" w:after="120"/>
-              <w:jc w:val="center"/>
-              <w:cnfStyle w:val="000000000000" w:firstRow="0" w:lastRow="0" w:firstColumn="0" w:lastColumn="0" w:oddVBand="0" w:evenVBand="0" w:oddHBand="0" w:evenHBand="0" w:firstRowFirstColumn="0" w:firstRowLastColumn="0" w:lastRowFirstColumn="0" w:lastRowLastColumn="0"/>
-              <w:rPr>
-                <w:rFonts w:asciiTheme="majorBidi" w:hAnsiTheme="majorBidi" w:cstheme="majorBidi"/>
-                <w:b/>
-                <w:bCs/>
-                <w:sz w:val="28"/>
-                <w:szCs w:val="28"/>
-              </w:rPr>
-            </w:pPr>
-            <w:r>
-              <w:rPr>
-                <w:rFonts w:asciiTheme="majorBidi" w:hAnsiTheme="majorBidi" w:cstheme="majorBidi"/>
-                <w:sz w:val="28"/>
-                <w:szCs w:val="28"/>
-              </w:rPr>
-              <w:t>Hashes, digital signatures, checksums, version control, permissions</w:t>
-            </w:r>
-          </w:p>
-        </w:tc>
-      </w:tr>
-      <w:tr>
-        <w:trPr>
-          <w:cnfStyle w:val="000000100000" w:firstRow="0" w:lastRow="0" w:firstColumn="0" w:lastColumn="0" w:oddVBand="0" w:evenVBand="0" w:oddHBand="1" w:evenHBand="0" w:firstRowFirstColumn="0" w:firstRowLastColumn="0" w:lastRowFirstColumn="0" w:lastRowLastColumn="0"/>
-        </w:trPr>
-        <w:tc>
-          <w:tcPr>
-            <w:cnfStyle w:val="001000000000" w:firstRow="0" w:lastRow="0" w:firstColumn="1" w:lastColumn="0" w:oddVBand="0" w:evenVBand="0" w:oddHBand="0" w:evenHBand="0" w:firstRowFirstColumn="0" w:firstRowLastColumn="0" w:lastRowFirstColumn="0" w:lastRowLastColumn="0"/>
-            <w:tcW w:w="2021" w:type="dxa"/>
-            <w:tcBorders>
-              <w:bottom w:val="single" w:sz="12" w:space="0" w:color="000000"/>
-            </w:tcBorders>
-            <w:vAlign w:val="center"/>
-          </w:tcPr>
-          <w:p>
-            <w:pPr>
-              <w:spacing w:before="120" w:after="120"/>
-              <w:jc w:val="center"/>
-              <w:rPr>
-                <w:rFonts w:asciiTheme="majorBidi" w:hAnsiTheme="majorBidi" w:cstheme="majorBidi"/>
-                <w:b/>
-                <w:bCs/>
-                <w:sz w:val="28"/>
-                <w:szCs w:val="28"/>
-              </w:rPr>
-            </w:pPr>
-            <w:r>
-              <w:rPr>
-                <w:rStyle w:val="Strong"/>
-                <w:rFonts w:asciiTheme="majorBidi" w:hAnsiTheme="majorBidi" w:cstheme="majorBidi"/>
-                <w:sz w:val="28"/>
-                <w:szCs w:val="28"/>
-              </w:rPr>
-              <w:t>Availability</w:t>
-            </w:r>
-          </w:p>
-        </w:tc>
-        <w:tc>
-          <w:tcPr>
-            <w:tcW w:w="2299" w:type="dxa"/>
-            <w:tcBorders>
-              <w:bottom w:val="single" w:sz="12" w:space="0" w:color="000000"/>
-            </w:tcBorders>
-            <w:vAlign w:val="center"/>
-          </w:tcPr>
-          <w:p>
-            <w:pPr>
-              <w:spacing w:before="120" w:after="120"/>
-              <w:jc w:val="center"/>
-              <w:cnfStyle w:val="000000100000" w:firstRow="0" w:lastRow="0" w:firstColumn="0" w:lastColumn="0" w:oddVBand="0" w:evenVBand="0" w:oddHBand="1" w:evenHBand="0" w:firstRowFirstColumn="0" w:firstRowLastColumn="0" w:lastRowFirstColumn="0" w:lastRowLastColumn="0"/>
-              <w:rPr>
-                <w:rFonts w:asciiTheme="majorBidi" w:hAnsiTheme="majorBidi" w:cstheme="majorBidi"/>
-                <w:b/>
-                <w:bCs/>
-                <w:sz w:val="28"/>
-                <w:szCs w:val="28"/>
-              </w:rPr>
-            </w:pPr>
-            <w:r>
-              <w:rPr>
-                <w:rFonts w:asciiTheme="majorBidi" w:hAnsiTheme="majorBidi" w:cstheme="majorBidi"/>
-                <w:sz w:val="28"/>
-                <w:szCs w:val="28"/>
-              </w:rPr>
-              <w:t>Ensure reliable access for authorized users</w:t>
-            </w:r>
-          </w:p>
-        </w:tc>
-        <w:tc>
-          <w:tcPr>
-            <w:tcW w:w="2700" w:type="dxa"/>
-            <w:tcBorders>
-              <w:bottom w:val="single" w:sz="12" w:space="0" w:color="000000"/>
-            </w:tcBorders>
-            <w:vAlign w:val="center"/>
-          </w:tcPr>
-          <w:p>
-            <w:pPr>
-              <w:spacing w:before="120" w:after="120"/>
-              <w:jc w:val="center"/>
-              <w:cnfStyle w:val="000000100000" w:firstRow="0" w:lastRow="0" w:firstColumn="0" w:lastColumn="0" w:oddVBand="0" w:evenVBand="0" w:oddHBand="1" w:evenHBand="0" w:firstRowFirstColumn="0" w:firstRowLastColumn="0" w:lastRowFirstColumn="0" w:lastRowLastColumn="0"/>
-              <w:rPr>
-                <w:rFonts w:asciiTheme="majorBidi" w:hAnsiTheme="majorBidi" w:cstheme="majorBidi"/>
-                <w:b/>
-                <w:bCs/>
-                <w:sz w:val="28"/>
-                <w:szCs w:val="28"/>
-              </w:rPr>
-            </w:pPr>
-            <w:r>
-              <w:rPr>
-                <w:rFonts w:asciiTheme="majorBidi" w:hAnsiTheme="majorBidi" w:cstheme="majorBidi"/>
-                <w:sz w:val="28"/>
-                <w:szCs w:val="28"/>
-              </w:rPr>
-              <w:t>DDoS, hardware failure, ransomware, outages</w:t>
-            </w:r>
-          </w:p>
-        </w:tc>
-        <w:tc>
-          <w:tcPr>
-            <w:tcW w:w="3436" w:type="dxa"/>
-            <w:tcBorders>
-              <w:bottom w:val="single" w:sz="12" w:space="0" w:color="000000"/>
-            </w:tcBorders>
-            <w:vAlign w:val="center"/>
-          </w:tcPr>
-          <w:p>
-            <w:pPr>
-              <w:spacing w:before="120" w:after="120"/>
-              <w:jc w:val="center"/>
-              <w:cnfStyle w:val="000000100000" w:firstRow="0" w:lastRow="0" w:firstColumn="0" w:lastColumn="0" w:oddVBand="0" w:evenVBand="0" w:oddHBand="1" w:evenHBand="0" w:firstRowFirstColumn="0" w:firstRowLastColumn="0" w:lastRowFirstColumn="0" w:lastRowLastColumn="0"/>
-              <w:rPr>
-                <w:rFonts w:asciiTheme="majorBidi" w:hAnsiTheme="majorBidi" w:cstheme="majorBidi"/>
-                <w:b/>
-                <w:bCs/>
-                <w:sz w:val="28"/>
-                <w:szCs w:val="28"/>
-              </w:rPr>
-            </w:pPr>
-            <w:r>
-              <w:rPr>
-                <w:rFonts w:asciiTheme="majorBidi" w:hAnsiTheme="majorBidi" w:cstheme="majorBidi"/>
-                <w:sz w:val="28"/>
-                <w:szCs w:val="28"/>
-              </w:rPr>
-              <w:t>Redundancy, HA, load balancing, backups, monitoring, disaster recovery</w:t>
-            </w:r>
-          </w:p>
-        </w:tc>
-      </w:tr>
-    </w:tbl>
-    <w:p>
-      <w:pPr>
-        <w:jc w:val="both"/>
-        <w:rPr>
-          <w:rFonts w:asciiTheme="majorBidi" w:hAnsiTheme="majorBidi" w:cstheme="majorBidi"/>
-          <w:sz w:val="28"/>
-          <w:szCs w:val="28"/>
-        </w:rPr>
-      </w:pPr>
-    </w:p>
-    <w:p>
-      <w:pPr>
-        <w:jc w:val="both"/>
-        <w:rPr>
-          <w:rFonts w:asciiTheme="majorBidi" w:hAnsiTheme="majorBidi" w:cstheme="majorBidi"/>
-          <w:sz w:val="28"/>
-          <w:szCs w:val="28"/>
-        </w:rPr>
-      </w:pPr>
-    </w:p>
-    <w:p>
-      <w:pPr>
-        <w:jc w:val="both"/>
-        <w:rPr>
-          <w:rFonts w:asciiTheme="majorBidi" w:hAnsiTheme="majorBidi" w:cstheme="majorBidi"/>
-          <w:sz w:val="28"/>
-          <w:szCs w:val="28"/>
-        </w:rPr>
-      </w:pPr>
-    </w:p>
-    <w:p>
-      <w:pPr>
-        <w:jc w:val="both"/>
-        <w:rPr>
-          <w:rFonts w:asciiTheme="majorBidi" w:hAnsiTheme="majorBidi" w:cstheme="majorBidi"/>
-          <w:sz w:val="28"/>
-          <w:szCs w:val="28"/>
-        </w:rPr>
-      </w:pPr>
-    </w:p>
-    <w:p>
-      <w:pPr>
-        <w:jc w:val="both"/>
-        <w:rPr>
-          <w:rFonts w:asciiTheme="majorBidi" w:hAnsiTheme="majorBidi" w:cstheme="majorBidi"/>
-          <w:sz w:val="28"/>
-          <w:szCs w:val="28"/>
-        </w:rPr>
-      </w:pPr>
-    </w:p>
-    <w:p>
-      <w:pPr>
-        <w:jc w:val="both"/>
-        <w:rPr>
-          <w:rFonts w:asciiTheme="majorBidi" w:hAnsiTheme="majorBidi" w:cstheme="majorBidi"/>
-          <w:sz w:val="28"/>
-          <w:szCs w:val="28"/>
-        </w:rPr>
-      </w:pPr>
-    </w:p>
-    <w:p>
-      <w:pPr>
-        <w:spacing w:after="100"/>
-        <w:jc w:val="both"/>
-        <w:rPr>
-          <w:rFonts w:asciiTheme="majorBidi" w:hAnsiTheme="majorBidi" w:cstheme="majorBidi"/>
-          <w:b/>
-          <w:bCs/>
-          <w:sz w:val="48"/>
-          <w:szCs w:val="48"/>
-        </w:rPr>
-      </w:pPr>
-      <w:r>
-        <w:rPr>
-          <w:rFonts w:asciiTheme="majorBidi" w:hAnsiTheme="majorBidi" w:cstheme="majorBidi"/>
-          <w:b/>
-          <w:bCs/>
-          <w:sz w:val="48"/>
-          <w:szCs w:val="48"/>
-        </w:rPr>
-        <w:lastRenderedPageBreak/>
-        <w:t>Cryptography:</w:t>
-      </w:r>
-    </w:p>
-    <w:p>
-      <w:pPr>
-        <w:spacing w:after="100"/>
-        <w:jc w:val="both"/>
-        <w:rPr>
-          <w:rFonts w:asciiTheme="majorBidi" w:hAnsiTheme="majorBidi" w:cstheme="majorBidi"/>
-          <w:sz w:val="28"/>
-          <w:szCs w:val="28"/>
-        </w:rPr>
-      </w:pPr>
-      <w:r>
-        <w:rPr>
-          <w:rFonts w:asciiTheme="majorBidi" w:hAnsiTheme="majorBidi" w:cstheme="majorBidi"/>
-          <w:sz w:val="28"/>
-          <w:szCs w:val="28"/>
-        </w:rPr>
-        <w:t>Cryptography is the science of protecting information by using mathematical algorithms and cryptographic keys. Its purpose is not limited to hiding data; it provides several distinct security services that address different security requirements. The four primary security services provided by cryptography are confidentiality, integrity, authentication, and non-repudiation.</w:t>
-      </w:r>
-    </w:p>
-    <w:p>
-      <w:pPr>
-        <w:pStyle w:val="ListParagraph"/>
-        <w:numPr>
-          <w:ilvl w:val="0"/>
-          <w:numId w:val="34"/>
-        </w:numPr>
-        <w:ind w:left="360"/>
-        <w:jc w:val="both"/>
-        <w:rPr>
-          <w:rFonts w:asciiTheme="majorBidi" w:hAnsiTheme="majorBidi" w:cstheme="majorBidi"/>
-          <w:sz w:val="28"/>
-          <w:szCs w:val="28"/>
-        </w:rPr>
-      </w:pPr>
-      <w:r>
-        <w:rPr>
-          <w:rFonts w:asciiTheme="majorBidi" w:hAnsiTheme="majorBidi" w:cstheme="majorBidi"/>
-          <w:b/>
-          <w:bCs/>
-          <w:sz w:val="28"/>
-          <w:szCs w:val="28"/>
-        </w:rPr>
-        <w:t>Confidentiality</w:t>
-      </w:r>
-      <w:r>
-        <w:rPr>
-          <w:rFonts w:asciiTheme="majorBidi" w:hAnsiTheme="majorBidi" w:cstheme="majorBidi"/>
-          <w:sz w:val="28"/>
-          <w:szCs w:val="28"/>
-        </w:rPr>
-        <w:t xml:space="preserve"> ensures that only authorized parties can read the data. It is achieved through encryption, where plaintext is transformed into ciphertext using an encryption algorithm and a key. Even if an attacker intercepts the ciphertext, it is computationally infeasible to recover the original data without the correct key.</w:t>
-      </w:r>
-    </w:p>
-    <w:p>
-      <w:pPr>
-        <w:pStyle w:val="ListParagraph"/>
-        <w:numPr>
-          <w:ilvl w:val="0"/>
-          <w:numId w:val="34"/>
-        </w:numPr>
-        <w:ind w:left="360"/>
-        <w:jc w:val="both"/>
-        <w:rPr>
-          <w:rFonts w:asciiTheme="majorBidi" w:hAnsiTheme="majorBidi" w:cstheme="majorBidi"/>
-          <w:sz w:val="28"/>
-          <w:szCs w:val="28"/>
-        </w:rPr>
-      </w:pPr>
-      <w:r>
-        <w:rPr>
-          <w:rFonts w:asciiTheme="majorBidi" w:hAnsiTheme="majorBidi" w:cstheme="majorBidi"/>
-          <w:b/>
-          <w:bCs/>
-          <w:sz w:val="28"/>
-          <w:szCs w:val="28"/>
-        </w:rPr>
-        <w:t>Integrity</w:t>
-      </w:r>
-      <w:r>
-        <w:rPr>
-          <w:rFonts w:asciiTheme="majorBidi" w:hAnsiTheme="majorBidi" w:cstheme="majorBidi"/>
-          <w:sz w:val="28"/>
-          <w:szCs w:val="28"/>
-        </w:rPr>
-        <w:t xml:space="preserve"> ensures that data has not been altered, whether accidentally or maliciously. This is typically achieved using cryptographic hash functions (e.g., SHA-256) or Message Authentication Codes (MACs). If even a single bit of the original data changes, the resulting hash changes, allowing tampering to be detected.</w:t>
-      </w:r>
-    </w:p>
-    <w:p>
-      <w:pPr>
-        <w:pStyle w:val="ListParagraph"/>
-        <w:numPr>
-          <w:ilvl w:val="0"/>
-          <w:numId w:val="34"/>
-        </w:numPr>
-        <w:ind w:left="360"/>
-        <w:jc w:val="both"/>
-        <w:rPr>
-          <w:rFonts w:asciiTheme="majorBidi" w:hAnsiTheme="majorBidi" w:cstheme="majorBidi"/>
-          <w:sz w:val="28"/>
-          <w:szCs w:val="28"/>
-        </w:rPr>
-      </w:pPr>
-      <w:r>
-        <w:rPr>
-          <w:rFonts w:asciiTheme="majorBidi" w:hAnsiTheme="majorBidi" w:cstheme="majorBidi"/>
-          <w:b/>
-          <w:bCs/>
-          <w:sz w:val="28"/>
-          <w:szCs w:val="28"/>
-        </w:rPr>
-        <w:t>Authentication</w:t>
-      </w:r>
-      <w:r>
-        <w:rPr>
-          <w:rFonts w:asciiTheme="majorBidi" w:hAnsiTheme="majorBidi" w:cstheme="majorBidi"/>
-          <w:sz w:val="28"/>
-          <w:szCs w:val="28"/>
-        </w:rPr>
-        <w:t xml:space="preserve"> verifies the identity of a user, device, or system, or confirms the origin of a message. Cryptography enables authentication through mechanisms such as digital signatures, MACs, certificates, and challenge-response protocols. Authentication answers the question, "Who sent this data?" or "Who is this entity?"</w:t>
-      </w:r>
-    </w:p>
-    <w:p>
-      <w:pPr>
-        <w:pStyle w:val="ListParagraph"/>
-        <w:numPr>
-          <w:ilvl w:val="0"/>
-          <w:numId w:val="34"/>
-        </w:numPr>
-        <w:spacing w:after="80"/>
-        <w:ind w:left="360"/>
-        <w:jc w:val="both"/>
-        <w:rPr>
-          <w:rFonts w:asciiTheme="majorBidi" w:hAnsiTheme="majorBidi" w:cstheme="majorBidi"/>
-          <w:sz w:val="28"/>
-          <w:szCs w:val="28"/>
-        </w:rPr>
-      </w:pPr>
-      <w:r>
-        <w:rPr>
-          <w:rFonts w:asciiTheme="majorBidi" w:hAnsiTheme="majorBidi" w:cstheme="majorBidi"/>
-          <w:b/>
-          <w:bCs/>
-          <w:sz w:val="28"/>
-          <w:szCs w:val="28"/>
-        </w:rPr>
-        <w:t>Non-repudiation</w:t>
-      </w:r>
-      <w:r>
-        <w:rPr>
-          <w:rFonts w:asciiTheme="majorBidi" w:hAnsiTheme="majorBidi" w:cstheme="majorBidi"/>
-          <w:sz w:val="28"/>
-          <w:szCs w:val="28"/>
-        </w:rPr>
-        <w:t xml:space="preserve"> ensures that a sender cannot later deny performing a particular action, such as sending a message or signing a document. This property is provided by digital signatures, which use asymmetric cryptography. Since only the owner's private key could have created a valid signature, anyone with the corresponding public key can verify it, making the action provable.</w:t>
-      </w:r>
-    </w:p>
-    <w:p>
-      <w:pPr>
-        <w:spacing w:after="120"/>
-        <w:jc w:val="both"/>
-        <w:rPr>
-          <w:rFonts w:asciiTheme="majorBidi" w:hAnsiTheme="majorBidi" w:cstheme="majorBidi"/>
-          <w:sz w:val="28"/>
-          <w:szCs w:val="28"/>
-        </w:rPr>
-      </w:pPr>
-      <w:r>
-        <w:rPr>
-          <w:rFonts w:asciiTheme="majorBidi" w:hAnsiTheme="majorBidi" w:cstheme="majorBidi"/>
-          <w:sz w:val="28"/>
-          <w:szCs w:val="28"/>
-        </w:rPr>
-        <w:t>These four services are independent. A system may provide one without the others. For example, encrypting a file provides confidentiality but does not guarantee integrity or authenticity. A digital signature provides integrity, authentication, and non-repudiation, but it does not keep the data secret. In practice, secure systems combine multiple cryptographic mechanisms to achieve the required security properties.</w:t>
-      </w:r>
-    </w:p>
-    <w:p>
-      <w:pPr>
-        <w:spacing w:after="80"/>
-        <w:jc w:val="both"/>
-        <w:rPr>
-          <w:rFonts w:asciiTheme="majorBidi" w:hAnsiTheme="majorBidi" w:cstheme="majorBidi"/>
-          <w:b/>
-          <w:bCs/>
-          <w:sz w:val="28"/>
-          <w:szCs w:val="28"/>
-        </w:rPr>
-      </w:pPr>
-      <w:r>
-        <w:rPr>
-          <w:rFonts w:asciiTheme="majorBidi" w:hAnsiTheme="majorBidi" w:cstheme="majorBidi"/>
-          <w:b/>
-          <w:bCs/>
-          <w:sz w:val="28"/>
-          <w:szCs w:val="28"/>
-        </w:rPr>
-        <w:t>Historically:</w:t>
-      </w:r>
-    </w:p>
-    <w:p>
-      <w:pPr>
-        <w:spacing w:after="60"/>
-        <w:jc w:val="both"/>
-        <w:rPr>
-          <w:rFonts w:asciiTheme="majorBidi" w:hAnsiTheme="majorBidi" w:cstheme="majorBidi"/>
-          <w:sz w:val="28"/>
-          <w:szCs w:val="28"/>
-        </w:rPr>
-      </w:pPr>
-      <w:r>
-        <w:rPr>
-          <w:rFonts w:asciiTheme="majorBidi" w:hAnsiTheme="majorBidi" w:cstheme="majorBidi"/>
-          <w:sz w:val="28"/>
-          <w:szCs w:val="28"/>
-        </w:rPr>
-        <w:t xml:space="preserve">Cryptography has evolved significantly over time. One of the earliest and simplest encryption algorithms is the </w:t>
-      </w:r>
-      <w:r>
-        <w:rPr>
-          <w:rFonts w:asciiTheme="majorBidi" w:hAnsiTheme="majorBidi" w:cstheme="majorBidi"/>
-          <w:b/>
-          <w:bCs/>
-          <w:sz w:val="28"/>
-          <w:szCs w:val="28"/>
-        </w:rPr>
-        <w:t>Caesar cipher</w:t>
-      </w:r>
-      <w:r>
-        <w:rPr>
-          <w:rFonts w:asciiTheme="majorBidi" w:hAnsiTheme="majorBidi" w:cstheme="majorBidi"/>
-          <w:sz w:val="28"/>
-          <w:szCs w:val="28"/>
-        </w:rPr>
-        <w:t>, named after Julius Caesar, who reportedly used it to protect military communications.</w:t>
-      </w:r>
-    </w:p>
-    <w:p>
-      <w:pPr>
-        <w:spacing w:after="0"/>
-        <w:jc w:val="both"/>
-        <w:rPr>
-          <w:rFonts w:asciiTheme="majorBidi" w:hAnsiTheme="majorBidi" w:cstheme="majorBidi"/>
-          <w:sz w:val="28"/>
-          <w:szCs w:val="28"/>
-        </w:rPr>
-      </w:pPr>
-      <w:r>
-        <w:rPr>
-          <w:rFonts w:asciiTheme="majorBidi" w:hAnsiTheme="majorBidi" w:cstheme="majorBidi"/>
-          <w:sz w:val="28"/>
-          <w:szCs w:val="28"/>
-        </w:rPr>
-        <w:t>The Caesar cipher is a</w:t>
-      </w:r>
-      <w:r>
-        <w:rPr>
-          <w:rFonts w:asciiTheme="majorBidi" w:hAnsiTheme="majorBidi" w:cstheme="majorBidi"/>
-          <w:sz w:val="28"/>
-          <w:szCs w:val="28"/>
-        </w:rPr>
-        <w:t xml:space="preserve"> </w:t>
-      </w:r>
-      <w:r>
-        <w:rPr>
-          <w:rFonts w:asciiTheme="majorBidi" w:hAnsiTheme="majorBidi" w:cstheme="majorBidi"/>
-          <w:b/>
-          <w:bCs/>
-          <w:sz w:val="28"/>
-          <w:szCs w:val="28"/>
-        </w:rPr>
-        <w:t xml:space="preserve">substitution cipher </w:t>
-      </w:r>
-      <w:r>
-        <w:rPr>
-          <w:rFonts w:asciiTheme="majorBidi" w:hAnsiTheme="majorBidi" w:cstheme="majorBidi"/>
-          <w:sz w:val="28"/>
-          <w:szCs w:val="28"/>
-        </w:rPr>
-        <w:t>in which each plaintext letter is shifted by a fixed number of positions in the alphabet. For example, using a shift of 3, A → D, B → E, C → F, and so on. Mathematically, the encryption can be expressed as:</w:t>
-      </w:r>
-    </w:p>
-    <w:p>
-      <w:pPr>
-        <w:jc w:val="both"/>
-        <w:rPr>
-          <w:rFonts w:asciiTheme="majorBidi" w:hAnsiTheme="majorBidi" w:cstheme="majorBidi"/>
-          <w:b/>
-          <w:bCs/>
-          <w:i/>
-          <w:iCs/>
-          <w:sz w:val="28"/>
-          <w:szCs w:val="28"/>
-        </w:rPr>
-      </w:pPr>
-      <w:r>
-        <w:rPr>
-          <w:rFonts w:asciiTheme="majorBidi" w:hAnsiTheme="majorBidi" w:cstheme="majorBidi"/>
-          <w:b/>
-          <w:bCs/>
-          <w:i/>
-          <w:iCs/>
-          <w:sz w:val="28"/>
-          <w:szCs w:val="28"/>
-        </w:rPr>
-        <w:t>Encrypted Letter = (Original Letter + n) mod 26</w:t>
-      </w:r>
-      <w:r>
-        <w:rPr>
-          <w:rFonts w:asciiTheme="majorBidi" w:hAnsiTheme="majorBidi" w:cstheme="majorBidi"/>
-          <w:b/>
-          <w:bCs/>
-          <w:i/>
-          <w:iCs/>
-          <w:sz w:val="28"/>
-          <w:szCs w:val="28"/>
-        </w:rPr>
-        <w:t xml:space="preserve"> </w:t>
-      </w:r>
-      <w:r>
-        <w:rPr>
-          <w:rFonts w:asciiTheme="majorBidi" w:hAnsiTheme="majorBidi" w:cstheme="majorBidi"/>
-          <w:sz w:val="28"/>
-          <w:szCs w:val="28"/>
-        </w:rPr>
-        <w:t>→ where n is the agreed-upon shift value (the encryption key).</w:t>
-      </w:r>
-    </w:p>
-    <w:p>
-      <w:pPr>
-        <w:spacing w:after="80"/>
-        <w:jc w:val="both"/>
-        <w:rPr>
-          <w:rFonts w:asciiTheme="majorBidi" w:hAnsiTheme="majorBidi" w:cstheme="majorBidi"/>
-          <w:sz w:val="28"/>
-          <w:szCs w:val="28"/>
-        </w:rPr>
-      </w:pPr>
-      <w:r>
-        <w:rPr>
-          <w:rFonts w:asciiTheme="majorBidi" w:hAnsiTheme="majorBidi" w:cstheme="majorBidi"/>
-          <w:sz w:val="28"/>
-          <w:szCs w:val="28"/>
-        </w:rPr>
-        <w:lastRenderedPageBreak/>
-        <w:t>The Caesar cipher is insecure because its key space is very small. With the English alphabet, there are only 25 meaningful shift values, allowing an attacker to try every possible key in a brute-force attack until the correct plaintext is found.</w:t>
-      </w:r>
-    </w:p>
-    <w:p>
-      <w:pPr>
-        <w:spacing w:after="80"/>
-        <w:jc w:val="both"/>
-        <w:rPr>
-          <w:rFonts w:asciiTheme="majorBidi" w:hAnsiTheme="majorBidi" w:cstheme="majorBidi"/>
-          <w:sz w:val="28"/>
-          <w:szCs w:val="28"/>
-        </w:rPr>
-      </w:pPr>
-      <w:r>
-        <w:rPr>
-          <w:rFonts w:asciiTheme="majorBidi" w:hAnsiTheme="majorBidi" w:cstheme="majorBidi"/>
-          <w:sz w:val="28"/>
-          <w:szCs w:val="28"/>
-        </w:rPr>
-        <w:t xml:space="preserve">To overcome this limitation, </w:t>
-      </w:r>
-      <w:r>
-        <w:rPr>
-          <w:rFonts w:asciiTheme="majorBidi" w:hAnsiTheme="majorBidi" w:cstheme="majorBidi"/>
-          <w:b/>
-          <w:bCs/>
-          <w:sz w:val="28"/>
-          <w:szCs w:val="28"/>
-        </w:rPr>
-        <w:t>monoalphabetic (simple) substitution</w:t>
-      </w:r>
-      <w:r>
-        <w:rPr>
-          <w:rFonts w:asciiTheme="majorBidi" w:hAnsiTheme="majorBidi" w:cstheme="majorBidi"/>
-          <w:sz w:val="28"/>
-          <w:szCs w:val="28"/>
-        </w:rPr>
-        <w:t xml:space="preserve"> ciphers were developed. Instead of shifting every letter by the same amount, each plaintext letter is replaced with a unique, randomly chosen ciphertext letter. For example:</w:t>
-      </w:r>
-      <w:r>
-        <w:rPr>
-          <w:rFonts w:asciiTheme="majorBidi" w:hAnsiTheme="majorBidi" w:cstheme="majorBidi"/>
-          <w:sz w:val="28"/>
-          <w:szCs w:val="28"/>
-        </w:rPr>
-        <w:t xml:space="preserve"> </w:t>
-      </w:r>
-      <w:r>
-        <w:rPr>
-          <w:rFonts w:asciiTheme="majorBidi" w:hAnsiTheme="majorBidi" w:cstheme="majorBidi"/>
-          <w:sz w:val="28"/>
-          <w:szCs w:val="28"/>
-        </w:rPr>
-        <w:t>A → Q</w:t>
-      </w:r>
-      <w:r>
-        <w:rPr>
-          <w:rFonts w:asciiTheme="majorBidi" w:hAnsiTheme="majorBidi" w:cstheme="majorBidi"/>
-          <w:sz w:val="28"/>
-          <w:szCs w:val="28"/>
-        </w:rPr>
-        <w:t xml:space="preserve">, </w:t>
-      </w:r>
-      <w:r>
-        <w:rPr>
-          <w:rFonts w:asciiTheme="majorBidi" w:hAnsiTheme="majorBidi" w:cstheme="majorBidi"/>
-          <w:sz w:val="28"/>
-          <w:szCs w:val="28"/>
-        </w:rPr>
-        <w:t>B → K</w:t>
-      </w:r>
-      <w:r>
-        <w:rPr>
-          <w:rFonts w:asciiTheme="majorBidi" w:hAnsiTheme="majorBidi" w:cstheme="majorBidi"/>
-          <w:sz w:val="28"/>
-          <w:szCs w:val="28"/>
-        </w:rPr>
-        <w:t xml:space="preserve">, </w:t>
-      </w:r>
-      <w:r>
-        <w:rPr>
-          <w:rFonts w:asciiTheme="majorBidi" w:hAnsiTheme="majorBidi" w:cstheme="majorBidi"/>
-          <w:sz w:val="28"/>
-          <w:szCs w:val="28"/>
-        </w:rPr>
-        <w:t>C → M</w:t>
-      </w:r>
-      <w:r>
-        <w:rPr>
-          <w:rFonts w:asciiTheme="majorBidi" w:hAnsiTheme="majorBidi" w:cstheme="majorBidi"/>
-          <w:sz w:val="28"/>
-          <w:szCs w:val="28"/>
-        </w:rPr>
-        <w:t xml:space="preserve">, </w:t>
-      </w:r>
-      <w:r>
-        <w:rPr>
-          <w:rFonts w:asciiTheme="majorBidi" w:hAnsiTheme="majorBidi" w:cstheme="majorBidi"/>
-          <w:sz w:val="28"/>
-          <w:szCs w:val="28"/>
-        </w:rPr>
-        <w:t>...</w:t>
-      </w:r>
-    </w:p>
-    <w:p>
-      <w:pPr>
-        <w:spacing w:after="80"/>
-        <w:jc w:val="both"/>
-        <w:rPr>
-          <w:rFonts w:asciiTheme="majorBidi" w:hAnsiTheme="majorBidi" w:cstheme="majorBidi"/>
-          <w:sz w:val="28"/>
-          <w:szCs w:val="28"/>
-        </w:rPr>
-      </w:pPr>
-      <w:r>
-        <w:rPr>
-          <w:rFonts w:asciiTheme="majorBidi" w:hAnsiTheme="majorBidi" w:cstheme="majorBidi"/>
-          <w:sz w:val="28"/>
-          <w:szCs w:val="28"/>
-        </w:rPr>
-        <w:t xml:space="preserve">The sender and receiver must agree on the substitution table before communication. Because there are </w:t>
-      </w:r>
-      <w:r>
-        <w:rPr>
-          <w:rFonts w:asciiTheme="majorBidi" w:hAnsiTheme="majorBidi" w:cstheme="majorBidi"/>
-          <w:b/>
-          <w:bCs/>
-          <w:i/>
-          <w:iCs/>
-          <w:sz w:val="28"/>
-          <w:szCs w:val="28"/>
-        </w:rPr>
-        <w:t>26!</w:t>
-      </w:r>
-      <w:r>
-        <w:rPr>
-          <w:rFonts w:asciiTheme="majorBidi" w:hAnsiTheme="majorBidi" w:cstheme="majorBidi"/>
-          <w:sz w:val="28"/>
-          <w:szCs w:val="28"/>
-        </w:rPr>
-        <w:t xml:space="preserve"> (approximately 4 × 10²⁶) possible substitution tables, brute-force attacks are no longer practical.</w:t>
-      </w:r>
-    </w:p>
-    <w:p>
-      <w:pPr>
-        <w:jc w:val="both"/>
-        <w:rPr>
-          <w:rFonts w:asciiTheme="majorBidi" w:hAnsiTheme="majorBidi" w:cstheme="majorBidi"/>
-          <w:sz w:val="28"/>
-          <w:szCs w:val="28"/>
-        </w:rPr>
-      </w:pPr>
-      <w:r>
-        <w:rPr>
-          <w:rFonts w:asciiTheme="majorBidi" w:hAnsiTheme="majorBidi" w:cstheme="majorBidi"/>
-          <w:sz w:val="28"/>
-          <w:szCs w:val="28"/>
-        </w:rPr>
-        <w:t>Despite the much larger key space, monoalphabetic substitution ciphers remain vulnerable because they preserve the frequency of letters. Since each plaintext letter is always replaced by the same ciphertext letter, common letters such as E, T, and A remain the most frequent in the ciphertext. Attackers exploit these statistical patterns using frequency analysis, along with common letter combinations and words, to reconstruct the substitution table. Modern computers automate this process using statistical analysis and language models, making these ciphers unsuitable for secure communication.</w:t>
-      </w:r>
-    </w:p>
     <w:p>
       <w:pPr>
         <w:spacing w:after="80"/>
@@ -5517,7 +547,6 @@
           <w:sz w:val="28"/>
           <w:szCs w:val="28"/>
         </w:rPr>
-        <w:lastRenderedPageBreak/>
         <w:t>AES</w:t>
       </w:r>
       <w:r>
@@ -5966,6 +995,7 @@
           <w:sz w:val="28"/>
           <w:szCs w:val="28"/>
         </w:rPr>
+        <w:lastRenderedPageBreak/>
         <w:t>Public key:</w:t>
       </w:r>
       <w:r>
@@ -6602,7 +1632,6 @@
           <w:sz w:val="32"/>
           <w:szCs w:val="32"/>
         </w:rPr>
-        <w:lastRenderedPageBreak/>
         <w:t>Common Algorithms</w:t>
       </w:r>
       <w:r>
@@ -6939,6 +1968,7 @@
           <w:sz w:val="28"/>
           <w:szCs w:val="28"/>
         </w:rPr>
+        <w:lastRenderedPageBreak/>
         <w:t>Modern secure protocols combine both methods because each solves a different problem.</w:t>
       </w:r>
     </w:p>
@@ -7449,7 +2479,6 @@
           <w:sz w:val="28"/>
           <w:szCs w:val="28"/>
         </w:rPr>
-        <w:lastRenderedPageBreak/>
         <w:t>Approach 2: Sign first, then encrypt</w:t>
       </w:r>
     </w:p>
@@ -7656,6 +2685,7 @@
           <w:sz w:val="28"/>
           <w:szCs w:val="28"/>
         </w:rPr>
+        <w:lastRenderedPageBreak/>
         <w:t>When a client establishes a secure connection with a server (for example, using HTTPS/TLS), both asymmetric and symmetric cryptography are used because each serves a different purpose.</w:t>
       </w:r>
     </w:p>
@@ -7804,7 +2834,6 @@
           <w:sz w:val="28"/>
           <w:szCs w:val="28"/>
         </w:rPr>
-        <w:lastRenderedPageBreak/>
         <mc:AlternateContent>
           <mc:Choice Requires="wps">
             <w:drawing>
@@ -7868,29 +2897,7 @@
                                 <w:sz w:val="36"/>
                                 <w:szCs w:val="36"/>
                               </w:rPr>
-                              <w:t xml:space="preserve">Encryption vs </w:t>
-                            </w:r>
-                            <w:proofErr w:type="gramStart"/>
-                            <w:r>
-                              <w:rPr>
-                                <w:rFonts w:asciiTheme="majorBidi" w:hAnsiTheme="majorBidi" w:cstheme="majorBidi"/>
-                                <w:b/>
-                                <w:bCs/>
-                                <w:sz w:val="36"/>
-                                <w:szCs w:val="36"/>
-                              </w:rPr>
-                              <w:t>Hashing</w:t>
-                            </w:r>
-                            <w:proofErr w:type="gramEnd"/>
-                            <w:r>
-                              <w:rPr>
-                                <w:rFonts w:asciiTheme="majorBidi" w:hAnsiTheme="majorBidi" w:cstheme="majorBidi"/>
-                                <w:b/>
-                                <w:bCs/>
-                                <w:sz w:val="36"/>
-                                <w:szCs w:val="36"/>
-                              </w:rPr>
-                              <w:t xml:space="preserve"> vs Encoding</w:t>
+                              <w:t>Encryption vs Hashing vs Encoding</w:t>
                             </w:r>
                             <w:r>
                               <w:rPr>
@@ -9456,29 +4463,7 @@
                           <w:sz w:val="36"/>
                           <w:szCs w:val="36"/>
                         </w:rPr>
-                        <w:t xml:space="preserve">Encryption vs </w:t>
-                      </w:r>
-                      <w:proofErr w:type="gramStart"/>
-                      <w:r>
-                        <w:rPr>
-                          <w:rFonts w:asciiTheme="majorBidi" w:hAnsiTheme="majorBidi" w:cstheme="majorBidi"/>
-                          <w:b/>
-                          <w:bCs/>
-                          <w:sz w:val="36"/>
-                          <w:szCs w:val="36"/>
-                        </w:rPr>
-                        <w:t>Hashing</w:t>
-                      </w:r>
-                      <w:proofErr w:type="gramEnd"/>
-                      <w:r>
-                        <w:rPr>
-                          <w:rFonts w:asciiTheme="majorBidi" w:hAnsiTheme="majorBidi" w:cstheme="majorBidi"/>
-                          <w:b/>
-                          <w:bCs/>
-                          <w:sz w:val="36"/>
-                          <w:szCs w:val="36"/>
-                        </w:rPr>
-                        <w:t xml:space="preserve"> vs Encoding</w:t>
+                        <w:t>Encryption vs Hashing vs Encoding</w:t>
                       </w:r>
                       <w:r>
                         <w:rPr>
@@ -11303,7 +6288,6 @@
           <w:sz w:val="28"/>
           <w:szCs w:val="28"/>
         </w:rPr>
-        <w:lastRenderedPageBreak/>
         <mc:AlternateContent>
           <mc:Choice Requires="wps">
             <w:drawing>
@@ -13428,7 +8412,6 @@
           <w:sz w:val="28"/>
           <w:szCs w:val="28"/>
         </w:rPr>
-        <w:lastRenderedPageBreak/>
         <mc:AlternateContent>
           <mc:Choice Requires="wps">
             <w:drawing>
@@ -13945,7 +8928,6 @@
           <w:sz w:val="32"/>
           <w:szCs w:val="32"/>
         </w:rPr>
-        <w:lastRenderedPageBreak/>
         <w:t>md5sum</w:t>
       </w:r>
       <w:r>
@@ -14143,6 +9125,7 @@
           <w:sz w:val="28"/>
           <w:szCs w:val="28"/>
         </w:rPr>
+        <w:lastRenderedPageBreak/>
         <w:t>The command reads the file and applies the MD5 hash function, producing a 128-bit (16-byte) hash displayed as a 32-character hexadecimal string.</w:t>
       </w:r>
     </w:p>
@@ -14708,7 +9691,6 @@
           <w:sz w:val="48"/>
           <w:szCs w:val="48"/>
         </w:rPr>
-        <w:lastRenderedPageBreak/>
         <w:t>GPG</w:t>
       </w:r>
       <w:r>
@@ -15012,7 +9994,6 @@
           <w:sz w:val="48"/>
           <w:szCs w:val="48"/>
         </w:rPr>
-        <w:lastRenderedPageBreak/>
         <w:t>SSL (Secure Sockets Layer)</w:t>
       </w:r>
       <w:r>
@@ -15212,6 +10193,7 @@
           <w:sz w:val="28"/>
           <w:szCs w:val="28"/>
         </w:rPr>
+        <w:lastRenderedPageBreak/>
         <w:t>HTTP → HTTPS</w:t>
       </w:r>
     </w:p>
@@ -16237,7 +11219,6 @@
           <w:sz w:val="28"/>
           <w:szCs w:val="28"/>
         </w:rPr>
-        <w:lastRenderedPageBreak/>
         <w:t>Certificate issuer (CA)</w:t>
       </w:r>
     </w:p>
@@ -16492,6 +11473,7 @@
           <w:sz w:val="36"/>
           <w:szCs w:val="36"/>
         </w:rPr>
+        <w:lastRenderedPageBreak/>
         <w:t>SSL vs TLS</w:t>
       </w:r>
       <w:r>
@@ -17374,7 +12356,6 @@
           <w:sz w:val="28"/>
           <w:szCs w:val="28"/>
         </w:rPr>
-        <w:lastRenderedPageBreak/>
         <w:t>Without TLS, anyone between the client and server could read or modify the traffic.</w:t>
       </w:r>
     </w:p>
@@ -17465,7 +12446,16 @@
           <w:sz w:val="28"/>
           <w:szCs w:val="28"/>
         </w:rPr>
-        <w:t>You then send the CSR to a trusted CA. After validating your identity or ownership of the domain (depending on the certificate type), the CA creates a **digital certificate** (commonly stored as a `.</w:t>
+        <w:t xml:space="preserve">You then send the CSR to a trusted CA. After validating your identity or ownership of the domain (depending on the certificate type), the CA creates a **digital certificate** (commonly </w:t>
+      </w:r>
+      <w:r>
+        <w:rPr>
+          <w:rFonts w:asciiTheme="majorBidi" w:hAnsiTheme="majorBidi" w:cstheme="majorBidi"/>
+          <w:sz w:val="28"/>
+          <w:szCs w:val="28"/>
+        </w:rPr>
+        <w:lastRenderedPageBreak/>
+        <w:t>stored as a `.</w:t>
       </w:r>
       <w:proofErr w:type="spellStart"/>
       <w:r>
@@ -17804,7 +12794,6 @@
           <w:sz w:val="28"/>
           <w:szCs w:val="28"/>
         </w:rPr>
-        <w:lastRenderedPageBreak/>
         <w:t>User/Server</w:t>
       </w:r>
       <w:r>
@@ -18202,6 +13191,7 @@
           <w:sz w:val="28"/>
           <w:szCs w:val="28"/>
         </w:rPr>
+        <w:lastRenderedPageBreak/>
         <w:t>VPNs</w:t>
       </w:r>
     </w:p>
@@ -18712,7 +13702,6 @@
           <w:sz w:val="32"/>
           <w:szCs w:val="32"/>
         </w:rPr>
-        <w:lastRenderedPageBreak/>
         <w:t>Typical Certificate Contents</w:t>
       </w:r>
       <w:r>
@@ -19203,6 +14192,7 @@
           <w:sz w:val="32"/>
           <w:szCs w:val="32"/>
         </w:rPr>
+        <w:lastRenderedPageBreak/>
         <mc:AlternateContent>
           <mc:Choice Requires="wps">
             <w:drawing>
@@ -20671,7 +15661,6 @@
           <w:sz w:val="28"/>
           <w:szCs w:val="28"/>
         </w:rPr>
-        <w:lastRenderedPageBreak/>
         <w:t>PKCS defines standard formats for cryptographic objects such as private keys, CSRs, and certificate bundles.</w:t>
       </w:r>
     </w:p>
@@ -20908,6 +15897,7 @@
           <w:sz w:val="28"/>
           <w:szCs w:val="28"/>
         </w:rPr>
+        <w:lastRenderedPageBreak/>
         <w:t>openssl</w:t>
       </w:r>
       <w:proofErr w:type="spellEnd"/>
@@ -21704,17 +16694,7 @@
           <w:sz w:val="28"/>
           <w:szCs w:val="28"/>
         </w:rPr>
-        <w:t>→</w:t>
-      </w:r>
-      <w:r>
-        <w:rPr>
-          <w:rFonts w:asciiTheme="majorBidi" w:hAnsiTheme="majorBidi" w:cstheme="majorBidi"/>
-          <w:b/>
-          <w:bCs/>
-          <w:sz w:val="28"/>
-          <w:szCs w:val="28"/>
-        </w:rPr>
-        <w:t xml:space="preserve"> </w:t>
+        <w:t xml:space="preserve">→ </w:t>
       </w:r>
       <w:r>
         <w:rPr>
@@ -21833,17 +16813,7 @@
           <w:sz w:val="28"/>
           <w:szCs w:val="28"/>
         </w:rPr>
-        <w:t>→</w:t>
-      </w:r>
-      <w:r>
-        <w:rPr>
-          <w:rFonts w:asciiTheme="majorBidi" w:hAnsiTheme="majorBidi" w:cstheme="majorBidi"/>
-          <w:b/>
-          <w:bCs/>
-          <w:sz w:val="28"/>
-          <w:szCs w:val="28"/>
-        </w:rPr>
-        <w:t xml:space="preserve"> </w:t>
+        <w:t xml:space="preserve">→ </w:t>
       </w:r>
       <w:r>
         <w:rPr>
@@ -21878,7 +16848,6 @@
           <w:sz w:val="28"/>
           <w:szCs w:val="28"/>
         </w:rPr>
-        <w:lastRenderedPageBreak/>
         <w:t>genrsa</w:t>
       </w:r>
       <w:proofErr w:type="spellEnd"/>
@@ -22117,41 +17086,15 @@
           <w:sz w:val="28"/>
           <w:szCs w:val="28"/>
         </w:rPr>
-        <w:t>→</w:t>
-      </w:r>
-      <w:r>
-        <w:rPr>
-          <w:rFonts w:asciiTheme="majorBidi" w:hAnsiTheme="majorBidi" w:cstheme="majorBidi"/>
-          <w:b/>
-          <w:bCs/>
-          <w:sz w:val="28"/>
-          <w:szCs w:val="28"/>
-        </w:rPr>
-        <w:t xml:space="preserve"> </w:t>
-      </w:r>
-      <w:r>
-        <w:rPr>
-          <w:rFonts w:asciiTheme="majorBidi" w:hAnsiTheme="majorBidi" w:cstheme="majorBidi"/>
-          <w:sz w:val="28"/>
-          <w:szCs w:val="28"/>
-        </w:rPr>
-        <w:t>Extract the Public Key</w:t>
-      </w:r>
-      <w:r>
-        <w:rPr>
-          <w:rFonts w:asciiTheme="majorBidi" w:hAnsiTheme="majorBidi" w:cstheme="majorBidi"/>
-          <w:sz w:val="28"/>
-          <w:szCs w:val="28"/>
-        </w:rPr>
-        <w:t xml:space="preserve">. </w:t>
-      </w:r>
-      <w:r>
-        <w:rPr>
-          <w:rFonts w:asciiTheme="majorBidi" w:hAnsiTheme="majorBidi" w:cstheme="majorBidi"/>
-          <w:sz w:val="28"/>
-          <w:szCs w:val="28"/>
-        </w:rPr>
-        <w:t>The public key is mathematically derived from the private key.</w:t>
+        <w:t xml:space="preserve">→ </w:t>
+      </w:r>
+      <w:r>
+        <w:rPr>
+          <w:rFonts w:asciiTheme="majorBidi" w:hAnsiTheme="majorBidi" w:cstheme="majorBidi"/>
+          <w:sz w:val="28"/>
+          <w:szCs w:val="28"/>
+        </w:rPr>
+        <w:t>Extract the Public Key. The public key is mathematically derived from the private key.</w:t>
       </w:r>
     </w:p>
     <w:p>
@@ -22251,17 +17194,7 @@
           <w:sz w:val="28"/>
           <w:szCs w:val="28"/>
         </w:rPr>
-        <w:t>→</w:t>
-      </w:r>
-      <w:r>
-        <w:rPr>
-          <w:rFonts w:asciiTheme="majorBidi" w:hAnsiTheme="majorBidi" w:cstheme="majorBidi"/>
-          <w:b/>
-          <w:bCs/>
-          <w:sz w:val="28"/>
-          <w:szCs w:val="28"/>
-        </w:rPr>
-        <w:t xml:space="preserve"> </w:t>
+        <w:t xml:space="preserve">→ </w:t>
       </w:r>
       <w:r>
         <w:rPr>
@@ -22403,6 +17336,7 @@
           <w:sz w:val="28"/>
           <w:szCs w:val="28"/>
         </w:rPr>
+        <w:lastRenderedPageBreak/>
         <w:t>Common Name (domain)</w:t>
       </w:r>
     </w:p>
@@ -22531,17 +17465,7 @@
           <w:sz w:val="28"/>
           <w:szCs w:val="28"/>
         </w:rPr>
-        <w:t>→</w:t>
-      </w:r>
-      <w:r>
-        <w:rPr>
-          <w:rFonts w:asciiTheme="majorBidi" w:hAnsiTheme="majorBidi" w:cstheme="majorBidi"/>
-          <w:b/>
-          <w:bCs/>
-          <w:sz w:val="28"/>
-          <w:szCs w:val="28"/>
-        </w:rPr>
-        <w:t xml:space="preserve"> </w:t>
+        <w:t xml:space="preserve">→ </w:t>
       </w:r>
       <w:r>
         <w:rPr>
@@ -22703,17 +17627,7 @@
           <w:sz w:val="28"/>
           <w:szCs w:val="28"/>
         </w:rPr>
-        <w:t>→</w:t>
-      </w:r>
-      <w:r>
-        <w:rPr>
-          <w:rFonts w:asciiTheme="majorBidi" w:hAnsiTheme="majorBidi" w:cstheme="majorBidi"/>
-          <w:b/>
-          <w:bCs/>
-          <w:sz w:val="28"/>
-          <w:szCs w:val="28"/>
-        </w:rPr>
-        <w:t xml:space="preserve"> </w:t>
+        <w:t xml:space="preserve">→ </w:t>
       </w:r>
       <w:r>
         <w:rPr>
@@ -22981,17 +17895,7 @@
           <w:sz w:val="28"/>
           <w:szCs w:val="28"/>
         </w:rPr>
-        <w:t>→</w:t>
-      </w:r>
-      <w:r>
-        <w:rPr>
-          <w:rFonts w:asciiTheme="majorBidi" w:hAnsiTheme="majorBidi" w:cstheme="majorBidi"/>
-          <w:b/>
-          <w:bCs/>
-          <w:sz w:val="28"/>
-          <w:szCs w:val="28"/>
-        </w:rPr>
-        <w:t xml:space="preserve"> </w:t>
+        <w:t xml:space="preserve">→ </w:t>
       </w:r>
       <w:r>
         <w:rPr>
@@ -23140,17 +18044,7 @@
           <w:sz w:val="28"/>
           <w:szCs w:val="28"/>
         </w:rPr>
-        <w:t>→</w:t>
-      </w:r>
-      <w:r>
-        <w:rPr>
-          <w:rFonts w:asciiTheme="majorBidi" w:hAnsiTheme="majorBidi" w:cstheme="majorBidi"/>
-          <w:b/>
-          <w:bCs/>
-          <w:sz w:val="28"/>
-          <w:szCs w:val="28"/>
-        </w:rPr>
-        <w:t xml:space="preserve"> </w:t>
+        <w:t xml:space="preserve">→ </w:t>
       </w:r>
       <w:r>
         <w:rPr>
@@ -23217,33 +18111,15 @@
           <w:sz w:val="28"/>
           <w:szCs w:val="28"/>
         </w:rPr>
-        <w:t>→</w:t>
-      </w:r>
-      <w:r>
-        <w:rPr>
-          <w:rFonts w:asciiTheme="majorBidi" w:hAnsiTheme="majorBidi" w:cstheme="majorBidi"/>
-          <w:b/>
-          <w:bCs/>
-          <w:sz w:val="28"/>
-          <w:szCs w:val="28"/>
-        </w:rPr>
-        <w:t xml:space="preserve"> </w:t>
-      </w:r>
-      <w:r>
-        <w:rPr>
-          <w:rFonts w:asciiTheme="majorBidi" w:hAnsiTheme="majorBidi" w:cstheme="majorBidi"/>
-          <w:sz w:val="28"/>
-          <w:szCs w:val="28"/>
-        </w:rPr>
-        <w:t>Verify a Certificate</w:t>
-      </w:r>
-      <w:r>
-        <w:rPr>
-          <w:rFonts w:asciiTheme="majorBidi" w:hAnsiTheme="majorBidi" w:cstheme="majorBidi"/>
-          <w:sz w:val="28"/>
-          <w:szCs w:val="28"/>
-        </w:rPr>
-        <w:t xml:space="preserve">. </w:t>
+        <w:t xml:space="preserve">→ </w:t>
+      </w:r>
+      <w:r>
+        <w:rPr>
+          <w:rFonts w:asciiTheme="majorBidi" w:hAnsiTheme="majorBidi" w:cstheme="majorBidi"/>
+          <w:sz w:val="28"/>
+          <w:szCs w:val="28"/>
+        </w:rPr>
+        <w:t xml:space="preserve">Verify a Certificate. </w:t>
       </w:r>
       <w:r>
         <w:rPr>
@@ -23337,17 +18213,7 @@
           <w:sz w:val="28"/>
           <w:szCs w:val="28"/>
         </w:rPr>
-        <w:t>→</w:t>
-      </w:r>
-      <w:r>
-        <w:rPr>
-          <w:rFonts w:asciiTheme="majorBidi" w:hAnsiTheme="majorBidi" w:cstheme="majorBidi"/>
-          <w:b/>
-          <w:bCs/>
-          <w:sz w:val="28"/>
-          <w:szCs w:val="28"/>
-        </w:rPr>
-        <w:t xml:space="preserve"> </w:t>
+        <w:t xml:space="preserve">→ </w:t>
       </w:r>
       <w:r>
         <w:rPr>
@@ -23513,7 +18379,6 @@
           <w:sz w:val="28"/>
           <w:szCs w:val="28"/>
         </w:rPr>
-        <w:lastRenderedPageBreak/>
         <w:t>openssl</w:t>
       </w:r>
       <w:proofErr w:type="spellEnd"/>
@@ -23571,17 +18436,7 @@
           <w:sz w:val="28"/>
           <w:szCs w:val="28"/>
         </w:rPr>
-        <w:t>→</w:t>
-      </w:r>
-      <w:r>
-        <w:rPr>
-          <w:rFonts w:asciiTheme="majorBidi" w:hAnsiTheme="majorBidi" w:cstheme="majorBidi"/>
-          <w:b/>
-          <w:bCs/>
-          <w:sz w:val="28"/>
-          <w:szCs w:val="28"/>
-        </w:rPr>
-        <w:t xml:space="preserve"> </w:t>
+        <w:t xml:space="preserve">→ </w:t>
       </w:r>
       <w:r>
         <w:rPr>
@@ -23715,33 +18570,15 @@
           <w:sz w:val="28"/>
           <w:szCs w:val="28"/>
         </w:rPr>
-        <w:t>→</w:t>
-      </w:r>
-      <w:r>
-        <w:rPr>
-          <w:rFonts w:asciiTheme="majorBidi" w:hAnsiTheme="majorBidi" w:cstheme="majorBidi"/>
-          <w:b/>
-          <w:bCs/>
-          <w:sz w:val="28"/>
-          <w:szCs w:val="28"/>
-        </w:rPr>
-        <w:t xml:space="preserve"> </w:t>
-      </w:r>
-      <w:r>
-        <w:rPr>
-          <w:rFonts w:asciiTheme="majorBidi" w:hAnsiTheme="majorBidi" w:cstheme="majorBidi"/>
-          <w:sz w:val="28"/>
-          <w:szCs w:val="28"/>
-        </w:rPr>
-        <w:t>Encrypt a File</w:t>
-      </w:r>
-      <w:r>
-        <w:rPr>
-          <w:rFonts w:asciiTheme="majorBidi" w:hAnsiTheme="majorBidi" w:cstheme="majorBidi"/>
-          <w:sz w:val="28"/>
-          <w:szCs w:val="28"/>
-        </w:rPr>
-        <w:t xml:space="preserve">. </w:t>
+        <w:t xml:space="preserve">→ </w:t>
+      </w:r>
+      <w:r>
+        <w:rPr>
+          <w:rFonts w:asciiTheme="majorBidi" w:hAnsiTheme="majorBidi" w:cstheme="majorBidi"/>
+          <w:sz w:val="28"/>
+          <w:szCs w:val="28"/>
+        </w:rPr>
+        <w:t xml:space="preserve">Encrypt a File. </w:t>
       </w:r>
       <w:r>
         <w:rPr>
@@ -23836,17 +18673,7 @@
           <w:sz w:val="28"/>
           <w:szCs w:val="28"/>
         </w:rPr>
-        <w:t>→</w:t>
-      </w:r>
-      <w:r>
-        <w:rPr>
-          <w:rFonts w:asciiTheme="majorBidi" w:hAnsiTheme="majorBidi" w:cstheme="majorBidi"/>
-          <w:b/>
-          <w:bCs/>
-          <w:sz w:val="28"/>
-          <w:szCs w:val="28"/>
-        </w:rPr>
-        <w:t xml:space="preserve"> </w:t>
+        <w:t xml:space="preserve">→ </w:t>
       </w:r>
       <w:r>
         <w:rPr>
@@ -23876,17 +18703,7 @@
           <w:sz w:val="32"/>
           <w:szCs w:val="32"/>
         </w:rPr>
-        <w:t>Common File Types</w:t>
-      </w:r>
-      <w:r>
-        <w:rPr>
-          <w:rFonts w:asciiTheme="majorBidi" w:hAnsiTheme="majorBidi" w:cstheme="majorBidi"/>
-          <w:b/>
-          <w:bCs/>
-          <w:sz w:val="32"/>
-          <w:szCs w:val="32"/>
-        </w:rPr>
-        <w:t>:</w:t>
+        <w:t>Common File Types:</w:t>
       </w:r>
     </w:p>
     <w:p>
@@ -24185,6 +19002,7 @@
           <w:sz w:val="28"/>
           <w:szCs w:val="28"/>
         </w:rPr>
+        <w:lastRenderedPageBreak/>
         <w:t>.</w:t>
       </w:r>
       <w:proofErr w:type="spellStart"/>
@@ -25229,106 +20047,6 @@
         </w:rPr>
         <w:t>It can generate keys, create CSRs, inspect certificates, test TLS connections, encrypt data, and compute hashes.</w:t>
       </w:r>
-    </w:p>
-    <w:p>
-      <w:pPr>
-        <w:jc w:val="both"/>
-        <w:rPr>
-          <w:rFonts w:asciiTheme="majorBidi" w:hAnsiTheme="majorBidi" w:cstheme="majorBidi"/>
-          <w:sz w:val="28"/>
-          <w:szCs w:val="28"/>
-        </w:rPr>
-      </w:pPr>
-    </w:p>
-    <w:p>
-      <w:pPr>
-        <w:jc w:val="both"/>
-        <w:rPr>
-          <w:rFonts w:asciiTheme="majorBidi" w:hAnsiTheme="majorBidi" w:cstheme="majorBidi"/>
-          <w:sz w:val="28"/>
-          <w:szCs w:val="28"/>
-        </w:rPr>
-      </w:pPr>
-    </w:p>
-    <w:p>
-      <w:pPr>
-        <w:jc w:val="both"/>
-        <w:rPr>
-          <w:rFonts w:asciiTheme="majorBidi" w:hAnsiTheme="majorBidi" w:cstheme="majorBidi"/>
-          <w:sz w:val="28"/>
-          <w:szCs w:val="28"/>
-        </w:rPr>
-      </w:pPr>
-    </w:p>
-    <w:p>
-      <w:pPr>
-        <w:jc w:val="both"/>
-        <w:rPr>
-          <w:rFonts w:asciiTheme="majorBidi" w:hAnsiTheme="majorBidi" w:cstheme="majorBidi"/>
-          <w:sz w:val="28"/>
-          <w:szCs w:val="28"/>
-        </w:rPr>
-      </w:pPr>
-    </w:p>
-    <w:p>
-      <w:pPr>
-        <w:jc w:val="both"/>
-        <w:rPr>
-          <w:rFonts w:asciiTheme="majorBidi" w:hAnsiTheme="majorBidi" w:cstheme="majorBidi"/>
-          <w:sz w:val="28"/>
-          <w:szCs w:val="28"/>
-        </w:rPr>
-      </w:pPr>
-    </w:p>
-    <w:p>
-      <w:pPr>
-        <w:jc w:val="both"/>
-        <w:rPr>
-          <w:rFonts w:asciiTheme="majorBidi" w:hAnsiTheme="majorBidi" w:cstheme="majorBidi"/>
-          <w:sz w:val="28"/>
-          <w:szCs w:val="28"/>
-        </w:rPr>
-      </w:pPr>
-    </w:p>
-    <w:p>
-      <w:pPr>
-        <w:jc w:val="both"/>
-        <w:rPr>
-          <w:rFonts w:asciiTheme="majorBidi" w:hAnsiTheme="majorBidi" w:cstheme="majorBidi"/>
-          <w:sz w:val="28"/>
-          <w:szCs w:val="28"/>
-        </w:rPr>
-      </w:pPr>
-    </w:p>
-    <w:p>
-      <w:pPr>
-        <w:jc w:val="both"/>
-        <w:rPr>
-          <w:rFonts w:asciiTheme="majorBidi" w:hAnsiTheme="majorBidi" w:cstheme="majorBidi"/>
-          <w:sz w:val="28"/>
-          <w:szCs w:val="28"/>
-        </w:rPr>
-      </w:pPr>
-    </w:p>
-    <w:p>
-      <w:pPr>
-        <w:jc w:val="both"/>
-        <w:rPr>
-          <w:rFonts w:asciiTheme="majorBidi" w:hAnsiTheme="majorBidi" w:cstheme="majorBidi"/>
-          <w:sz w:val="28"/>
-          <w:szCs w:val="28"/>
-        </w:rPr>
-      </w:pPr>
-    </w:p>
-    <w:p>
-      <w:pPr>
-        <w:jc w:val="both"/>
-        <w:rPr>
-          <w:rFonts w:asciiTheme="majorBidi" w:hAnsiTheme="majorBidi" w:cstheme="majorBidi"/>
-          <w:sz w:val="28"/>
-          <w:szCs w:val="28"/>
-        </w:rPr>
-      </w:pPr>
     </w:p>
     <w:p>
       <w:pPr>
